--- a/FinalProject/Final report.docx
+++ b/FinalProject/Final report.docx
@@ -5387,7 +5387,7 @@
           <w:szCs w:val="20"/>
           <w:highlight w:val="yellow"/>
         </w:rPr>
-        <w:t>(Add baseline here)</w:t>
+        <w:t>Classic TF-IDF cosine similarity</w:t>
       </w:r>
       <w:r>
         <w:rPr>
@@ -5755,15 +5755,7 @@
                     <w:sz w:val="20"/>
                     <w:szCs w:val="20"/>
                   </w:rPr>
-                  <m:t>index=MinHashLSH(</m:t>
-                </m:r>
-                <m:r>
-                  <w:rPr>
-                    <w:rFonts w:ascii="Cambria Math" w:eastAsia="Times New Roman" w:hAnsi="Cambria Math" w:cs="Times New Roman"/>
-                    <w:sz w:val="20"/>
-                    <w:szCs w:val="20"/>
-                  </w:rPr>
-                  <m:t>)</m:t>
+                  <m:t>index=MinHashLSH()</m:t>
                 </m:r>
               </m:oMath>
             </m:oMathPara>
@@ -6122,27 +6114,7 @@
                 <w:sz w:val="20"/>
                 <w:szCs w:val="20"/>
               </w:rPr>
-              <w:t>Build</w:t>
-            </w:r>
-            <w:r>
-              <w:rPr>
-                <w:rFonts w:ascii="Times New Roman" w:eastAsia="Times New Roman" w:hAnsi="Times New Roman" w:cs="Times New Roman"/>
-                <w:b/>
-                <w:bCs/>
-                <w:sz w:val="20"/>
-                <w:szCs w:val="20"/>
-              </w:rPr>
-              <w:t>DBSCAN</w:t>
-            </w:r>
-            <w:r>
-              <w:rPr>
-                <w:rFonts w:ascii="Times New Roman" w:eastAsia="Times New Roman" w:hAnsi="Times New Roman" w:cs="Times New Roman"/>
-                <w:b/>
-                <w:bCs/>
-                <w:sz w:val="20"/>
-                <w:szCs w:val="20"/>
-              </w:rPr>
-              <w:t>Corpus</w:t>
+              <w:t>BuildDBSCANCorpus</w:t>
             </w:r>
           </w:p>
         </w:tc>
@@ -6243,15 +6215,7 @@
                     <w:sz w:val="20"/>
                     <w:szCs w:val="20"/>
                   </w:rPr>
-                  <m:t>dbscan=DBSCAN(</m:t>
-                </m:r>
-                <m:r>
-                  <w:rPr>
-                    <w:rFonts w:ascii="Cambria Math" w:eastAsia="Times New Roman" w:hAnsi="Cambria Math" w:cs="Times New Roman"/>
-                    <w:sz w:val="20"/>
-                    <w:szCs w:val="20"/>
-                  </w:rPr>
-                  <m:t>)</m:t>
+                  <m:t>dbscan=DBSCAN()</m:t>
                 </m:r>
               </m:oMath>
             </m:oMathPara>
@@ -6295,15 +6259,7 @@
                   <w:sz w:val="20"/>
                   <w:szCs w:val="20"/>
                 </w:rPr>
-                <m:t>M</m:t>
-              </m:r>
-              <m:r>
-                <w:rPr>
-                  <w:rFonts w:ascii="Cambria Math" w:eastAsia="Times New Roman" w:hAnsi="Cambria Math" w:cs="Times New Roman"/>
-                  <w:sz w:val="20"/>
-                  <w:szCs w:val="20"/>
-                </w:rPr>
-                <m:t>=Vectorize</m:t>
+                <m:t>M=Vectorize</m:t>
               </m:r>
               <m:d>
                 <m:dPr>
@@ -6705,13 +6661,6 @@
                 <w:szCs w:val="20"/>
               </w:rPr>
               <w:br/>
-            </w:r>
-            <w:r>
-              <w:rPr>
-                <w:rFonts w:ascii="Times New Roman" w:eastAsia="Times New Roman" w:hAnsi="Times New Roman" w:cs="Times New Roman"/>
-                <w:sz w:val="20"/>
-                <w:szCs w:val="20"/>
-              </w:rPr>
               <w:t>w, an input query</w:t>
             </w:r>
             <w:r>
@@ -6782,31 +6731,7 @@
                 <w:sz w:val="20"/>
                 <w:szCs w:val="20"/>
               </w:rPr>
-              <w:t>:</w:t>
-            </w:r>
-            <w:r>
-              <w:rPr>
-                <w:rFonts w:ascii="Times New Roman" w:eastAsia="Times New Roman" w:hAnsi="Times New Roman" w:cs="Times New Roman"/>
-                <w:sz w:val="20"/>
-                <w:szCs w:val="20"/>
-              </w:rPr>
-              <w:t>R</w:t>
-            </w:r>
-            <w:r>
-              <w:rPr>
-                <w:rFonts w:ascii="Times New Roman" w:eastAsia="Times New Roman" w:hAnsi="Times New Roman" w:cs="Times New Roman"/>
-                <w:sz w:val="20"/>
-                <w:szCs w:val="20"/>
-              </w:rPr>
-              <w:t xml:space="preserve">, </w:t>
-            </w:r>
-            <w:r>
-              <w:rPr>
-                <w:rFonts w:ascii="Times New Roman" w:eastAsia="Times New Roman" w:hAnsi="Times New Roman" w:cs="Times New Roman"/>
-                <w:sz w:val="20"/>
-                <w:szCs w:val="20"/>
-              </w:rPr>
-              <w:t>the doc ids of the closest cluster</w:t>
+              <w:t>:R, the doc ids of the closest cluster</w:t>
             </w:r>
           </w:p>
           <w:p>
@@ -6860,39 +6785,7 @@
                     <w:sz w:val="20"/>
                     <w:szCs w:val="20"/>
                   </w:rPr>
-                  <m:t>=</m:t>
-                </m:r>
-                <m:r>
-                  <w:rPr>
-                    <w:rFonts w:ascii="Cambria Math" w:eastAsia="Times New Roman" w:hAnsi="Cambria Math" w:cs="Times New Roman"/>
-                    <w:sz w:val="20"/>
-                    <w:szCs w:val="20"/>
-                  </w:rPr>
-                  <m:t>vectorize</m:t>
-                </m:r>
-                <m:r>
-                  <w:rPr>
-                    <w:rFonts w:ascii="Cambria Math" w:eastAsia="Times New Roman" w:hAnsi="Cambria Math" w:cs="Times New Roman"/>
-                    <w:sz w:val="20"/>
-                    <w:szCs w:val="20"/>
-                  </w:rPr>
-                  <m:t>(</m:t>
-                </m:r>
-                <m:r>
-                  <w:rPr>
-                    <w:rFonts w:ascii="Cambria Math" w:eastAsia="Times New Roman" w:hAnsi="Cambria Math" w:cs="Times New Roman"/>
-                    <w:sz w:val="20"/>
-                    <w:szCs w:val="20"/>
-                  </w:rPr>
-                  <m:t>w</m:t>
-                </m:r>
-                <m:r>
-                  <w:rPr>
-                    <w:rFonts w:ascii="Cambria Math" w:eastAsia="Times New Roman" w:hAnsi="Cambria Math" w:cs="Times New Roman"/>
-                    <w:sz w:val="20"/>
-                    <w:szCs w:val="20"/>
-                  </w:rPr>
-                  <m:t>)</m:t>
+                  <m:t>=vectorize(w)</m:t>
                 </m:r>
               </m:oMath>
             </m:oMathPara>
@@ -6912,23 +6805,7 @@
                   <w:sz w:val="20"/>
                   <w:szCs w:val="20"/>
                 </w:rPr>
-                <m:t>m</m:t>
-              </m:r>
-              <m:r>
-                <w:rPr>
-                  <w:rFonts w:ascii="Cambria Math" w:eastAsia="Times New Roman" w:hAnsi="Cambria Math" w:cs="Times New Roman"/>
-                  <w:sz w:val="20"/>
-                  <w:szCs w:val="20"/>
-                </w:rPr>
-                <m:t>=</m:t>
-              </m:r>
-              <m:r>
-                <w:rPr>
-                  <w:rFonts w:ascii="Cambria Math" w:eastAsia="Times New Roman" w:hAnsi="Cambria Math" w:cs="Times New Roman"/>
-                  <w:sz w:val="20"/>
-                  <w:szCs w:val="20"/>
-                </w:rPr>
-                <m:t>SK</m:t>
+                <m:t>m=SK</m:t>
               </m:r>
               <m:d>
                 <m:dPr>
@@ -6983,15 +6860,7 @@
                 <w:sz w:val="20"/>
                 <w:szCs w:val="20"/>
               </w:rPr>
-              <w:t xml:space="preserve">, </w:t>
-            </w:r>
-            <w:r>
-              <w:rPr>
-                <w:rFonts w:ascii="Times New Roman" w:eastAsia="Times New Roman" w:hAnsi="Times New Roman" w:cs="Times New Roman"/>
-                <w:sz w:val="20"/>
-                <w:szCs w:val="20"/>
-              </w:rPr>
-              <w:t>the sketch of the query</w:t>
+              <w:t>, the sketch of the query</w:t>
             </w:r>
           </w:p>
           <w:p>
@@ -7068,23 +6937,7 @@
                   <w:sz w:val="20"/>
                   <w:szCs w:val="20"/>
                 </w:rPr>
-                <m:t>centroid</m:t>
-              </m:r>
-              <m:r>
-                <w:rPr>
-                  <w:rFonts w:ascii="Cambria Math" w:eastAsia="Times New Roman" w:hAnsi="Cambria Math" w:cs="Times New Roman"/>
-                  <w:sz w:val="20"/>
-                  <w:szCs w:val="20"/>
-                </w:rPr>
-                <m:t>∈</m:t>
-              </m:r>
-              <m:r>
-                <w:rPr>
-                  <w:rFonts w:ascii="Cambria Math" w:eastAsia="Times New Roman" w:hAnsi="Cambria Math" w:cs="Times New Roman"/>
-                  <w:sz w:val="20"/>
-                  <w:szCs w:val="20"/>
-                </w:rPr>
-                <m:t>centroids</m:t>
+                <m:t>centroid∈centroids</m:t>
               </m:r>
             </m:oMath>
             <w:r>
@@ -7971,23 +7824,7 @@
                 <w:sz w:val="20"/>
                 <w:szCs w:val="20"/>
               </w:rPr>
-              <w:t>index</w:t>
-            </w:r>
-            <w:r>
-              <w:rPr>
-                <w:rFonts w:ascii="Times New Roman" w:eastAsia="Times New Roman" w:hAnsi="Times New Roman" w:cs="Times New Roman"/>
-                <w:sz w:val="20"/>
-                <w:szCs w:val="20"/>
-              </w:rPr>
-              <w:t xml:space="preserve">, the </w:t>
-            </w:r>
-            <w:r>
-              <w:rPr>
-                <w:rFonts w:ascii="Times New Roman" w:eastAsia="Times New Roman" w:hAnsi="Times New Roman" w:cs="Times New Roman"/>
-                <w:sz w:val="20"/>
-                <w:szCs w:val="20"/>
-              </w:rPr>
-              <w:t>MinHashLSH index</w:t>
+              <w:t>index, the MinHashLSH index</w:t>
             </w:r>
           </w:p>
           <w:p>
@@ -8068,15 +7905,7 @@
                     <w:sz w:val="20"/>
                     <w:szCs w:val="20"/>
                   </w:rPr>
-                  <m:t>=vectorize(w</m:t>
-                </m:r>
-                <m:r>
-                  <w:rPr>
-                    <w:rFonts w:ascii="Cambria Math" w:eastAsia="Times New Roman" w:hAnsi="Cambria Math" w:cs="Times New Roman"/>
-                    <w:sz w:val="20"/>
-                    <w:szCs w:val="20"/>
-                  </w:rPr>
-                  <m:t>)</m:t>
+                  <m:t>=vectorize(w)</m:t>
                 </m:r>
               </m:oMath>
             </m:oMathPara>
@@ -8234,15 +8063,7 @@
           <w:sz w:val="20"/>
           <w:szCs w:val="20"/>
         </w:rPr>
-        <w:t xml:space="preserve"> </w:t>
-      </w:r>
-      <w:r>
-        <w:rPr>
-          <w:rFonts w:ascii="Times New Roman" w:eastAsiaTheme="minorEastAsia" w:hAnsi="Times New Roman" w:cs="Times New Roman"/>
-          <w:sz w:val="20"/>
-          <w:szCs w:val="20"/>
-        </w:rPr>
-        <w:t xml:space="preserve">If considering the number of permutations in MinHash a constant, Querying MinHashLSH has a complexity of </w:t>
+        <w:t xml:space="preserve"> If considering the number of permutations in MinHash a constant, Querying MinHashLSH has a complexity of </w:t>
       </w:r>
       <m:oMath>
         <m:r>
@@ -8289,15 +8110,7 @@
           <w:sz w:val="20"/>
           <w:szCs w:val="20"/>
         </w:rPr>
-        <w:t xml:space="preserve">: </w:t>
-      </w:r>
-      <w:r>
-        <w:rPr>
-          <w:rFonts w:ascii="Times New Roman" w:eastAsiaTheme="minorEastAsia" w:hAnsi="Times New Roman" w:cs="Times New Roman"/>
-          <w:sz w:val="20"/>
-          <w:szCs w:val="20"/>
-        </w:rPr>
-        <w:t xml:space="preserve">Querying MinHashLSH has a complexity of </w:t>
+        <w:t xml:space="preserve">: Querying MinHashLSH has a complexity of </w:t>
       </w:r>
       <m:oMath>
         <m:r>
@@ -8731,6 +8544,9 @@
               <w:fldChar w:fldCharType="begin"/>
             </m:r>
             <m:r>
+              <m:rPr>
+                <m:sty m:val="p"/>
+              </m:rPr>
               <w:rPr>
                 <w:rFonts w:ascii="Cambria Math" w:eastAsiaTheme="minorEastAsia" w:hAnsi="Cambria Math" w:cs="Times New Roman"/>
                 <w:sz w:val="20"/>
@@ -8748,16 +8564,6 @@
                 <w:lang w:val="en-US"/>
               </w:rPr>
               <w:fldChar w:fldCharType="separate"/>
-            </m:r>
-            <m:r>
-              <w:rPr>
-                <w:rFonts w:ascii="Cambria Math" w:eastAsiaTheme="minorEastAsia" w:hAnsi="Cambria Math" w:cs="Times New Roman"/>
-                <w:noProof/>
-                <w:sz w:val="20"/>
-                <w:szCs w:val="20"/>
-                <w:lang w:val="en-US"/>
-              </w:rPr>
-              <m:t xml:space="preserve"> </m:t>
             </m:r>
             <m:r>
               <m:rPr>
@@ -8770,7 +8576,7 @@
                 <w:szCs w:val="20"/>
                 <w:lang w:val="en-US"/>
               </w:rPr>
-              <m:t>[2]</m:t>
+              <m:t xml:space="preserve"> [2]</m:t>
             </m:r>
             <m:r>
               <w:rPr>
@@ -8959,25 +8765,3680 @@
     </w:p>
     <w:p>
       <w:pPr>
-        <w:bidi/>
-        <w:jc w:val="both"/>
-        <w:rPr>
-          <w:rFonts w:ascii="Times New Roman" w:eastAsiaTheme="minorEastAsia" w:hAnsi="Times New Roman" w:cs="Times New Roman" w:hint="cs"/>
-          <w:sz w:val="20"/>
-          <w:szCs w:val="20"/>
-          <w:rtl/>
-        </w:rPr>
-      </w:pPr>
+        <w:jc w:val="center"/>
+      </w:pPr>
+      <w:r>
+        <w:rPr>
+          <w:rFonts w:ascii="Times New Roman" w:hAnsi="Times New Roman" w:cs="Times New Roman"/>
+          <w:b/>
+          <w:sz w:val="20"/>
+          <w:szCs w:val="20"/>
+        </w:rPr>
+        <w:t>Remark: Bias and Variance of Sketch Estimators</w:t>
+      </w:r>
     </w:p>
     <w:p>
+      <w:r>
+        <w:rPr>
+          <w:rFonts w:ascii="Times New Roman" w:hAnsi="Times New Roman" w:cs="Times New Roman"/>
+          <w:sz w:val="20"/>
+          <w:szCs w:val="20"/>
+        </w:rPr>
+        <w:t xml:space="preserve">In the streaming algorithms literature, sketch estimators are evaluated on </w:t>
+      </w:r>
+      <w:r>
+        <w:rPr>
+          <w:rFonts w:ascii="Times New Roman" w:hAnsi="Times New Roman" w:cs="Times New Roman"/>
+          <w:b/>
+          <w:sz w:val="20"/>
+          <w:szCs w:val="20"/>
+        </w:rPr>
+        <w:t>bias</w:t>
+      </w:r>
+      <w:r>
+        <w:rPr>
+          <w:rFonts w:ascii="Times New Roman" w:hAnsi="Times New Roman" w:cs="Times New Roman"/>
+          <w:sz w:val="20"/>
+          <w:szCs w:val="20"/>
+        </w:rPr>
+        <w:t xml:space="preserve"> — whether the expected value of the estimate equals the true value, </w:t>
+      </w:r>
+      <m:oMath>
+        <m:r>
+          <m:rPr>
+            <m:sty m:val="p"/>
+          </m:rPr>
+          <w:rPr>
+            <w:rFonts w:ascii="Cambria Math" w:hAnsi="Cambria Math"/>
+            <w:sz w:val="20"/>
+            <w:szCs w:val="20"/>
+          </w:rPr>
+          <m:t>E</m:t>
+        </m:r>
+        <m:d>
+          <m:dPr>
+            <m:begChr m:val="["/>
+            <m:endChr m:val="]"/>
+            <m:ctrlPr>
+              <w:rPr>
+                <w:rFonts w:ascii="Cambria Math" w:hAnsi="Cambria Math"/>
+                <w:sz w:val="20"/>
+                <w:szCs w:val="20"/>
+              </w:rPr>
+            </m:ctrlPr>
+          </m:dPr>
+          <m:e>
+            <m:r>
+              <w:rPr>
+                <w:rFonts w:ascii="Cambria Math" w:hAnsi="Cambria Math"/>
+                <w:sz w:val="20"/>
+                <w:szCs w:val="20"/>
+              </w:rPr>
+              <m:t>Ĵ</m:t>
+            </m:r>
+          </m:e>
+        </m:d>
+        <m:r>
+          <w:rPr>
+            <w:rFonts w:ascii="Cambria Math" w:hAnsi="Cambria Math"/>
+            <w:sz w:val="20"/>
+            <w:szCs w:val="20"/>
+          </w:rPr>
+          <m:t xml:space="preserve"> = J(A,B)</m:t>
+        </m:r>
+      </m:oMath>
+      <w:r>
+        <w:rPr>
+          <w:rFonts w:ascii="Times New Roman" w:hAnsi="Times New Roman" w:cs="Times New Roman"/>
+          <w:sz w:val="20"/>
+          <w:szCs w:val="20"/>
+        </w:rPr>
+        <w:t xml:space="preserve"> — and </w:t>
+      </w:r>
+      <w:r>
+        <w:rPr>
+          <w:rFonts w:ascii="Times New Roman" w:hAnsi="Times New Roman" w:cs="Times New Roman"/>
+          <w:b/>
+          <w:sz w:val="20"/>
+          <w:szCs w:val="20"/>
+        </w:rPr>
+        <w:t>variance</w:t>
+      </w:r>
+      <w:r>
+        <w:rPr>
+          <w:rFonts w:ascii="Times New Roman" w:hAnsi="Times New Roman" w:cs="Times New Roman"/>
+          <w:sz w:val="20"/>
+          <w:szCs w:val="20"/>
+        </w:rPr>
+        <w:t xml:space="preserve"> — how much individual estimates deviate from that expectation. Standard MinHash with k independent hash functions is an </w:t>
+      </w:r>
+      <w:r>
+        <w:rPr>
+          <w:rFonts w:ascii="Times New Roman" w:hAnsi="Times New Roman" w:cs="Times New Roman"/>
+          <w:b/>
+          <w:sz w:val="20"/>
+          <w:szCs w:val="20"/>
+        </w:rPr>
+        <w:t>unbiased</w:t>
+      </w:r>
+      <w:r>
+        <w:rPr>
+          <w:rFonts w:ascii="Times New Roman" w:hAnsi="Times New Roman" w:cs="Times New Roman"/>
+          <w:sz w:val="20"/>
+          <w:szCs w:val="20"/>
+        </w:rPr>
+        <w:t xml:space="preserve"> estimator of Jaccard similarity, with variance:</w:t>
+      </w:r>
+    </w:p>
+    <w:p>
+      <w:pPr>
+        <w:jc w:val="center"/>
+      </w:pPr>
+      <m:oMathPara>
+        <m:oMath>
+          <m:r>
+            <m:rPr>
+              <m:sty m:val="p"/>
+            </m:rPr>
+            <w:rPr>
+              <w:rFonts w:ascii="Cambria Math" w:hAnsi="Cambria Math"/>
+            </w:rPr>
+            <m:t>Var</m:t>
+          </m:r>
+          <m:d>
+            <m:dPr>
+              <m:begChr m:val="["/>
+              <m:endChr m:val="]"/>
+              <m:ctrlPr>
+                <w:rPr>
+                  <w:rFonts w:ascii="Cambria Math" w:hAnsi="Cambria Math"/>
+                </w:rPr>
+              </m:ctrlPr>
+            </m:dPr>
+            <m:e>
+              <m:r>
+                <w:rPr>
+                  <w:rFonts w:ascii="Cambria Math" w:hAnsi="Cambria Math"/>
+                </w:rPr>
+                <m:t>Ĵ</m:t>
+              </m:r>
+            </m:e>
+          </m:d>
+          <m:r>
+            <w:rPr>
+              <w:rFonts w:ascii="Cambria Math" w:hAnsi="Cambria Math"/>
+            </w:rPr>
+            <m:t xml:space="preserve"> = </m:t>
+          </m:r>
+          <m:f>
+            <m:fPr>
+              <m:ctrlPr>
+                <w:rPr>
+                  <w:rFonts w:ascii="Cambria Math" w:hAnsi="Cambria Math"/>
+                </w:rPr>
+              </m:ctrlPr>
+            </m:fPr>
+            <m:num>
+              <m:r>
+                <w:rPr>
+                  <w:rFonts w:ascii="Cambria Math" w:hAnsi="Cambria Math"/>
+                </w:rPr>
+                <m:t>J(A,B) · (1 - J(A,B))</m:t>
+              </m:r>
+            </m:num>
+            <m:den>
+              <m:r>
+                <w:rPr>
+                  <w:rFonts w:ascii="Cambria Math" w:hAnsi="Cambria Math"/>
+                </w:rPr>
+                <m:t>k</m:t>
+              </m:r>
+            </m:den>
+          </m:f>
+        </m:oMath>
+      </m:oMathPara>
+    </w:p>
+    <w:p>
+      <w:r>
+        <w:rPr>
+          <w:rFonts w:ascii="Times New Roman" w:hAnsi="Times New Roman" w:cs="Times New Roman"/>
+          <w:sz w:val="20"/>
+          <w:szCs w:val="20"/>
+        </w:rPr>
+        <w:t xml:space="preserve">At k = 128, the maximum standard deviation occurs at J = 0.5 and equals </w:t>
+      </w:r>
+      <m:oMath>
+        <m:f>
+          <m:fPr>
+            <m:ctrlPr>
+              <w:rPr>
+                <w:rFonts w:ascii="Cambria Math" w:hAnsi="Cambria Math"/>
+              </w:rPr>
+            </m:ctrlPr>
+          </m:fPr>
+          <m:num>
+            <m:r>
+              <w:rPr>
+                <w:rFonts w:ascii="Cambria Math" w:hAnsi="Cambria Math"/>
+              </w:rPr>
+              <m:t>1</m:t>
+            </m:r>
+          </m:num>
+          <m:den>
+            <m:r>
+              <w:rPr>
+                <w:rFonts w:ascii="Cambria Math" w:hAnsi="Cambria Math"/>
+              </w:rPr>
+              <m:t>2</m:t>
+            </m:r>
+            <m:rad>
+              <m:radPr>
+                <m:degHide m:val="1"/>
+                <m:ctrlPr>
+                  <w:rPr>
+                    <w:rFonts w:ascii="Cambria Math" w:hAnsi="Cambria Math"/>
+                  </w:rPr>
+                </m:ctrlPr>
+              </m:radPr>
+              <m:deg/>
+              <m:e>
+                <m:r>
+                  <w:rPr>
+                    <w:rFonts w:ascii="Cambria Math" w:hAnsi="Cambria Math"/>
+                  </w:rPr>
+                  <m:t>128</m:t>
+                </m:r>
+              </m:e>
+            </m:rad>
+          </m:den>
+        </m:f>
+      </m:oMath>
+      <w:r>
+        <w:rPr>
+          <w:rFonts w:ascii="Times New Roman" w:hAnsi="Times New Roman" w:cs="Times New Roman"/>
+          <w:sz w:val="20"/>
+          <w:szCs w:val="20"/>
+        </w:rPr>
+        <w:t xml:space="preserve"> ≈ 0.044, so individual pairwise similarity estimates can deviate by ±4–5 percentage points. Variance decreases linearly as </w:t>
+      </w:r>
+      <m:oMath>
+        <m:f>
+          <m:fPr>
+            <m:ctrlPr>
+              <w:rPr>
+                <w:rFonts w:ascii="Cambria Math" w:hAnsi="Cambria Math" w:cs="Times New Roman"/>
+                <w:i/>
+                <w:sz w:val="20"/>
+                <w:szCs w:val="20"/>
+              </w:rPr>
+            </m:ctrlPr>
+          </m:fPr>
+          <m:num>
+            <m:r>
+              <w:rPr>
+                <w:rFonts w:ascii="Cambria Math" w:hAnsi="Cambria Math" w:cs="Times New Roman"/>
+                <w:sz w:val="20"/>
+                <w:szCs w:val="20"/>
+              </w:rPr>
+              <m:t>1</m:t>
+            </m:r>
+          </m:num>
+          <m:den>
+            <m:r>
+              <w:rPr>
+                <w:rFonts w:ascii="Cambria Math" w:hAnsi="Cambria Math" w:cs="Times New Roman"/>
+                <w:sz w:val="20"/>
+                <w:szCs w:val="20"/>
+              </w:rPr>
+              <m:t>k</m:t>
+            </m:r>
+          </m:den>
+        </m:f>
+      </m:oMath>
+      <w:r>
+        <w:rPr>
+          <w:rFonts w:ascii="Times New Roman" w:hAnsi="Times New Roman" w:cs="Times New Roman"/>
+          <w:sz w:val="20"/>
+          <w:szCs w:val="20"/>
+        </w:rPr>
+        <w:t>: doubling the number of hash functions halves the variance.</w:t>
+      </w:r>
+    </w:p>
+    <w:p>
+      <w:r>
+        <w:rPr>
+          <w:rFonts w:ascii="Times New Roman" w:hAnsi="Times New Roman" w:cs="Times New Roman"/>
+          <w:sz w:val="20"/>
+          <w:szCs w:val="20"/>
+        </w:rPr>
+        <w:t xml:space="preserve">ProbMinHash4 is an </w:t>
+      </w:r>
+      <w:r>
+        <w:rPr>
+          <w:rFonts w:ascii="Times New Roman" w:hAnsi="Times New Roman" w:cs="Times New Roman"/>
+          <w:b/>
+          <w:sz w:val="20"/>
+          <w:szCs w:val="20"/>
+        </w:rPr>
+        <w:t>unbiased</w:t>
+      </w:r>
+      <w:r>
+        <w:rPr>
+          <w:rFonts w:ascii="Times New Roman" w:hAnsi="Times New Roman" w:cs="Times New Roman"/>
+          <w:sz w:val="20"/>
+          <w:szCs w:val="20"/>
+        </w:rPr>
+        <w:t xml:space="preserve"> estimator of the Probability Jaccard similarity (weighted Jaccard), with variance lower than classical weighted MinHash. The ‘4’ denotes four independent hash values per element, which reduces variance through extra sampling relative to single-sample approaches. Because ProbMinHash4 uses TF-IDF weights, high-frequency terms (low IDF) contribute smaller weights and therefore less variance to the estimate — the estimator naturally down-weights common words. This is the theoretical justification for ProbMinHashLSH’s higher MRR in Config C (0.169 vs. 0.065 for unweighted MinHashLSH): lower variance in pairwise similarity estimates yields more reliable LSH bucket assignments.</w:t>
+      </w:r>
+    </w:p>
+    <w:p>
+      <w:r>
+        <w:rPr>
+          <w:rFonts w:ascii="Times New Roman" w:hAnsi="Times New Roman" w:cs="Times New Roman"/>
+          <w:sz w:val="20"/>
+          <w:szCs w:val="20"/>
+        </w:rPr>
+        <w:t>LSH and DBSCAN do not estimate similarity directly, but they propagate sketch variance into retrieval decisions. For LSH with b bands of r rows each, a document pair with true Jaccard similarity s is retrieved as a candidate with probability:</w:t>
+      </w:r>
+    </w:p>
+    <w:p>
+      <w:pPr>
+        <w:jc w:val="center"/>
+      </w:pPr>
+      <m:oMathPara>
+        <m:oMath>
+          <m:r>
+            <w:rPr>
+              <w:rFonts w:ascii="Cambria Math" w:hAnsi="Cambria Math"/>
+            </w:rPr>
+            <m:t>p</m:t>
+          </m:r>
+          <m:d>
+            <m:dPr>
+              <m:ctrlPr>
+                <w:rPr>
+                  <w:rFonts w:ascii="Cambria Math" w:hAnsi="Cambria Math"/>
+                </w:rPr>
+              </m:ctrlPr>
+            </m:dPr>
+            <m:e>
+              <m:r>
+                <w:rPr>
+                  <w:rFonts w:ascii="Cambria Math" w:hAnsi="Cambria Math"/>
+                </w:rPr>
+                <m:t>s</m:t>
+              </m:r>
+            </m:e>
+          </m:d>
+          <m:r>
+            <w:rPr>
+              <w:rFonts w:ascii="Cambria Math" w:hAnsi="Cambria Math"/>
+            </w:rPr>
+            <m:t xml:space="preserve"> = 1 - </m:t>
+          </m:r>
+          <m:sSup>
+            <m:sSupPr>
+              <m:ctrlPr>
+                <w:rPr>
+                  <w:rFonts w:ascii="Cambria Math" w:hAnsi="Cambria Math"/>
+                </w:rPr>
+              </m:ctrlPr>
+            </m:sSupPr>
+            <m:e>
+              <m:d>
+                <m:dPr>
+                  <m:ctrlPr>
+                    <w:rPr>
+                      <w:rFonts w:ascii="Cambria Math" w:hAnsi="Cambria Math"/>
+                    </w:rPr>
+                  </m:ctrlPr>
+                </m:dPr>
+                <m:e>
+                  <m:r>
+                    <w:rPr>
+                      <w:rFonts w:ascii="Cambria Math" w:hAnsi="Cambria Math"/>
+                    </w:rPr>
+                    <m:t xml:space="preserve">1 - </m:t>
+                  </m:r>
+                  <m:sSup>
+                    <m:sSupPr>
+                      <m:ctrlPr>
+                        <w:rPr>
+                          <w:rFonts w:ascii="Cambria Math" w:hAnsi="Cambria Math"/>
+                        </w:rPr>
+                      </m:ctrlPr>
+                    </m:sSupPr>
+                    <m:e>
+                      <m:r>
+                        <w:rPr>
+                          <w:rFonts w:ascii="Cambria Math" w:hAnsi="Cambria Math"/>
+                        </w:rPr>
+                        <m:t>s</m:t>
+                      </m:r>
+                    </m:e>
+                    <m:sup>
+                      <m:r>
+                        <w:rPr>
+                          <w:rFonts w:ascii="Cambria Math" w:hAnsi="Cambria Math"/>
+                        </w:rPr>
+                        <m:t>r</m:t>
+                      </m:r>
+                    </m:sup>
+                  </m:sSup>
+                </m:e>
+              </m:d>
+            </m:e>
+            <m:sup>
+              <m:r>
+                <w:rPr>
+                  <w:rFonts w:ascii="Cambria Math" w:hAnsi="Cambria Math"/>
+                </w:rPr>
+                <m:t>b</m:t>
+              </m:r>
+            </m:sup>
+          </m:sSup>
+        </m:oMath>
+      </m:oMathPara>
+    </w:p>
+    <w:p>
+      <w:r>
+        <w:rPr>
+          <w:rFonts w:ascii="Times New Roman" w:hAnsi="Times New Roman" w:cs="Times New Roman"/>
+          <w:sz w:val="20"/>
+          <w:szCs w:val="20"/>
+        </w:rPr>
+        <w:t xml:space="preserve">This S-curve has its inflection at threshold </w:t>
+      </w:r>
+      <m:oMath>
+        <m:sSup>
+          <m:sSupPr>
+            <m:ctrlPr>
+              <w:rPr>
+                <w:rFonts w:ascii="Cambria Math" w:hAnsi="Cambria Math"/>
+                <w:i/>
+              </w:rPr>
+            </m:ctrlPr>
+          </m:sSupPr>
+          <m:e>
+            <m:r>
+              <w:rPr>
+                <w:rFonts w:ascii="Cambria Math" w:hAnsi="Cambria Math"/>
+              </w:rPr>
+              <m:t>t</m:t>
+            </m:r>
+          </m:e>
+          <m:sup>
+            <m:r>
+              <w:rPr>
+                <w:rFonts w:ascii="Cambria Math" w:hAnsi="Cambria Math"/>
+              </w:rPr>
+              <m:t>*</m:t>
+            </m:r>
+          </m:sup>
+        </m:sSup>
+        <m:r>
+          <w:rPr>
+            <w:rFonts w:ascii="Cambria Math" w:hAnsi="Cambria Math"/>
+          </w:rPr>
+          <m:t xml:space="preserve"> ≈ </m:t>
+        </m:r>
+        <m:sSup>
+          <m:sSupPr>
+            <m:ctrlPr>
+              <w:rPr>
+                <w:rFonts w:ascii="Cambria Math" w:hAnsi="Cambria Math"/>
+              </w:rPr>
+            </m:ctrlPr>
+          </m:sSupPr>
+          <m:e>
+            <m:d>
+              <m:dPr>
+                <m:ctrlPr>
+                  <w:rPr>
+                    <w:rFonts w:ascii="Cambria Math" w:hAnsi="Cambria Math"/>
+                  </w:rPr>
+                </m:ctrlPr>
+              </m:dPr>
+              <m:e>
+                <m:f>
+                  <m:fPr>
+                    <m:ctrlPr>
+                      <w:rPr>
+                        <w:rFonts w:ascii="Cambria Math" w:hAnsi="Cambria Math"/>
+                      </w:rPr>
+                    </m:ctrlPr>
+                  </m:fPr>
+                  <m:num>
+                    <m:r>
+                      <w:rPr>
+                        <w:rFonts w:ascii="Cambria Math" w:hAnsi="Cambria Math"/>
+                      </w:rPr>
+                      <m:t>1</m:t>
+                    </m:r>
+                  </m:num>
+                  <m:den>
+                    <m:r>
+                      <w:rPr>
+                        <w:rFonts w:ascii="Cambria Math" w:hAnsi="Cambria Math"/>
+                      </w:rPr>
+                      <m:t>b</m:t>
+                    </m:r>
+                  </m:den>
+                </m:f>
+              </m:e>
+            </m:d>
+          </m:e>
+          <m:sup>
+            <m:f>
+              <m:fPr>
+                <m:ctrlPr>
+                  <w:rPr>
+                    <w:rFonts w:ascii="Cambria Math" w:hAnsi="Cambria Math"/>
+                  </w:rPr>
+                </m:ctrlPr>
+              </m:fPr>
+              <m:num>
+                <m:r>
+                  <w:rPr>
+                    <w:rFonts w:ascii="Cambria Math" w:hAnsi="Cambria Math"/>
+                  </w:rPr>
+                  <m:t>1</m:t>
+                </m:r>
+              </m:num>
+              <m:den>
+                <m:r>
+                  <w:rPr>
+                    <w:rFonts w:ascii="Cambria Math" w:hAnsi="Cambria Math"/>
+                  </w:rPr>
+                  <m:t>r</m:t>
+                </m:r>
+              </m:den>
+            </m:f>
+          </m:sup>
+        </m:sSup>
+      </m:oMath>
+      <w:r>
+        <w:rPr>
+          <w:rFonts w:ascii="Times New Roman" w:hAnsi="Times New Roman" w:cs="Times New Roman"/>
+          <w:sz w:val="20"/>
+          <w:szCs w:val="20"/>
+        </w:rPr>
+        <w:t>. In our implementation (b = 4, r = 32),   </w:t>
+      </w:r>
+      <m:oMath>
+        <m:sSup>
+          <m:sSupPr>
+            <m:ctrlPr>
+              <w:rPr>
+                <w:rFonts w:ascii="Cambria Math" w:hAnsi="Cambria Math"/>
+              </w:rPr>
+            </m:ctrlPr>
+          </m:sSupPr>
+          <m:e>
+            <m:sSup>
+              <m:sSupPr>
+                <m:ctrlPr>
+                  <w:rPr>
+                    <w:rFonts w:ascii="Cambria Math" w:hAnsi="Cambria Math"/>
+                    <w:i/>
+                  </w:rPr>
+                </m:ctrlPr>
+              </m:sSupPr>
+              <m:e>
+                <m:r>
+                  <w:rPr>
+                    <w:rFonts w:ascii="Cambria Math" w:hAnsi="Cambria Math"/>
+                  </w:rPr>
+                  <m:t>t</m:t>
+                </m:r>
+              </m:e>
+              <m:sup>
+                <m:r>
+                  <w:rPr>
+                    <w:rFonts w:ascii="Cambria Math" w:hAnsi="Cambria Math"/>
+                  </w:rPr>
+                  <m:t>*</m:t>
+                </m:r>
+              </m:sup>
+            </m:sSup>
+            <m:r>
+              <w:rPr>
+                <w:rFonts w:ascii="Cambria Math" w:hAnsi="Cambria Math"/>
+              </w:rPr>
+              <m:t xml:space="preserve"> ≈</m:t>
+            </m:r>
+            <m:d>
+              <m:dPr>
+                <m:ctrlPr>
+                  <w:rPr>
+                    <w:rFonts w:ascii="Cambria Math" w:hAnsi="Cambria Math"/>
+                  </w:rPr>
+                </m:ctrlPr>
+              </m:dPr>
+              <m:e>
+                <m:r>
+                  <w:rPr>
+                    <w:rFonts w:ascii="Cambria Math" w:hAnsi="Cambria Math"/>
+                  </w:rPr>
+                  <m:t>0.25</m:t>
+                </m:r>
+              </m:e>
+            </m:d>
+          </m:e>
+          <m:sup>
+            <m:f>
+              <m:fPr>
+                <m:ctrlPr>
+                  <w:rPr>
+                    <w:rFonts w:ascii="Cambria Math" w:hAnsi="Cambria Math"/>
+                  </w:rPr>
+                </m:ctrlPr>
+              </m:fPr>
+              <m:num>
+                <m:r>
+                  <w:rPr>
+                    <w:rFonts w:ascii="Cambria Math" w:hAnsi="Cambria Math"/>
+                  </w:rPr>
+                  <m:t>1</m:t>
+                </m:r>
+              </m:num>
+              <m:den>
+                <m:r>
+                  <w:rPr>
+                    <w:rFonts w:ascii="Cambria Math" w:hAnsi="Cambria Math"/>
+                  </w:rPr>
+                  <m:t>32</m:t>
+                </m:r>
+              </m:den>
+            </m:f>
+          </m:sup>
+        </m:sSup>
+      </m:oMath>
+      <w:r>
+        <w:rPr>
+          <w:rFonts w:ascii="Times New Roman" w:hAnsi="Times New Roman" w:cs="Times New Roman"/>
+          <w:sz w:val="20"/>
+          <w:szCs w:val="20"/>
+        </w:rPr>
+        <w:t xml:space="preserve">≈ 0.957 </w:t>
+      </w:r>
+      <w:r>
+        <w:rPr>
+          <w:rFonts w:ascii="Times New Roman" w:hAnsi="Times New Roman" w:cs="Times New Roman"/>
+          <w:sz w:val="20"/>
+          <w:szCs w:val="20"/>
+        </w:rPr>
+        <w:t>— only pairs with Jaccard similarity above ~95% are reliably retrieved. This high threshold directly explains the failure of LSH-based methods on short natural-language queries in Configs A and B, where query-document Jaccard similarity is well below 0.95.</w:t>
+      </w:r>
+    </w:p>
+    <w:p>
+      <w:r>
+        <w:rPr>
+          <w:rFonts w:ascii="Times New Roman" w:hAnsi="Times New Roman" w:cs="Times New Roman"/>
+          <w:sz w:val="20"/>
+          <w:szCs w:val="20"/>
+        </w:rPr>
+        <w:t xml:space="preserve">For DBSCAN, the clustering is deterministic given the distance matrix, but that matrix is computed from stochastic MinHash estimates. Each pairwise distance estimate 1 − Ĵ has variance </w:t>
+      </w:r>
+      <m:oMath>
+        <m:f>
+          <m:fPr>
+            <m:ctrlPr>
+              <w:rPr>
+                <w:rFonts w:ascii="Cambria Math" w:hAnsi="Cambria Math"/>
+              </w:rPr>
+            </m:ctrlPr>
+          </m:fPr>
+          <m:num>
+            <m:r>
+              <w:rPr>
+                <w:rFonts w:ascii="Cambria Math" w:hAnsi="Cambria Math"/>
+              </w:rPr>
+              <m:t>J</m:t>
+            </m:r>
+            <m:d>
+              <m:dPr>
+                <m:ctrlPr>
+                  <w:rPr>
+                    <w:rFonts w:ascii="Cambria Math" w:hAnsi="Cambria Math"/>
+                  </w:rPr>
+                </m:ctrlPr>
+              </m:dPr>
+              <m:e>
+                <m:r>
+                  <w:rPr>
+                    <w:rFonts w:ascii="Cambria Math" w:hAnsi="Cambria Math"/>
+                  </w:rPr>
+                  <m:t>1 - J</m:t>
+                </m:r>
+              </m:e>
+            </m:d>
+          </m:num>
+          <m:den>
+            <m:r>
+              <w:rPr>
+                <w:rFonts w:ascii="Cambria Math" w:hAnsi="Cambria Math"/>
+              </w:rPr>
+              <m:t>k</m:t>
+            </m:r>
+          </m:den>
+        </m:f>
+      </m:oMath>
+      <w:r>
+        <w:rPr>
+          <w:rFonts w:ascii="Times New Roman" w:hAnsi="Times New Roman" w:cs="Times New Roman"/>
+          <w:sz w:val="20"/>
+          <w:szCs w:val="20"/>
+        </w:rPr>
+        <w:t xml:space="preserve">, so cluster boundaries carry uncertainty of order </w:t>
+      </w:r>
+      <m:oMath>
+        <m:rad>
+          <m:radPr>
+            <m:degHide m:val="1"/>
+            <m:ctrlPr>
+              <w:rPr>
+                <w:rFonts w:ascii="Cambria Math" w:hAnsi="Cambria Math"/>
+              </w:rPr>
+            </m:ctrlPr>
+          </m:radPr>
+          <m:deg/>
+          <m:e>
+            <m:f>
+              <m:fPr>
+                <m:ctrlPr>
+                  <w:rPr>
+                    <w:rFonts w:ascii="Cambria Math" w:hAnsi="Cambria Math"/>
+                  </w:rPr>
+                </m:ctrlPr>
+              </m:fPr>
+              <m:num>
+                <m:r>
+                  <w:rPr>
+                    <w:rFonts w:ascii="Cambria Math" w:hAnsi="Cambria Math"/>
+                  </w:rPr>
+                  <m:t>J</m:t>
+                </m:r>
+                <m:d>
+                  <m:dPr>
+                    <m:ctrlPr>
+                      <w:rPr>
+                        <w:rFonts w:ascii="Cambria Math" w:hAnsi="Cambria Math"/>
+                      </w:rPr>
+                    </m:ctrlPr>
+                  </m:dPr>
+                  <m:e>
+                    <m:r>
+                      <w:rPr>
+                        <w:rFonts w:ascii="Cambria Math" w:hAnsi="Cambria Math"/>
+                      </w:rPr>
+                      <m:t>1 - J</m:t>
+                    </m:r>
+                  </m:e>
+                </m:d>
+              </m:num>
+              <m:den>
+                <m:r>
+                  <w:rPr>
+                    <w:rFonts w:ascii="Cambria Math" w:hAnsi="Cambria Math"/>
+                  </w:rPr>
+                  <m:t>k</m:t>
+                </m:r>
+              </m:den>
+            </m:f>
+          </m:e>
+        </m:rad>
+      </m:oMath>
+      <w:r>
+        <w:rPr>
+          <w:rFonts w:ascii="Times New Roman" w:hAnsi="Times New Roman" w:cs="Times New Roman"/>
+          <w:sz w:val="20"/>
+          <w:szCs w:val="20"/>
+        </w:rPr>
+        <w:t>. At k = 128, this uncertainty is small for pairs far from the eps boundary, but can cause misclassifications near eps = 0.85, where the true and estimated distances may disagree.</w:t>
+      </w:r>
+    </w:p>
+    <w:p>
+      <w:pPr>
+        <w:jc w:val="center"/>
+      </w:pPr>
+      <w:r>
+        <w:rPr>
+          <w:rFonts w:ascii="Times New Roman" w:hAnsi="Times New Roman"/>
+          <w:sz w:val="20"/>
+        </w:rPr>
+        <w:t>IV. Results &amp; Discussion</w:t>
+      </w:r>
+    </w:p>
+    <w:p>
+      <w:pPr>
+        <w:spacing w:after="120"/>
+      </w:pPr>
+      <w:r>
+        <w:rPr>
+          <w:rFonts w:ascii="Times New Roman" w:hAnsi="Times New Roman"/>
+          <w:sz w:val="20"/>
+        </w:rPr>
+        <w:t>We evaluated all six retrievers — Classic, BM25, MinHashDBSCAN, MinHashLSH, ProbMinHashDBSCAN, and ProbMinHashLSH — across three experimental configurations that vary query length and corpus type. The metrics reported are Hit Rate @all (whether the relevant document appears anywhere in the returned result set), Mean Reciprocal Rank (MRR), Mean Average Precision (MAP), and peak query memory (MB). For configurations with corpus-update experiments (Configs A and C), we also report mean per-update latency in seconds.</w:t>
+      </w:r>
+    </w:p>
+    <w:p>
+      <w:pPr>
+        <w:spacing w:before="160" w:after="60"/>
+      </w:pPr>
+      <w:r>
+        <w:rPr>
+          <w:rFonts w:ascii="Times New Roman" w:hAnsi="Times New Roman"/>
+          <w:b/>
+          <w:sz w:val="20"/>
+        </w:rPr>
+        <w:t>4.1  Experimental Configurations</w:t>
+      </w:r>
+    </w:p>
+    <w:p>
+      <w:pPr>
+        <w:spacing w:after="120"/>
+      </w:pPr>
+      <w:r>
+        <w:rPr>
+          <w:rFonts w:ascii="Times New Roman" w:hAnsi="Times New Roman"/>
+          <w:sz w:val="20"/>
+        </w:rPr>
+        <w:t>The three configurations probe increasing levels of query-corpus term overlap:</w:t>
+      </w:r>
+    </w:p>
+    <w:p>
+      <w:pPr>
+        <w:pStyle w:val="ListParagraph"/>
+        <w:spacing w:after="60"/>
+      </w:pPr>
+      <w:r>
+        <w:rPr>
+          <w:rFonts w:ascii="Times New Roman" w:hAnsi="Times New Roman"/>
+          <w:sz w:val="20"/>
+        </w:rPr>
+        <w:t xml:space="preserve">Config A – Short natural-language queries (~10 tokens) against a passage corpus (100,000 MS-MARCO passages). Ground truth: single relevant passage per query from MS-MARCO qrels. </w:t>
+      </w:r>
+    </w:p>
+    <w:p>
+      <w:pPr>
+        <w:pStyle w:val="ListParagraph"/>
+        <w:spacing w:after="60"/>
+      </w:pPr>
+      <w:r>
+        <w:rPr>
+          <w:rFonts w:ascii="Times New Roman" w:hAnsi="Times New Roman"/>
+          <w:sz w:val="20"/>
+        </w:rPr>
+        <w:t xml:space="preserve">Config B – Document title queries (~5 tokens) against the full-document corpus (100,000 documents). Ground truth: self-referential — each query is the title of a document in the corpus. </w:t>
+      </w:r>
+    </w:p>
+    <w:p>
+      <w:pPr>
+        <w:pStyle w:val="ListParagraph"/>
+        <w:spacing w:after="60"/>
+      </w:pPr>
+      <w:r>
+        <w:rPr>
+          <w:rFonts w:ascii="Times New Roman" w:hAnsi="Times New Roman"/>
+          <w:sz w:val="20"/>
+        </w:rPr>
+        <w:t>Config C – Full document-body queries (~545 tokens) against the full-document corpus. Ground truth: self-referential — each document should retrieve itself. Maximises term overlap;</w:t>
+      </w:r>
+    </w:p>
+    <w:p>
+      <w:pPr>
+        <w:spacing w:before="160" w:after="60"/>
+      </w:pPr>
+      <w:r>
+        <w:rPr>
+          <w:rFonts w:ascii="Times New Roman" w:hAnsi="Times New Roman"/>
+          <w:b/>
+          <w:sz w:val="20"/>
+        </w:rPr>
+        <w:t>4.2  Cross-Configuration Accuracy Overview</w:t>
+      </w:r>
+    </w:p>
+    <w:p>
+      <w:pPr>
+        <w:spacing w:after="120"/>
+      </w:pPr>
+      <w:r>
+        <w:rPr>
+          <w:rFonts w:ascii="Times New Roman" w:hAnsi="Times New Roman"/>
+          <w:sz w:val="20"/>
+        </w:rPr>
+        <w:lastRenderedPageBreak/>
+        <w:t>Figures 1 and 2 summarise Hit Rate @all and MRR across all six retrievers and three configurations. The most striking pattern is the dramatic performance gradient from Config A through B to C, driven primarily by the degree of term overlap between query and corpus document.</w:t>
+      </w:r>
+    </w:p>
+    <w:p>
+      <w:pPr>
+        <w:jc w:val="center"/>
+      </w:pPr>
+      <w:r>
+        <w:rPr>
+          <w:noProof/>
+        </w:rPr>
+        <w:drawing>
+          <wp:inline distT="0" distB="0" distL="0" distR="0" wp14:anchorId="2F8D4E5E" wp14:editId="123519D4">
+            <wp:extent cx="3432117" cy="1410961"/>
+            <wp:effectExtent l="0" t="0" r="0" b="0"/>
+            <wp:docPr id="1" name="Picture 1"/>
+            <wp:cNvGraphicFramePr>
+              <a:graphicFrameLocks xmlns:a="http://schemas.openxmlformats.org/drawingml/2006/main" noChangeAspect="1"/>
+            </wp:cNvGraphicFramePr>
+            <a:graphic xmlns:a="http://schemas.openxmlformats.org/drawingml/2006/main">
+              <a:graphicData uri="http://schemas.openxmlformats.org/drawingml/2006/picture">
+                <pic:pic xmlns:pic="http://schemas.openxmlformats.org/drawingml/2006/picture">
+                  <pic:nvPicPr>
+                    <pic:cNvPr id="0" name="image.png"/>
+                    <pic:cNvPicPr/>
+                  </pic:nvPicPr>
+                  <pic:blipFill>
+                    <a:blip r:embed="rId8"/>
+                    <a:stretch>
+                      <a:fillRect/>
+                    </a:stretch>
+                  </pic:blipFill>
+                  <pic:spPr>
+                    <a:xfrm>
+                      <a:off x="0" y="0"/>
+                      <a:ext cx="3536937" cy="1454053"/>
+                    </a:xfrm>
+                    <a:prstGeom prst="rect">
+                      <a:avLst/>
+                    </a:prstGeom>
+                  </pic:spPr>
+                </pic:pic>
+              </a:graphicData>
+            </a:graphic>
+          </wp:inline>
+        </w:drawing>
+      </w:r>
+    </w:p>
+    <w:p>
+      <w:pPr>
+        <w:spacing w:before="40" w:after="200"/>
+        <w:jc w:val="center"/>
+      </w:pPr>
+      <w:r>
+        <w:rPr>
+          <w:rFonts w:ascii="Times New Roman" w:hAnsi="Times New Roman"/>
+          <w:i/>
+          <w:color w:val="444444"/>
+          <w:sz w:val="18"/>
+        </w:rPr>
+        <w:t>Figure 1 – Hit Rate @all for all six retrievers across the three experimental configurations.</w:t>
+      </w:r>
+    </w:p>
+    <w:p>
+      <w:pPr>
+        <w:jc w:val="center"/>
+      </w:pPr>
+      <w:r>
+        <w:rPr>
+          <w:noProof/>
+        </w:rPr>
+        <w:drawing>
+          <wp:inline distT="0" distB="0" distL="0" distR="0" wp14:anchorId="4A071A3C" wp14:editId="3342ED33">
+            <wp:extent cx="3255357" cy="1338294"/>
+            <wp:effectExtent l="0" t="0" r="0" b="0"/>
+            <wp:docPr id="2" name="Picture 2"/>
+            <wp:cNvGraphicFramePr>
+              <a:graphicFrameLocks xmlns:a="http://schemas.openxmlformats.org/drawingml/2006/main" noChangeAspect="1"/>
+            </wp:cNvGraphicFramePr>
+            <a:graphic xmlns:a="http://schemas.openxmlformats.org/drawingml/2006/main">
+              <a:graphicData uri="http://schemas.openxmlformats.org/drawingml/2006/picture">
+                <pic:pic xmlns:pic="http://schemas.openxmlformats.org/drawingml/2006/picture">
+                  <pic:nvPicPr>
+                    <pic:cNvPr id="0" name="image.png"/>
+                    <pic:cNvPicPr/>
+                  </pic:nvPicPr>
+                  <pic:blipFill>
+                    <a:blip r:embed="rId9"/>
+                    <a:stretch>
+                      <a:fillRect/>
+                    </a:stretch>
+                  </pic:blipFill>
+                  <pic:spPr>
+                    <a:xfrm>
+                      <a:off x="0" y="0"/>
+                      <a:ext cx="3471560" cy="1427176"/>
+                    </a:xfrm>
+                    <a:prstGeom prst="rect">
+                      <a:avLst/>
+                    </a:prstGeom>
+                  </pic:spPr>
+                </pic:pic>
+              </a:graphicData>
+            </a:graphic>
+          </wp:inline>
+        </w:drawing>
+      </w:r>
+    </w:p>
+    <w:p>
+      <w:pPr>
+        <w:spacing w:before="40" w:after="200"/>
+        <w:jc w:val="center"/>
+      </w:pPr>
+      <w:r>
+        <w:rPr>
+          <w:rFonts w:ascii="Times New Roman" w:hAnsi="Times New Roman"/>
+          <w:i/>
+          <w:color w:val="444444"/>
+          <w:sz w:val="18"/>
+        </w:rPr>
+        <w:t>Figure 2 – Mean Reciprocal Rank (MRR) for all six retrievers across configurations.</w:t>
+      </w:r>
+    </w:p>
+    <w:p>
+      <w:pPr>
+        <w:spacing w:before="160" w:after="60"/>
+      </w:pPr>
+      <w:r>
+        <w:rPr>
+          <w:rFonts w:ascii="Times New Roman" w:hAnsi="Times New Roman"/>
+          <w:b/>
+          <w:sz w:val="20"/>
+        </w:rPr>
+        <w:t>4.3  Config A — Short Natural-Language Queries + Passage Corpus</w:t>
+      </w:r>
+    </w:p>
+    <w:p>
+      <w:pPr>
+        <w:spacing w:after="120"/>
+      </w:pPr>
+      <w:r>
+        <w:rPr>
+          <w:rFonts w:ascii="Times New Roman" w:hAnsi="Times New Roman"/>
+          <w:sz w:val="20"/>
+        </w:rPr>
+        <w:t>Config A is the hardest setting: 1,000 natural-language queries against 100,000 short MS-MARCO passages with single ground-truth qrels. Every retriever essentially fails here. BM25 achieves a marginal 0.7% hit rate (7 out of 1,000 queries); Classic achieves 0%, as do all four sketch-based retrievers. This near-universal failure is expected: our threshold-based retrieval returns documents with significant term overlap, but natural-language queries and passages share very few exact terms, making sketch-based approaches unsuitable for open-domain QA (the task of answering natural-language questions sourced from a large, unrestricted corpus — such as Wikipedia — without prior knowledge of which document contains the answer; queries are typically short and conversational, while the corpus spans millions of diverse passages) without query expansion or dense retrieval.</w:t>
+      </w:r>
+    </w:p>
+    <w:p>
+      <w:pPr>
+        <w:spacing w:after="120"/>
+      </w:pPr>
+      <w:r>
+        <w:rPr>
+          <w:rFonts w:ascii="Times New Roman" w:hAnsi="Times New Roman"/>
+          <w:sz w:val="20"/>
+        </w:rPr>
+        <w:t>Memory usage is low across all retrievers. Classic and BM25 consume ~3.9 MB per query, while LSH variants require only ~0.02 MB — a ~200× advantage. DBSCAN variants consume ~1.6–1.7 MB. Update latency reveals a key trade-off: Classic requires 0.77 s per update (DBSCAN re-clustering), BM25 takes 0.022 s, and MinHashLSH is fastest at ~0.001 s.</w:t>
+      </w:r>
+    </w:p>
+    <w:p>
+      <w:pPr>
+        <w:jc w:val="center"/>
+      </w:pPr>
+      <w:r>
+        <w:rPr>
+          <w:noProof/>
+        </w:rPr>
+        <w:drawing>
+          <wp:inline distT="0" distB="0" distL="0" distR="0" wp14:anchorId="733CA9F6" wp14:editId="2E7C696D">
+            <wp:extent cx="3605645" cy="1725855"/>
+            <wp:effectExtent l="0" t="0" r="1270" b="1905"/>
+            <wp:docPr id="3" name="Picture 3"/>
+            <wp:cNvGraphicFramePr>
+              <a:graphicFrameLocks xmlns:a="http://schemas.openxmlformats.org/drawingml/2006/main" noChangeAspect="1"/>
+            </wp:cNvGraphicFramePr>
+            <a:graphic xmlns:a="http://schemas.openxmlformats.org/drawingml/2006/main">
+              <a:graphicData uri="http://schemas.openxmlformats.org/drawingml/2006/picture">
+                <pic:pic xmlns:pic="http://schemas.openxmlformats.org/drawingml/2006/picture">
+                  <pic:nvPicPr>
+                    <pic:cNvPr id="0" name="image.png"/>
+                    <pic:cNvPicPr/>
+                  </pic:nvPicPr>
+                  <pic:blipFill>
+                    <a:blip r:embed="rId10"/>
+                    <a:stretch>
+                      <a:fillRect/>
+                    </a:stretch>
+                  </pic:blipFill>
+                  <pic:spPr>
+                    <a:xfrm>
+                      <a:off x="0" y="0"/>
+                      <a:ext cx="3693167" cy="1767748"/>
+                    </a:xfrm>
+                    <a:prstGeom prst="rect">
+                      <a:avLst/>
+                    </a:prstGeom>
+                  </pic:spPr>
+                </pic:pic>
+              </a:graphicData>
+            </a:graphic>
+          </wp:inline>
+        </w:drawing>
+      </w:r>
+    </w:p>
+    <w:p>
+      <w:pPr>
+        <w:spacing w:before="40" w:after="200"/>
+        <w:jc w:val="center"/>
+      </w:pPr>
+      <w:r>
+        <w:rPr>
+          <w:rFonts w:ascii="Times New Roman" w:hAnsi="Times New Roman"/>
+          <w:i/>
+          <w:color w:val="444444"/>
+          <w:sz w:val="18"/>
+        </w:rPr>
+        <w:t>Figure 3 – Accuracy metrics heatmap for Config A. All retrievers score near zero on natural-language queries against a passage corpus.</w:t>
+      </w:r>
+    </w:p>
+    <w:p>
+      <w:pPr>
+        <w:spacing w:before="160" w:after="60"/>
+      </w:pPr>
+      <w:r>
+        <w:rPr>
+          <w:rFonts w:ascii="Times New Roman" w:hAnsi="Times New Roman"/>
+          <w:b/>
+          <w:sz w:val="20"/>
+        </w:rPr>
+        <w:t>4.4  Config B — Short Title Queries + Full-Document Corpus</w:t>
+      </w:r>
+    </w:p>
+    <w:p>
+      <w:r>
+        <w:rPr>
+          <w:rFonts w:ascii="Times New Roman" w:hAnsi="Times New Roman" w:cs="Times New Roman"/>
+          <w:sz w:val="20"/>
+          <w:szCs w:val="20"/>
+        </w:rPr>
+        <w:t>Config B was designed as a controlled intermediate test between the short natural-language queries of Config A and the full document-body queries of Config C. Using a document's own title as the query guarantees maximum lexical overlap with exactly one document in the corpus — the title is, by definition, the most compact and unique lexical descriptor of that document. This makes Config B an upper-bound test for short-query retrieval: if a retriever cannot find a document when given its exact title, it cannot be expected to succeed on any shorter or less specific query. It also acts as a proxy for named-entity or look-up style queries (e.g., 'What is [Article Title]?'), which are common in knowledge-base question answering but structurally harder for sketch-based methods than full-body matching.</w:t>
+      </w:r>
+    </w:p>
+    <w:p>
+      <w:pPr>
+        <w:spacing w:after="120"/>
+      </w:pPr>
+      <w:r>
+        <w:rPr>
+          <w:rFonts w:ascii="Times New Roman" w:hAnsi="Times New Roman"/>
+          <w:sz w:val="20"/>
+        </w:rPr>
+        <w:t>Config B uses document titles (~5 tokens) as queries. BM25 leads with 83.2% hit rate and MRR 0.651, confirming that probabilistic term-based scoring ranks the source document highly when given its own title. Classic (TF-IDF cosine) achieves 73.7% hit rate but much lower MRR (0.160), meaning it finds the document somewhere in a large result set but does not consistently rank it first.</w:t>
+      </w:r>
+    </w:p>
+    <w:p>
+      <w:pPr>
+        <w:spacing w:after="120"/>
+      </w:pPr>
+      <w:r>
+        <w:rPr>
+          <w:rFonts w:ascii="Times New Roman" w:hAnsi="Times New Roman"/>
+          <w:sz w:val="20"/>
+        </w:rPr>
+        <w:t>All four sketch-based retrievers perform poorly on short title queries: MinHashDBSCAN (0.2%), MinHashLSH (3.6%), ProbMinHashDBSCAN (0.4%), and ProbMinHashLSH (7.5%). Short 5-token queries produce sparse MinHash signatures with high Jaccard distances from their source document. ProbMinHashLSH outperforms the other sketch retrievers (MRR 0.054), suggesting that probability-weighted hashing better captures title term importance. Memory per query is dominated by BM25 (3.46 MB) and Classic (1.39 MB), while all sketch variants use under 0.4 MB.</w:t>
+      </w:r>
+    </w:p>
+    <w:p>
+      <w:pPr>
+        <w:jc w:val="center"/>
+      </w:pPr>
+      <w:r>
+        <w:rPr>
+          <w:noProof/>
+        </w:rPr>
+        <w:lastRenderedPageBreak/>
+        <w:drawing>
+          <wp:inline distT="0" distB="0" distL="0" distR="0" wp14:anchorId="3DAA4A41" wp14:editId="734EB04B">
+            <wp:extent cx="3428523" cy="1641075"/>
+            <wp:effectExtent l="0" t="0" r="635" b="0"/>
+            <wp:docPr id="4" name="Picture 4"/>
+            <wp:cNvGraphicFramePr>
+              <a:graphicFrameLocks xmlns:a="http://schemas.openxmlformats.org/drawingml/2006/main" noChangeAspect="1"/>
+            </wp:cNvGraphicFramePr>
+            <a:graphic xmlns:a="http://schemas.openxmlformats.org/drawingml/2006/main">
+              <a:graphicData uri="http://schemas.openxmlformats.org/drawingml/2006/picture">
+                <pic:pic xmlns:pic="http://schemas.openxmlformats.org/drawingml/2006/picture">
+                  <pic:nvPicPr>
+                    <pic:cNvPr id="0" name="image.png"/>
+                    <pic:cNvPicPr/>
+                  </pic:nvPicPr>
+                  <pic:blipFill>
+                    <a:blip r:embed="rId11"/>
+                    <a:stretch>
+                      <a:fillRect/>
+                    </a:stretch>
+                  </pic:blipFill>
+                  <pic:spPr>
+                    <a:xfrm>
+                      <a:off x="0" y="0"/>
+                      <a:ext cx="3477578" cy="1664555"/>
+                    </a:xfrm>
+                    <a:prstGeom prst="rect">
+                      <a:avLst/>
+                    </a:prstGeom>
+                  </pic:spPr>
+                </pic:pic>
+              </a:graphicData>
+            </a:graphic>
+          </wp:inline>
+        </w:drawing>
+      </w:r>
+    </w:p>
+    <w:p>
+      <w:pPr>
+        <w:spacing w:before="40" w:after="200"/>
+        <w:jc w:val="center"/>
+      </w:pPr>
+      <w:r>
+        <w:rPr>
+          <w:rFonts w:ascii="Times New Roman" w:hAnsi="Times New Roman"/>
+          <w:i/>
+          <w:color w:val="444444"/>
+          <w:sz w:val="18"/>
+        </w:rPr>
+        <w:t>Figure 4 – Accuracy metrics heatmap for Config B. BM25 and Classic outperform sketch-based retrievers on short title queries.</w:t>
+      </w:r>
+    </w:p>
+    <w:p>
+      <w:pPr>
+        <w:spacing w:before="160" w:after="60"/>
+      </w:pPr>
+      <w:r>
+        <w:rPr>
+          <w:rFonts w:ascii="Times New Roman" w:hAnsi="Times New Roman"/>
+          <w:b/>
+          <w:sz w:val="20"/>
+        </w:rPr>
+        <w:t>4.5  Config C — Full Body Queries + Full-Document Corpus</w:t>
+      </w:r>
+    </w:p>
+    <w:p>
+      <w:pPr>
+        <w:spacing w:after="120"/>
+      </w:pPr>
+      <w:r>
+        <w:rPr>
+          <w:rFonts w:ascii="Times New Roman" w:hAnsi="Times New Roman"/>
+          <w:sz w:val="20"/>
+        </w:rPr>
+        <w:t>Config C is the most informative configuration: full document bodies (~545 tokens) are used as queries against the 100,000-document corpus with self-referential ground truth, testing whether each retriever can match a document to its own content.</w:t>
+      </w:r>
+    </w:p>
+    <w:p>
+      <w:pPr>
+        <w:spacing w:after="120"/>
+      </w:pPr>
+      <w:r>
+        <w:rPr>
+          <w:rFonts w:ascii="Times New Roman" w:hAnsi="Times New Roman"/>
+          <w:sz w:val="20"/>
+        </w:rPr>
+        <w:t>Classic and BM25 both achieve near-perfect performance: 99.1% hit rate and MRR ≈ 0.987 and 0.986 respectively. Both reliably surface the source document at the top of the result list when given its full body as the query.</w:t>
+      </w:r>
+    </w:p>
+    <w:p>
+      <w:pPr>
+        <w:spacing w:after="120"/>
+      </w:pPr>
+      <w:r>
+        <w:rPr>
+          <w:rFonts w:ascii="Times New Roman" w:hAnsi="Times New Roman"/>
+          <w:sz w:val="20"/>
+        </w:rPr>
+        <w:t>The LSH-based sketch retrievers achieve excellent hit rates — MinHashLSH and ProbMinHashLSH both reach 99.2% — but significantly lower MRR values (0.065 and 0.169 respectively). This reveals an important characteristic of LSH retrieval: the source document is present in the returned bucket, but the bucket may contain many near-duplicate documents, so the correct document is not ranked first. ProbMinHashLSH’s higher MRR (0.169 vs. 0.065) demonstrates the value of probability-weighted hashing: by giving higher weight to informative (rare) terms, it better discriminates among documents sharing a cluster.</w:t>
+      </w:r>
+    </w:p>
+    <w:p>
+      <w:pPr>
+        <w:spacing w:after="120"/>
+      </w:pPr>
+      <w:r>
+        <w:rPr>
+          <w:rFonts w:ascii="Times New Roman" w:hAnsi="Times New Roman"/>
+          <w:sz w:val="20"/>
+        </w:rPr>
+        <w:t>The DBSCAN-based retrievers perform poorly despite the rich query context: MinHashDBSCAN (5.9% hit rate, MRR 0.033) and ProbMinHashDBSCAN (6.2%, MRR 0.035). With 100,000 full-text documents, DBSCAN clusters are too coarse — many documents share the same cluster due to topic similarity, so the source document is often not co-clustered with its query.</w:t>
+      </w:r>
+    </w:p>
+    <w:p>
+      <w:pPr>
+        <w:jc w:val="center"/>
+      </w:pPr>
+      <w:r>
+        <w:rPr>
+          <w:noProof/>
+        </w:rPr>
+        <w:drawing>
+          <wp:inline distT="0" distB="0" distL="0" distR="0" wp14:anchorId="25C86C2D" wp14:editId="46F71882">
+            <wp:extent cx="3023680" cy="1447296"/>
+            <wp:effectExtent l="0" t="0" r="0" b="635"/>
+            <wp:docPr id="5" name="Picture 5"/>
+            <wp:cNvGraphicFramePr>
+              <a:graphicFrameLocks xmlns:a="http://schemas.openxmlformats.org/drawingml/2006/main" noChangeAspect="1"/>
+            </wp:cNvGraphicFramePr>
+            <a:graphic xmlns:a="http://schemas.openxmlformats.org/drawingml/2006/main">
+              <a:graphicData uri="http://schemas.openxmlformats.org/drawingml/2006/picture">
+                <pic:pic xmlns:pic="http://schemas.openxmlformats.org/drawingml/2006/picture">
+                  <pic:nvPicPr>
+                    <pic:cNvPr id="0" name="image.png"/>
+                    <pic:cNvPicPr/>
+                  </pic:nvPicPr>
+                  <pic:blipFill>
+                    <a:blip r:embed="rId12"/>
+                    <a:stretch>
+                      <a:fillRect/>
+                    </a:stretch>
+                  </pic:blipFill>
+                  <pic:spPr>
+                    <a:xfrm>
+                      <a:off x="0" y="0"/>
+                      <a:ext cx="3081446" cy="1474946"/>
+                    </a:xfrm>
+                    <a:prstGeom prst="rect">
+                      <a:avLst/>
+                    </a:prstGeom>
+                  </pic:spPr>
+                </pic:pic>
+              </a:graphicData>
+            </a:graphic>
+          </wp:inline>
+        </w:drawing>
+      </w:r>
+    </w:p>
+    <w:p>
+      <w:pPr>
+        <w:spacing w:before="40" w:after="200"/>
+        <w:jc w:val="center"/>
+      </w:pPr>
+      <w:r>
+        <w:rPr>
+          <w:rFonts w:ascii="Times New Roman" w:hAnsi="Times New Roman"/>
+          <w:i/>
+          <w:color w:val="444444"/>
+          <w:sz w:val="18"/>
+        </w:rPr>
+        <w:t>Figure 5 – Accuracy metrics heatmap for Config C. Classic and BM25 approach perfect performance; LSH variants achieve high hit rates but lower ranking quality.</w:t>
+      </w:r>
+    </w:p>
+    <w:p>
+      <w:pPr>
+        <w:jc w:val="center"/>
+      </w:pPr>
+      <w:r>
+        <w:rPr>
+          <w:noProof/>
+        </w:rPr>
+        <w:drawing>
+          <wp:inline distT="0" distB="0" distL="0" distR="0" wp14:anchorId="0E991599" wp14:editId="6AC26A87">
+            <wp:extent cx="3532827" cy="978341"/>
+            <wp:effectExtent l="0" t="0" r="0" b="0"/>
+            <wp:docPr id="6" name="Picture 6"/>
+            <wp:cNvGraphicFramePr>
+              <a:graphicFrameLocks xmlns:a="http://schemas.openxmlformats.org/drawingml/2006/main" noChangeAspect="1"/>
+            </wp:cNvGraphicFramePr>
+            <a:graphic xmlns:a="http://schemas.openxmlformats.org/drawingml/2006/main">
+              <a:graphicData uri="http://schemas.openxmlformats.org/drawingml/2006/picture">
+                <pic:pic xmlns:pic="http://schemas.openxmlformats.org/drawingml/2006/picture">
+                  <pic:nvPicPr>
+                    <pic:cNvPr id="0" name="image.png"/>
+                    <pic:cNvPicPr/>
+                  </pic:nvPicPr>
+                  <pic:blipFill>
+                    <a:blip r:embed="rId13"/>
+                    <a:stretch>
+                      <a:fillRect/>
+                    </a:stretch>
+                  </pic:blipFill>
+                  <pic:spPr>
+                    <a:xfrm>
+                      <a:off x="0" y="0"/>
+                      <a:ext cx="3630196" cy="1005305"/>
+                    </a:xfrm>
+                    <a:prstGeom prst="rect">
+                      <a:avLst/>
+                    </a:prstGeom>
+                  </pic:spPr>
+                </pic:pic>
+              </a:graphicData>
+            </a:graphic>
+          </wp:inline>
+        </w:drawing>
+      </w:r>
+    </w:p>
+    <w:p>
+      <w:pPr>
+        <w:spacing w:before="40" w:after="200"/>
+        <w:jc w:val="center"/>
+      </w:pPr>
+      <w:r>
+        <w:rPr>
+          <w:rFonts w:ascii="Times New Roman" w:hAnsi="Times New Roman"/>
+          <w:i/>
+          <w:color w:val="444444"/>
+          <w:sz w:val="18"/>
+        </w:rPr>
+        <w:t>Figure 6 – Per-query MRR distribution across configurations. Config C shows bimodal distributions for sketch retrievers: either the document is found (MRR &gt; 0) or completely missed (MRR = 0).</w:t>
+      </w:r>
+    </w:p>
+    <w:p>
+      <w:pPr>
+        <w:spacing w:before="160" w:after="60"/>
+      </w:pPr>
+      <w:r>
+        <w:rPr>
+          <w:rFonts w:ascii="Times New Roman" w:hAnsi="Times New Roman"/>
+          <w:b/>
+          <w:sz w:val="20"/>
+        </w:rPr>
+        <w:t>4.6  Memory Efficiency</w:t>
+      </w:r>
+    </w:p>
+    <w:p>
+      <w:pPr>
+        <w:spacing w:after="120"/>
+      </w:pPr>
+      <w:r>
+        <w:rPr>
+          <w:rFonts w:ascii="Times New Roman" w:hAnsi="Times New Roman"/>
+          <w:sz w:val="20"/>
+        </w:rPr>
+        <w:t>Figure 7 compares peak query memory across all configurations. LSH-based retrievers (MinHashLSH: ~0.02 MB, ProbMinHashLSH: ~0.02–0.14 MB) consume dramatically less memory than Classic (~1.4–2.2 MB) and BM25 (~3.5–3.9 MB). DBSCAN variants occupy an intermediate ~0.4–1.7 MB. This advantage is consistent across all three configurations.</w:t>
+      </w:r>
+    </w:p>
+    <w:p>
+      <w:pPr>
+        <w:spacing w:after="120"/>
+      </w:pPr>
+      <w:r>
+        <w:rPr>
+          <w:rFonts w:ascii="Times New Roman" w:hAnsi="Times New Roman"/>
+          <w:sz w:val="20"/>
+        </w:rPr>
+        <w:t>Figure 8 plots MRR against memory usage to visualise the accuracy-efficiency frontier. In Config C, ProbMinHashLSH uses only 0.14 MB and achieves MRR 0.169 — an order of magnitude less memory than BM25, with a 6× trade-off in MRR. For applications where memory is constrained and a near-100% hit rate is acceptable with imperfect ranking, the LSH variants offer a compelling alternative.</w:t>
+      </w:r>
+    </w:p>
+    <w:p>
+      <w:pPr>
+        <w:jc w:val="center"/>
+      </w:pPr>
+      <w:r>
+        <w:rPr>
+          <w:noProof/>
+        </w:rPr>
+        <w:drawing>
+          <wp:inline distT="0" distB="0" distL="0" distR="0" wp14:anchorId="66B5C9D3" wp14:editId="0D144DC8">
+            <wp:extent cx="3567102" cy="1186904"/>
+            <wp:effectExtent l="0" t="0" r="1905" b="0"/>
+            <wp:docPr id="7" name="Picture 7"/>
+            <wp:cNvGraphicFramePr>
+              <a:graphicFrameLocks xmlns:a="http://schemas.openxmlformats.org/drawingml/2006/main" noChangeAspect="1"/>
+            </wp:cNvGraphicFramePr>
+            <a:graphic xmlns:a="http://schemas.openxmlformats.org/drawingml/2006/main">
+              <a:graphicData uri="http://schemas.openxmlformats.org/drawingml/2006/picture">
+                <pic:pic xmlns:pic="http://schemas.openxmlformats.org/drawingml/2006/picture">
+                  <pic:nvPicPr>
+                    <pic:cNvPr id="0" name="image.png"/>
+                    <pic:cNvPicPr/>
+                  </pic:nvPicPr>
+                  <pic:blipFill>
+                    <a:blip r:embed="rId14"/>
+                    <a:stretch>
+                      <a:fillRect/>
+                    </a:stretch>
+                  </pic:blipFill>
+                  <pic:spPr>
+                    <a:xfrm>
+                      <a:off x="0" y="0"/>
+                      <a:ext cx="3644891" cy="1212787"/>
+                    </a:xfrm>
+                    <a:prstGeom prst="rect">
+                      <a:avLst/>
+                    </a:prstGeom>
+                  </pic:spPr>
+                </pic:pic>
+              </a:graphicData>
+            </a:graphic>
+          </wp:inline>
+        </w:drawing>
+      </w:r>
+    </w:p>
+    <w:p>
+      <w:pPr>
+        <w:spacing w:before="40" w:after="200"/>
+        <w:jc w:val="center"/>
+      </w:pPr>
+      <w:r>
+        <w:rPr>
+          <w:rFonts w:ascii="Times New Roman" w:hAnsi="Times New Roman"/>
+          <w:i/>
+          <w:color w:val="444444"/>
+          <w:sz w:val="18"/>
+        </w:rPr>
+        <w:t>Figure 7 – Peak query memory (MB) by retriever and configuration. LSH variants use ~0.02 MB vs. ~3.9 MB for BM25, a ~200× advantage.</w:t>
+      </w:r>
+    </w:p>
+    <w:p>
+      <w:pPr>
+        <w:jc w:val="center"/>
+      </w:pPr>
+      <w:r>
+        <w:rPr>
+          <w:noProof/>
+        </w:rPr>
+        <w:drawing>
+          <wp:inline distT="0" distB="0" distL="0" distR="0" wp14:anchorId="6A785FEB" wp14:editId="4E6E4CAB">
+            <wp:extent cx="3272416" cy="1086401"/>
+            <wp:effectExtent l="0" t="0" r="4445" b="6350"/>
+            <wp:docPr id="8" name="Picture 8"/>
+            <wp:cNvGraphicFramePr>
+              <a:graphicFrameLocks xmlns:a="http://schemas.openxmlformats.org/drawingml/2006/main" noChangeAspect="1"/>
+            </wp:cNvGraphicFramePr>
+            <a:graphic xmlns:a="http://schemas.openxmlformats.org/drawingml/2006/main">
+              <a:graphicData uri="http://schemas.openxmlformats.org/drawingml/2006/picture">
+                <pic:pic xmlns:pic="http://schemas.openxmlformats.org/drawingml/2006/picture">
+                  <pic:nvPicPr>
+                    <pic:cNvPr id="0" name="image.png"/>
+                    <pic:cNvPicPr/>
+                  </pic:nvPicPr>
+                  <pic:blipFill>
+                    <a:blip r:embed="rId15"/>
+                    <a:stretch>
+                      <a:fillRect/>
+                    </a:stretch>
+                  </pic:blipFill>
+                  <pic:spPr>
+                    <a:xfrm>
+                      <a:off x="0" y="0"/>
+                      <a:ext cx="3357691" cy="1114711"/>
+                    </a:xfrm>
+                    <a:prstGeom prst="rect">
+                      <a:avLst/>
+                    </a:prstGeom>
+                  </pic:spPr>
+                </pic:pic>
+              </a:graphicData>
+            </a:graphic>
+          </wp:inline>
+        </w:drawing>
+      </w:r>
+    </w:p>
+    <w:p>
+      <w:pPr>
+        <w:spacing w:before="40" w:after="200"/>
+        <w:jc w:val="center"/>
+      </w:pPr>
+      <w:r>
+        <w:rPr>
+          <w:rFonts w:ascii="Times New Roman" w:hAnsi="Times New Roman"/>
+          <w:i/>
+          <w:color w:val="444444"/>
+          <w:sz w:val="18"/>
+        </w:rPr>
+        <w:t>Figure 8 – MRR vs. peak memory (MB). ProbMinHashLSH lies on a favourable efficiency frontier in Config C.</w:t>
+      </w:r>
+    </w:p>
+    <w:p>
+      <w:pPr>
+        <w:spacing w:before="160" w:after="60"/>
+      </w:pPr>
+      <w:r>
+        <w:rPr>
+          <w:rFonts w:ascii="Times New Roman" w:hAnsi="Times New Roman"/>
+          <w:b/>
+          <w:sz w:val="20"/>
+        </w:rPr>
+        <w:t>4.7  Corpus Update Latency</w:t>
+      </w:r>
+    </w:p>
+    <w:p>
+      <w:pPr>
+        <w:spacing w:after="120"/>
+      </w:pPr>
+      <w:r>
+        <w:rPr>
+          <w:rFonts w:ascii="Times New Roman" w:hAnsi="Times New Roman"/>
+          <w:sz w:val="20"/>
+        </w:rPr>
+        <w:t xml:space="preserve">Corpus update latency was measured by timing sequential single-document insertions. Classic incurs the highest cost: 16.8 s per update (median), because every insertion triggers a full DBSCAN re-clustering of the growing corpus, making it impractical for streaming scenarios. BM25 is much faster at 0.43 s (global IDF recomputation required). The MinHash variants are near-instant: MinHashDBSCAN ~0.14 s (re-clusters MinHash signatures); </w:t>
+      </w:r>
+      <w:r>
+        <w:rPr>
+          <w:rFonts w:ascii="Times New Roman" w:hAnsi="Times New Roman"/>
+          <w:sz w:val="20"/>
+        </w:rPr>
+        <w:lastRenderedPageBreak/>
+        <w:t>MinHashLSH ~0.005 s (single index insertion); ProbMinHashDBSCAN &lt;0.001 s; ProbMinHashLSH ~0.012 s.</w:t>
+      </w:r>
+    </w:p>
+    <w:p>
+      <w:pPr>
+        <w:spacing w:after="120"/>
+      </w:pPr>
+      <w:r>
+        <w:rPr>
+          <w:rFonts w:ascii="Times New Roman" w:hAnsi="Times New Roman"/>
+          <w:sz w:val="20"/>
+        </w:rPr>
+        <w:t>LSH-based retrievers are therefore uniquely suited for streaming or continuously-updated corpora: sub-millisecond to ~12 ms update latency combined with ~99% hit rate in the body-query setting makes them a compelling choice for real-time RAG pipelines.</w:t>
+      </w:r>
+    </w:p>
+    <w:p>
+      <w:pPr>
+        <w:jc w:val="center"/>
+      </w:pPr>
+      <w:r>
+        <w:rPr>
+          <w:noProof/>
+        </w:rPr>
+        <w:drawing>
+          <wp:inline distT="0" distB="0" distL="0" distR="0" wp14:anchorId="79D2BDF4" wp14:editId="4CB3346F">
+            <wp:extent cx="3226078" cy="1344350"/>
+            <wp:effectExtent l="0" t="0" r="0" b="1905"/>
+            <wp:docPr id="9" name="Picture 9"/>
+            <wp:cNvGraphicFramePr>
+              <a:graphicFrameLocks xmlns:a="http://schemas.openxmlformats.org/drawingml/2006/main" noChangeAspect="1"/>
+            </wp:cNvGraphicFramePr>
+            <a:graphic xmlns:a="http://schemas.openxmlformats.org/drawingml/2006/main">
+              <a:graphicData uri="http://schemas.openxmlformats.org/drawingml/2006/picture">
+                <pic:pic xmlns:pic="http://schemas.openxmlformats.org/drawingml/2006/picture">
+                  <pic:nvPicPr>
+                    <pic:cNvPr id="0" name="image.png"/>
+                    <pic:cNvPicPr/>
+                  </pic:nvPicPr>
+                  <pic:blipFill>
+                    <a:blip r:embed="rId16"/>
+                    <a:stretch>
+                      <a:fillRect/>
+                    </a:stretch>
+                  </pic:blipFill>
+                  <pic:spPr>
+                    <a:xfrm>
+                      <a:off x="0" y="0"/>
+                      <a:ext cx="3273245" cy="1364005"/>
+                    </a:xfrm>
+                    <a:prstGeom prst="rect">
+                      <a:avLst/>
+                    </a:prstGeom>
+                  </pic:spPr>
+                </pic:pic>
+              </a:graphicData>
+            </a:graphic>
+          </wp:inline>
+        </w:drawing>
+      </w:r>
+    </w:p>
+    <w:p>
+      <w:pPr>
+        <w:spacing w:before="40" w:after="200"/>
+        <w:jc w:val="center"/>
+      </w:pPr>
+      <w:r>
+        <w:rPr>
+          <w:rFonts w:ascii="Times New Roman" w:hAnsi="Times New Roman"/>
+          <w:i/>
+          <w:color w:val="444444"/>
+          <w:sz w:val="18"/>
+        </w:rPr>
+        <w:t>Figure 9 – Per-update latency (median and p95, log scale). Classic is ~3,000× slower to update than MinHashLSH.</w:t>
+      </w:r>
+    </w:p>
+    <w:p>
+      <w:pPr>
+        <w:spacing w:before="160" w:after="60"/>
+      </w:pPr>
+      <w:r>
+        <w:rPr>
+          <w:rFonts w:ascii="Times New Roman" w:hAnsi="Times New Roman"/>
+          <w:b/>
+          <w:sz w:val="20"/>
+        </w:rPr>
+        <w:t>4.8  Result Set Size</w:t>
+      </w:r>
+    </w:p>
+    <w:p>
+      <w:pPr>
+        <w:spacing w:after="120"/>
+      </w:pPr>
+      <w:r>
+        <w:rPr>
+          <w:rFonts w:ascii="Times New Roman" w:hAnsi="Times New Roman"/>
+          <w:sz w:val="20"/>
+        </w:rPr>
+        <w:t>Figure 10 shows the mean number of documents returned per query. BM25 returns on average 1,590 documents per query in Config A. In Config C, Classic and BM25 return ~8,567 and ~12,569 respectively (body-to-body matching surfaces many near-duplicates), while DBSCAN variants return only ~3 documents (cluster members) and LSH variants return ~412–1,142 documents (bucket members).</w:t>
+      </w:r>
+    </w:p>
+    <w:p>
+      <w:pPr>
+        <w:jc w:val="center"/>
+      </w:pPr>
+      <w:r>
+        <w:rPr>
+          <w:noProof/>
+        </w:rPr>
+        <w:drawing>
+          <wp:inline distT="0" distB="0" distL="0" distR="0" wp14:anchorId="14AAFAF2" wp14:editId="11D2AEEE">
+            <wp:extent cx="3494303" cy="1162681"/>
+            <wp:effectExtent l="0" t="0" r="0" b="6350"/>
+            <wp:docPr id="10" name="Picture 10"/>
+            <wp:cNvGraphicFramePr>
+              <a:graphicFrameLocks xmlns:a="http://schemas.openxmlformats.org/drawingml/2006/main" noChangeAspect="1"/>
+            </wp:cNvGraphicFramePr>
+            <a:graphic xmlns:a="http://schemas.openxmlformats.org/drawingml/2006/main">
+              <a:graphicData uri="http://schemas.openxmlformats.org/drawingml/2006/picture">
+                <pic:pic xmlns:pic="http://schemas.openxmlformats.org/drawingml/2006/picture">
+                  <pic:nvPicPr>
+                    <pic:cNvPr id="0" name="image.png"/>
+                    <pic:cNvPicPr/>
+                  </pic:nvPicPr>
+                  <pic:blipFill>
+                    <a:blip r:embed="rId17"/>
+                    <a:stretch>
+                      <a:fillRect/>
+                    </a:stretch>
+                  </pic:blipFill>
+                  <pic:spPr>
+                    <a:xfrm>
+                      <a:off x="0" y="0"/>
+                      <a:ext cx="3571162" cy="1188255"/>
+                    </a:xfrm>
+                    <a:prstGeom prst="rect">
+                      <a:avLst/>
+                    </a:prstGeom>
+                  </pic:spPr>
+                </pic:pic>
+              </a:graphicData>
+            </a:graphic>
+          </wp:inline>
+        </w:drawing>
+      </w:r>
+    </w:p>
+    <w:p>
+      <w:pPr>
+        <w:spacing w:before="40" w:after="200"/>
+        <w:jc w:val="center"/>
+      </w:pPr>
+      <w:r>
+        <w:rPr>
+          <w:rFonts w:ascii="Times New Roman" w:hAnsi="Times New Roman"/>
+          <w:i/>
+          <w:color w:val="444444"/>
+          <w:sz w:val="18"/>
+        </w:rPr>
+        <w:t>Figure 10 – Mean number of results returned per query by retriever and configuration.</w:t>
+      </w:r>
+    </w:p>
+    <w:p>
+      <w:pPr>
+        <w:spacing w:before="160" w:after="60"/>
+      </w:pPr>
+      <w:r>
+        <w:rPr>
+          <w:rFonts w:ascii="Times New Roman" w:hAnsi="Times New Roman"/>
+          <w:b/>
+          <w:sz w:val="20"/>
+        </w:rPr>
+        <w:t>4.9  Summary of Results</w:t>
+      </w:r>
+    </w:p>
+    <w:p>
+      <w:pPr>
+        <w:spacing w:after="120"/>
+      </w:pPr>
+      <w:r>
+        <w:rPr>
+          <w:rFonts w:ascii="Times New Roman" w:hAnsi="Times New Roman"/>
+          <w:sz w:val="20"/>
+        </w:rPr>
+        <w:t>Table 1 summarises the key metrics for each retriever across the three configurations.</w:t>
+      </w:r>
+    </w:p>
+    <w:tbl>
+      <w:tblPr>
+        <w:tblStyle w:val="TableGrid"/>
+        <w:tblW w:w="0" w:type="auto"/>
+        <w:tblLook w:val="04A0" w:firstRow="1" w:lastRow="0" w:firstColumn="1" w:lastColumn="0" w:noHBand="0" w:noVBand="1"/>
+      </w:tblPr>
+      <w:tblGrid>
+        <w:gridCol w:w="1856"/>
+        <w:gridCol w:w="706"/>
+        <w:gridCol w:w="654"/>
+        <w:gridCol w:w="621"/>
+        <w:gridCol w:w="602"/>
+        <w:gridCol w:w="837"/>
+      </w:tblGrid>
+      <w:tr>
+        <w:tc>
+          <w:tcPr>
+            <w:tcW w:w="1800" w:type="dxa"/>
+          </w:tcPr>
+          <w:p>
+            <w:r>
+              <w:rPr>
+                <w:rFonts w:ascii="Times New Roman" w:hAnsi="Times New Roman"/>
+                <w:b/>
+                <w:sz w:val="20"/>
+              </w:rPr>
+              <w:t>Retriever</w:t>
+            </w:r>
+          </w:p>
+        </w:tc>
+        <w:tc>
+          <w:tcPr>
+            <w:tcW w:w="1800" w:type="dxa"/>
+          </w:tcPr>
+          <w:p>
+            <w:r>
+              <w:rPr>
+                <w:rFonts w:ascii="Times New Roman" w:hAnsi="Times New Roman"/>
+                <w:b/>
+                <w:sz w:val="20"/>
+              </w:rPr>
+              <w:t>Config</w:t>
+            </w:r>
+          </w:p>
+        </w:tc>
+        <w:tc>
+          <w:tcPr>
+            <w:tcW w:w="1800" w:type="dxa"/>
+          </w:tcPr>
+          <w:p>
+            <w:r>
+              <w:rPr>
+                <w:rFonts w:ascii="Times New Roman" w:hAnsi="Times New Roman"/>
+                <w:b/>
+                <w:sz w:val="20"/>
+              </w:rPr>
+              <w:t>Hit Rate</w:t>
+            </w:r>
+          </w:p>
+        </w:tc>
+        <w:tc>
+          <w:tcPr>
+            <w:tcW w:w="1800" w:type="dxa"/>
+          </w:tcPr>
+          <w:p>
+            <w:r>
+              <w:rPr>
+                <w:rFonts w:ascii="Times New Roman" w:hAnsi="Times New Roman"/>
+                <w:b/>
+                <w:sz w:val="20"/>
+              </w:rPr>
+              <w:t>MRR</w:t>
+            </w:r>
+          </w:p>
+        </w:tc>
+        <w:tc>
+          <w:tcPr>
+            <w:tcW w:w="1800" w:type="dxa"/>
+          </w:tcPr>
+          <w:p>
+            <w:r>
+              <w:rPr>
+                <w:rFonts w:ascii="Times New Roman" w:hAnsi="Times New Roman"/>
+                <w:b/>
+                <w:sz w:val="20"/>
+              </w:rPr>
+              <w:t>MAP</w:t>
+            </w:r>
+          </w:p>
+        </w:tc>
+        <w:tc>
+          <w:tcPr>
+            <w:tcW w:w="1800" w:type="dxa"/>
+          </w:tcPr>
+          <w:p>
+            <w:r>
+              <w:rPr>
+                <w:rFonts w:ascii="Times New Roman" w:hAnsi="Times New Roman"/>
+                <w:b/>
+                <w:sz w:val="20"/>
+              </w:rPr>
+              <w:t>Memory (MB)</w:t>
+            </w:r>
+          </w:p>
+        </w:tc>
+      </w:tr>
+      <w:tr>
+        <w:tc>
+          <w:tcPr>
+            <w:tcW w:w="1800" w:type="dxa"/>
+          </w:tcPr>
+          <w:p>
+            <w:r>
+              <w:rPr>
+                <w:rFonts w:ascii="Times New Roman" w:hAnsi="Times New Roman"/>
+                <w:sz w:val="20"/>
+              </w:rPr>
+              <w:t>Classic</w:t>
+            </w:r>
+          </w:p>
+        </w:tc>
+        <w:tc>
+          <w:tcPr>
+            <w:tcW w:w="1800" w:type="dxa"/>
+          </w:tcPr>
+          <w:p>
+            <w:r>
+              <w:rPr>
+                <w:rFonts w:ascii="Times New Roman" w:hAnsi="Times New Roman"/>
+                <w:sz w:val="20"/>
+              </w:rPr>
+              <w:t>A</w:t>
+            </w:r>
+          </w:p>
+        </w:tc>
+        <w:tc>
+          <w:tcPr>
+            <w:tcW w:w="1800" w:type="dxa"/>
+          </w:tcPr>
+          <w:p>
+            <w:r>
+              <w:rPr>
+                <w:rFonts w:ascii="Times New Roman" w:hAnsi="Times New Roman"/>
+                <w:sz w:val="20"/>
+              </w:rPr>
+              <w:t>0.0%</w:t>
+            </w:r>
+          </w:p>
+        </w:tc>
+        <w:tc>
+          <w:tcPr>
+            <w:tcW w:w="1800" w:type="dxa"/>
+          </w:tcPr>
+          <w:p>
+            <w:r>
+              <w:rPr>
+                <w:rFonts w:ascii="Times New Roman" w:hAnsi="Times New Roman"/>
+                <w:sz w:val="20"/>
+              </w:rPr>
+              <w:t>0.000</w:t>
+            </w:r>
+          </w:p>
+        </w:tc>
+        <w:tc>
+          <w:tcPr>
+            <w:tcW w:w="1800" w:type="dxa"/>
+          </w:tcPr>
+          <w:p>
+            <w:r>
+              <w:rPr>
+                <w:rFonts w:ascii="Times New Roman" w:hAnsi="Times New Roman"/>
+                <w:sz w:val="20"/>
+              </w:rPr>
+              <w:t>0.000</w:t>
+            </w:r>
+          </w:p>
+        </w:tc>
+        <w:tc>
+          <w:tcPr>
+            <w:tcW w:w="1800" w:type="dxa"/>
+          </w:tcPr>
+          <w:p>
+            <w:r>
+              <w:rPr>
+                <w:rFonts w:ascii="Times New Roman" w:hAnsi="Times New Roman"/>
+                <w:sz w:val="20"/>
+              </w:rPr>
+              <w:t>3.91</w:t>
+            </w:r>
+          </w:p>
+        </w:tc>
+      </w:tr>
+      <w:tr>
+        <w:tc>
+          <w:tcPr>
+            <w:tcW w:w="1800" w:type="dxa"/>
+          </w:tcPr>
+          <w:p>
+            <w:r>
+              <w:rPr>
+                <w:rFonts w:ascii="Times New Roman" w:hAnsi="Times New Roman"/>
+                <w:sz w:val="20"/>
+              </w:rPr>
+              <w:t>BM25</w:t>
+            </w:r>
+          </w:p>
+        </w:tc>
+        <w:tc>
+          <w:tcPr>
+            <w:tcW w:w="1800" w:type="dxa"/>
+          </w:tcPr>
+          <w:p>
+            <w:r>
+              <w:rPr>
+                <w:rFonts w:ascii="Times New Roman" w:hAnsi="Times New Roman"/>
+                <w:sz w:val="20"/>
+              </w:rPr>
+              <w:t>A</w:t>
+            </w:r>
+          </w:p>
+        </w:tc>
+        <w:tc>
+          <w:tcPr>
+            <w:tcW w:w="1800" w:type="dxa"/>
+          </w:tcPr>
+          <w:p>
+            <w:r>
+              <w:rPr>
+                <w:rFonts w:ascii="Times New Roman" w:hAnsi="Times New Roman"/>
+                <w:sz w:val="20"/>
+              </w:rPr>
+              <w:t>0.7%</w:t>
+            </w:r>
+          </w:p>
+        </w:tc>
+        <w:tc>
+          <w:tcPr>
+            <w:tcW w:w="1800" w:type="dxa"/>
+          </w:tcPr>
+          <w:p>
+            <w:r>
+              <w:rPr>
+                <w:rFonts w:ascii="Times New Roman" w:hAnsi="Times New Roman"/>
+                <w:sz w:val="20"/>
+              </w:rPr>
+              <w:t>0.000</w:t>
+            </w:r>
+          </w:p>
+        </w:tc>
+        <w:tc>
+          <w:tcPr>
+            <w:tcW w:w="1800" w:type="dxa"/>
+          </w:tcPr>
+          <w:p>
+            <w:r>
+              <w:rPr>
+                <w:rFonts w:ascii="Times New Roman" w:hAnsi="Times New Roman"/>
+                <w:sz w:val="20"/>
+              </w:rPr>
+              <w:t>0.000</w:t>
+            </w:r>
+          </w:p>
+        </w:tc>
+        <w:tc>
+          <w:tcPr>
+            <w:tcW w:w="1800" w:type="dxa"/>
+          </w:tcPr>
+          <w:p>
+            <w:r>
+              <w:rPr>
+                <w:rFonts w:ascii="Times New Roman" w:hAnsi="Times New Roman"/>
+                <w:sz w:val="20"/>
+              </w:rPr>
+              <w:t>3.88</w:t>
+            </w:r>
+          </w:p>
+        </w:tc>
+      </w:tr>
+      <w:tr>
+        <w:tc>
+          <w:tcPr>
+            <w:tcW w:w="1800" w:type="dxa"/>
+          </w:tcPr>
+          <w:p>
+            <w:r>
+              <w:rPr>
+                <w:rFonts w:ascii="Times New Roman" w:hAnsi="Times New Roman"/>
+                <w:sz w:val="20"/>
+              </w:rPr>
+              <w:t>MinHashDBSCAN</w:t>
+            </w:r>
+          </w:p>
+        </w:tc>
+        <w:tc>
+          <w:tcPr>
+            <w:tcW w:w="1800" w:type="dxa"/>
+          </w:tcPr>
+          <w:p>
+            <w:r>
+              <w:rPr>
+                <w:rFonts w:ascii="Times New Roman" w:hAnsi="Times New Roman"/>
+                <w:sz w:val="20"/>
+              </w:rPr>
+              <w:t>A</w:t>
+            </w:r>
+          </w:p>
+        </w:tc>
+        <w:tc>
+          <w:tcPr>
+            <w:tcW w:w="1800" w:type="dxa"/>
+          </w:tcPr>
+          <w:p>
+            <w:r>
+              <w:rPr>
+                <w:rFonts w:ascii="Times New Roman" w:hAnsi="Times New Roman"/>
+                <w:sz w:val="20"/>
+              </w:rPr>
+              <w:t>0.0%</w:t>
+            </w:r>
+          </w:p>
+        </w:tc>
+        <w:tc>
+          <w:tcPr>
+            <w:tcW w:w="1800" w:type="dxa"/>
+          </w:tcPr>
+          <w:p>
+            <w:r>
+              <w:rPr>
+                <w:rFonts w:ascii="Times New Roman" w:hAnsi="Times New Roman"/>
+                <w:sz w:val="20"/>
+              </w:rPr>
+              <w:t>0.000</w:t>
+            </w:r>
+          </w:p>
+        </w:tc>
+        <w:tc>
+          <w:tcPr>
+            <w:tcW w:w="1800" w:type="dxa"/>
+          </w:tcPr>
+          <w:p>
+            <w:r>
+              <w:rPr>
+                <w:rFonts w:ascii="Times New Roman" w:hAnsi="Times New Roman"/>
+                <w:sz w:val="20"/>
+              </w:rPr>
+              <w:t>0.000</w:t>
+            </w:r>
+          </w:p>
+        </w:tc>
+        <w:tc>
+          <w:tcPr>
+            <w:tcW w:w="1800" w:type="dxa"/>
+          </w:tcPr>
+          <w:p>
+            <w:r>
+              <w:rPr>
+                <w:rFonts w:ascii="Times New Roman" w:hAnsi="Times New Roman"/>
+                <w:sz w:val="20"/>
+              </w:rPr>
+              <w:t>1.65</w:t>
+            </w:r>
+          </w:p>
+        </w:tc>
+      </w:tr>
+      <w:tr>
+        <w:tc>
+          <w:tcPr>
+            <w:tcW w:w="1800" w:type="dxa"/>
+          </w:tcPr>
+          <w:p>
+            <w:r>
+              <w:rPr>
+                <w:rFonts w:ascii="Times New Roman" w:hAnsi="Times New Roman"/>
+                <w:sz w:val="20"/>
+              </w:rPr>
+              <w:t>MinHashLSH</w:t>
+            </w:r>
+          </w:p>
+        </w:tc>
+        <w:tc>
+          <w:tcPr>
+            <w:tcW w:w="1800" w:type="dxa"/>
+          </w:tcPr>
+          <w:p>
+            <w:r>
+              <w:rPr>
+                <w:rFonts w:ascii="Times New Roman" w:hAnsi="Times New Roman"/>
+                <w:sz w:val="20"/>
+              </w:rPr>
+              <w:t>A</w:t>
+            </w:r>
+          </w:p>
+        </w:tc>
+        <w:tc>
+          <w:tcPr>
+            <w:tcW w:w="1800" w:type="dxa"/>
+          </w:tcPr>
+          <w:p>
+            <w:r>
+              <w:rPr>
+                <w:rFonts w:ascii="Times New Roman" w:hAnsi="Times New Roman"/>
+                <w:sz w:val="20"/>
+              </w:rPr>
+              <w:t>0.0%</w:t>
+            </w:r>
+          </w:p>
+        </w:tc>
+        <w:tc>
+          <w:tcPr>
+            <w:tcW w:w="1800" w:type="dxa"/>
+          </w:tcPr>
+          <w:p>
+            <w:r>
+              <w:rPr>
+                <w:rFonts w:ascii="Times New Roman" w:hAnsi="Times New Roman"/>
+                <w:sz w:val="20"/>
+              </w:rPr>
+              <w:t>0.000</w:t>
+            </w:r>
+          </w:p>
+        </w:tc>
+        <w:tc>
+          <w:tcPr>
+            <w:tcW w:w="1800" w:type="dxa"/>
+          </w:tcPr>
+          <w:p>
+            <w:r>
+              <w:rPr>
+                <w:rFonts w:ascii="Times New Roman" w:hAnsi="Times New Roman"/>
+                <w:sz w:val="20"/>
+              </w:rPr>
+              <w:t>0.000</w:t>
+            </w:r>
+          </w:p>
+        </w:tc>
+        <w:tc>
+          <w:tcPr>
+            <w:tcW w:w="1800" w:type="dxa"/>
+          </w:tcPr>
+          <w:p>
+            <w:r>
+              <w:rPr>
+                <w:rFonts w:ascii="Times New Roman" w:hAnsi="Times New Roman"/>
+                <w:sz w:val="20"/>
+              </w:rPr>
+              <w:t>0.023</w:t>
+            </w:r>
+          </w:p>
+        </w:tc>
+      </w:tr>
+      <w:tr>
+        <w:tc>
+          <w:tcPr>
+            <w:tcW w:w="1800" w:type="dxa"/>
+          </w:tcPr>
+          <w:p>
+            <w:r>
+              <w:rPr>
+                <w:rFonts w:ascii="Times New Roman" w:hAnsi="Times New Roman"/>
+                <w:sz w:val="20"/>
+              </w:rPr>
+              <w:t>ProbMinHashDBSCAN</w:t>
+            </w:r>
+          </w:p>
+        </w:tc>
+        <w:tc>
+          <w:tcPr>
+            <w:tcW w:w="1800" w:type="dxa"/>
+          </w:tcPr>
+          <w:p>
+            <w:r>
+              <w:rPr>
+                <w:rFonts w:ascii="Times New Roman" w:hAnsi="Times New Roman"/>
+                <w:sz w:val="20"/>
+              </w:rPr>
+              <w:t>A</w:t>
+            </w:r>
+          </w:p>
+        </w:tc>
+        <w:tc>
+          <w:tcPr>
+            <w:tcW w:w="1800" w:type="dxa"/>
+          </w:tcPr>
+          <w:p>
+            <w:r>
+              <w:rPr>
+                <w:rFonts w:ascii="Times New Roman" w:hAnsi="Times New Roman"/>
+                <w:sz w:val="20"/>
+              </w:rPr>
+              <w:t>0.0%</w:t>
+            </w:r>
+          </w:p>
+        </w:tc>
+        <w:tc>
+          <w:tcPr>
+            <w:tcW w:w="1800" w:type="dxa"/>
+          </w:tcPr>
+          <w:p>
+            <w:r>
+              <w:rPr>
+                <w:rFonts w:ascii="Times New Roman" w:hAnsi="Times New Roman"/>
+                <w:sz w:val="20"/>
+              </w:rPr>
+              <w:t>0.000</w:t>
+            </w:r>
+          </w:p>
+        </w:tc>
+        <w:tc>
+          <w:tcPr>
+            <w:tcW w:w="1800" w:type="dxa"/>
+          </w:tcPr>
+          <w:p>
+            <w:r>
+              <w:rPr>
+                <w:rFonts w:ascii="Times New Roman" w:hAnsi="Times New Roman"/>
+                <w:sz w:val="20"/>
+              </w:rPr>
+              <w:t>0.000</w:t>
+            </w:r>
+          </w:p>
+        </w:tc>
+        <w:tc>
+          <w:tcPr>
+            <w:tcW w:w="1800" w:type="dxa"/>
+          </w:tcPr>
+          <w:p>
+            <w:r>
+              <w:rPr>
+                <w:rFonts w:ascii="Times New Roman" w:hAnsi="Times New Roman"/>
+                <w:sz w:val="20"/>
+              </w:rPr>
+              <w:t>1.72</w:t>
+            </w:r>
+          </w:p>
+        </w:tc>
+      </w:tr>
+      <w:tr>
+        <w:tc>
+          <w:tcPr>
+            <w:tcW w:w="1800" w:type="dxa"/>
+          </w:tcPr>
+          <w:p>
+            <w:r>
+              <w:rPr>
+                <w:rFonts w:ascii="Times New Roman" w:hAnsi="Times New Roman"/>
+                <w:sz w:val="20"/>
+              </w:rPr>
+              <w:t>ProbMinHashLSH</w:t>
+            </w:r>
+          </w:p>
+        </w:tc>
+        <w:tc>
+          <w:tcPr>
+            <w:tcW w:w="1800" w:type="dxa"/>
+          </w:tcPr>
+          <w:p>
+            <w:r>
+              <w:rPr>
+                <w:rFonts w:ascii="Times New Roman" w:hAnsi="Times New Roman"/>
+                <w:sz w:val="20"/>
+              </w:rPr>
+              <w:t>A</w:t>
+            </w:r>
+          </w:p>
+        </w:tc>
+        <w:tc>
+          <w:tcPr>
+            <w:tcW w:w="1800" w:type="dxa"/>
+          </w:tcPr>
+          <w:p>
+            <w:r>
+              <w:rPr>
+                <w:rFonts w:ascii="Times New Roman" w:hAnsi="Times New Roman"/>
+                <w:sz w:val="20"/>
+              </w:rPr>
+              <w:t>0.0%</w:t>
+            </w:r>
+          </w:p>
+        </w:tc>
+        <w:tc>
+          <w:tcPr>
+            <w:tcW w:w="1800" w:type="dxa"/>
+          </w:tcPr>
+          <w:p>
+            <w:r>
+              <w:rPr>
+                <w:rFonts w:ascii="Times New Roman" w:hAnsi="Times New Roman"/>
+                <w:sz w:val="20"/>
+              </w:rPr>
+              <w:t>0.000</w:t>
+            </w:r>
+          </w:p>
+        </w:tc>
+        <w:tc>
+          <w:tcPr>
+            <w:tcW w:w="1800" w:type="dxa"/>
+          </w:tcPr>
+          <w:p>
+            <w:r>
+              <w:rPr>
+                <w:rFonts w:ascii="Times New Roman" w:hAnsi="Times New Roman"/>
+                <w:sz w:val="20"/>
+              </w:rPr>
+              <w:t>0.000</w:t>
+            </w:r>
+          </w:p>
+        </w:tc>
+        <w:tc>
+          <w:tcPr>
+            <w:tcW w:w="1800" w:type="dxa"/>
+          </w:tcPr>
+          <w:p>
+            <w:r>
+              <w:rPr>
+                <w:rFonts w:ascii="Times New Roman" w:hAnsi="Times New Roman"/>
+                <w:sz w:val="20"/>
+              </w:rPr>
+              <w:t>0.023</w:t>
+            </w:r>
+          </w:p>
+        </w:tc>
+      </w:tr>
+      <w:tr>
+        <w:tc>
+          <w:tcPr>
+            <w:tcW w:w="1800" w:type="dxa"/>
+          </w:tcPr>
+          <w:p>
+            <w:r>
+              <w:rPr>
+                <w:rFonts w:ascii="Times New Roman" w:hAnsi="Times New Roman"/>
+                <w:sz w:val="20"/>
+              </w:rPr>
+              <w:t>Classic</w:t>
+            </w:r>
+          </w:p>
+        </w:tc>
+        <w:tc>
+          <w:tcPr>
+            <w:tcW w:w="1800" w:type="dxa"/>
+          </w:tcPr>
+          <w:p>
+            <w:r>
+              <w:rPr>
+                <w:rFonts w:ascii="Times New Roman" w:hAnsi="Times New Roman"/>
+                <w:sz w:val="20"/>
+              </w:rPr>
+              <w:t>B</w:t>
+            </w:r>
+          </w:p>
+        </w:tc>
+        <w:tc>
+          <w:tcPr>
+            <w:tcW w:w="1800" w:type="dxa"/>
+          </w:tcPr>
+          <w:p>
+            <w:r>
+              <w:rPr>
+                <w:rFonts w:ascii="Times New Roman" w:hAnsi="Times New Roman"/>
+                <w:sz w:val="20"/>
+              </w:rPr>
+              <w:t>73.7%</w:t>
+            </w:r>
+          </w:p>
+        </w:tc>
+        <w:tc>
+          <w:tcPr>
+            <w:tcW w:w="1800" w:type="dxa"/>
+          </w:tcPr>
+          <w:p>
+            <w:r>
+              <w:rPr>
+                <w:rFonts w:ascii="Times New Roman" w:hAnsi="Times New Roman"/>
+                <w:sz w:val="20"/>
+              </w:rPr>
+              <w:t>0.160</w:t>
+            </w:r>
+          </w:p>
+        </w:tc>
+        <w:tc>
+          <w:tcPr>
+            <w:tcW w:w="1800" w:type="dxa"/>
+          </w:tcPr>
+          <w:p>
+            <w:r>
+              <w:rPr>
+                <w:rFonts w:ascii="Times New Roman" w:hAnsi="Times New Roman"/>
+                <w:sz w:val="20"/>
+              </w:rPr>
+              <w:t>0.160</w:t>
+            </w:r>
+          </w:p>
+        </w:tc>
+        <w:tc>
+          <w:tcPr>
+            <w:tcW w:w="1800" w:type="dxa"/>
+          </w:tcPr>
+          <w:p>
+            <w:r>
+              <w:rPr>
+                <w:rFonts w:ascii="Times New Roman" w:hAnsi="Times New Roman"/>
+                <w:sz w:val="20"/>
+              </w:rPr>
+              <w:t>1.39</w:t>
+            </w:r>
+          </w:p>
+        </w:tc>
+      </w:tr>
+      <w:tr>
+        <w:tc>
+          <w:tcPr>
+            <w:tcW w:w="1800" w:type="dxa"/>
+          </w:tcPr>
+          <w:p>
+            <w:r>
+              <w:rPr>
+                <w:rFonts w:ascii="Times New Roman" w:hAnsi="Times New Roman"/>
+                <w:sz w:val="20"/>
+              </w:rPr>
+              <w:t>BM25</w:t>
+            </w:r>
+          </w:p>
+        </w:tc>
+        <w:tc>
+          <w:tcPr>
+            <w:tcW w:w="1800" w:type="dxa"/>
+          </w:tcPr>
+          <w:p>
+            <w:r>
+              <w:rPr>
+                <w:rFonts w:ascii="Times New Roman" w:hAnsi="Times New Roman"/>
+                <w:sz w:val="20"/>
+              </w:rPr>
+              <w:t>B</w:t>
+            </w:r>
+          </w:p>
+        </w:tc>
+        <w:tc>
+          <w:tcPr>
+            <w:tcW w:w="1800" w:type="dxa"/>
+          </w:tcPr>
+          <w:p>
+            <w:r>
+              <w:rPr>
+                <w:rFonts w:ascii="Times New Roman" w:hAnsi="Times New Roman"/>
+                <w:sz w:val="20"/>
+              </w:rPr>
+              <w:t>83.2%</w:t>
+            </w:r>
+          </w:p>
+        </w:tc>
+        <w:tc>
+          <w:tcPr>
+            <w:tcW w:w="1800" w:type="dxa"/>
+          </w:tcPr>
+          <w:p>
+            <w:r>
+              <w:rPr>
+                <w:rFonts w:ascii="Times New Roman" w:hAnsi="Times New Roman"/>
+                <w:sz w:val="20"/>
+              </w:rPr>
+              <w:t>0.651</w:t>
+            </w:r>
+          </w:p>
+        </w:tc>
+        <w:tc>
+          <w:tcPr>
+            <w:tcW w:w="1800" w:type="dxa"/>
+          </w:tcPr>
+          <w:p>
+            <w:r>
+              <w:rPr>
+                <w:rFonts w:ascii="Times New Roman" w:hAnsi="Times New Roman"/>
+                <w:sz w:val="20"/>
+              </w:rPr>
+              <w:t>0.651</w:t>
+            </w:r>
+          </w:p>
+        </w:tc>
+        <w:tc>
+          <w:tcPr>
+            <w:tcW w:w="1800" w:type="dxa"/>
+          </w:tcPr>
+          <w:p>
+            <w:r>
+              <w:rPr>
+                <w:rFonts w:ascii="Times New Roman" w:hAnsi="Times New Roman"/>
+                <w:sz w:val="20"/>
+              </w:rPr>
+              <w:t>3.46</w:t>
+            </w:r>
+          </w:p>
+        </w:tc>
+      </w:tr>
+      <w:tr>
+        <w:tc>
+          <w:tcPr>
+            <w:tcW w:w="1800" w:type="dxa"/>
+          </w:tcPr>
+          <w:p>
+            <w:r>
+              <w:rPr>
+                <w:rFonts w:ascii="Times New Roman" w:hAnsi="Times New Roman"/>
+                <w:sz w:val="20"/>
+              </w:rPr>
+              <w:t>MinHashDBSCAN</w:t>
+            </w:r>
+          </w:p>
+        </w:tc>
+        <w:tc>
+          <w:tcPr>
+            <w:tcW w:w="1800" w:type="dxa"/>
+          </w:tcPr>
+          <w:p>
+            <w:r>
+              <w:rPr>
+                <w:rFonts w:ascii="Times New Roman" w:hAnsi="Times New Roman"/>
+                <w:sz w:val="20"/>
+              </w:rPr>
+              <w:t>B</w:t>
+            </w:r>
+          </w:p>
+        </w:tc>
+        <w:tc>
+          <w:tcPr>
+            <w:tcW w:w="1800" w:type="dxa"/>
+          </w:tcPr>
+          <w:p>
+            <w:r>
+              <w:rPr>
+                <w:rFonts w:ascii="Times New Roman" w:hAnsi="Times New Roman"/>
+                <w:sz w:val="20"/>
+              </w:rPr>
+              <w:t>0.2%</w:t>
+            </w:r>
+          </w:p>
+        </w:tc>
+        <w:tc>
+          <w:tcPr>
+            <w:tcW w:w="1800" w:type="dxa"/>
+          </w:tcPr>
+          <w:p>
+            <w:r>
+              <w:rPr>
+                <w:rFonts w:ascii="Times New Roman" w:hAnsi="Times New Roman"/>
+                <w:sz w:val="20"/>
+              </w:rPr>
+              <w:t>0.002</w:t>
+            </w:r>
+          </w:p>
+        </w:tc>
+        <w:tc>
+          <w:tcPr>
+            <w:tcW w:w="1800" w:type="dxa"/>
+          </w:tcPr>
+          <w:p>
+            <w:r>
+              <w:rPr>
+                <w:rFonts w:ascii="Times New Roman" w:hAnsi="Times New Roman"/>
+                <w:sz w:val="20"/>
+              </w:rPr>
+              <w:t>0.002</w:t>
+            </w:r>
+          </w:p>
+        </w:tc>
+        <w:tc>
+          <w:tcPr>
+            <w:tcW w:w="1800" w:type="dxa"/>
+          </w:tcPr>
+          <w:p>
+            <w:r>
+              <w:rPr>
+                <w:rFonts w:ascii="Times New Roman" w:hAnsi="Times New Roman"/>
+                <w:sz w:val="20"/>
+              </w:rPr>
+              <w:t>0.380</w:t>
+            </w:r>
+          </w:p>
+        </w:tc>
+      </w:tr>
+      <w:tr>
+        <w:tc>
+          <w:tcPr>
+            <w:tcW w:w="1800" w:type="dxa"/>
+          </w:tcPr>
+          <w:p>
+            <w:r>
+              <w:rPr>
+                <w:rFonts w:ascii="Times New Roman" w:hAnsi="Times New Roman"/>
+                <w:sz w:val="20"/>
+              </w:rPr>
+              <w:t>MinHashLSH</w:t>
+            </w:r>
+          </w:p>
+        </w:tc>
+        <w:tc>
+          <w:tcPr>
+            <w:tcW w:w="1800" w:type="dxa"/>
+          </w:tcPr>
+          <w:p>
+            <w:r>
+              <w:rPr>
+                <w:rFonts w:ascii="Times New Roman" w:hAnsi="Times New Roman"/>
+                <w:sz w:val="20"/>
+              </w:rPr>
+              <w:t>B</w:t>
+            </w:r>
+          </w:p>
+        </w:tc>
+        <w:tc>
+          <w:tcPr>
+            <w:tcW w:w="1800" w:type="dxa"/>
+          </w:tcPr>
+          <w:p>
+            <w:r>
+              <w:rPr>
+                <w:rFonts w:ascii="Times New Roman" w:hAnsi="Times New Roman"/>
+                <w:sz w:val="20"/>
+              </w:rPr>
+              <w:t>3.6%</w:t>
+            </w:r>
+          </w:p>
+        </w:tc>
+        <w:tc>
+          <w:tcPr>
+            <w:tcW w:w="1800" w:type="dxa"/>
+          </w:tcPr>
+          <w:p>
+            <w:r>
+              <w:rPr>
+                <w:rFonts w:ascii="Times New Roman" w:hAnsi="Times New Roman"/>
+                <w:sz w:val="20"/>
+              </w:rPr>
+              <w:t>0.019</w:t>
+            </w:r>
+          </w:p>
+        </w:tc>
+        <w:tc>
+          <w:tcPr>
+            <w:tcW w:w="1800" w:type="dxa"/>
+          </w:tcPr>
+          <w:p>
+            <w:r>
+              <w:rPr>
+                <w:rFonts w:ascii="Times New Roman" w:hAnsi="Times New Roman"/>
+                <w:sz w:val="20"/>
+              </w:rPr>
+              <w:t>0.019</w:t>
+            </w:r>
+          </w:p>
+        </w:tc>
+        <w:tc>
+          <w:tcPr>
+            <w:tcW w:w="1800" w:type="dxa"/>
+          </w:tcPr>
+          <w:p>
+            <w:r>
+              <w:rPr>
+                <w:rFonts w:ascii="Times New Roman" w:hAnsi="Times New Roman"/>
+                <w:sz w:val="20"/>
+              </w:rPr>
+              <w:t>0.018</w:t>
+            </w:r>
+          </w:p>
+        </w:tc>
+      </w:tr>
+      <w:tr>
+        <w:tc>
+          <w:tcPr>
+            <w:tcW w:w="1800" w:type="dxa"/>
+          </w:tcPr>
+          <w:p>
+            <w:r>
+              <w:rPr>
+                <w:rFonts w:ascii="Times New Roman" w:hAnsi="Times New Roman"/>
+                <w:sz w:val="20"/>
+              </w:rPr>
+              <w:t>ProbMinHashDBSCAN</w:t>
+            </w:r>
+          </w:p>
+        </w:tc>
+        <w:tc>
+          <w:tcPr>
+            <w:tcW w:w="1800" w:type="dxa"/>
+          </w:tcPr>
+          <w:p>
+            <w:r>
+              <w:rPr>
+                <w:rFonts w:ascii="Times New Roman" w:hAnsi="Times New Roman"/>
+                <w:sz w:val="20"/>
+              </w:rPr>
+              <w:t>B</w:t>
+            </w:r>
+          </w:p>
+        </w:tc>
+        <w:tc>
+          <w:tcPr>
+            <w:tcW w:w="1800" w:type="dxa"/>
+          </w:tcPr>
+          <w:p>
+            <w:r>
+              <w:rPr>
+                <w:rFonts w:ascii="Times New Roman" w:hAnsi="Times New Roman"/>
+                <w:sz w:val="20"/>
+              </w:rPr>
+              <w:t>0.4%</w:t>
+            </w:r>
+          </w:p>
+        </w:tc>
+        <w:tc>
+          <w:tcPr>
+            <w:tcW w:w="1800" w:type="dxa"/>
+          </w:tcPr>
+          <w:p>
+            <w:r>
+              <w:rPr>
+                <w:rFonts w:ascii="Times New Roman" w:hAnsi="Times New Roman"/>
+                <w:sz w:val="20"/>
+              </w:rPr>
+              <w:t>0.003</w:t>
+            </w:r>
+          </w:p>
+        </w:tc>
+        <w:tc>
+          <w:tcPr>
+            <w:tcW w:w="1800" w:type="dxa"/>
+          </w:tcPr>
+          <w:p>
+            <w:r>
+              <w:rPr>
+                <w:rFonts w:ascii="Times New Roman" w:hAnsi="Times New Roman"/>
+                <w:sz w:val="20"/>
+              </w:rPr>
+              <w:t>0.003</w:t>
+            </w:r>
+          </w:p>
+        </w:tc>
+        <w:tc>
+          <w:tcPr>
+            <w:tcW w:w="1800" w:type="dxa"/>
+          </w:tcPr>
+          <w:p>
+            <w:r>
+              <w:rPr>
+                <w:rFonts w:ascii="Times New Roman" w:hAnsi="Times New Roman"/>
+                <w:sz w:val="20"/>
+              </w:rPr>
+              <w:t>0.370</w:t>
+            </w:r>
+          </w:p>
+        </w:tc>
+      </w:tr>
+      <w:tr>
+        <w:tc>
+          <w:tcPr>
+            <w:tcW w:w="1800" w:type="dxa"/>
+          </w:tcPr>
+          <w:p>
+            <w:r>
+              <w:rPr>
+                <w:rFonts w:ascii="Times New Roman" w:hAnsi="Times New Roman"/>
+                <w:sz w:val="20"/>
+              </w:rPr>
+              <w:t>ProbMinHashLSH</w:t>
+            </w:r>
+          </w:p>
+        </w:tc>
+        <w:tc>
+          <w:tcPr>
+            <w:tcW w:w="1800" w:type="dxa"/>
+          </w:tcPr>
+          <w:p>
+            <w:r>
+              <w:rPr>
+                <w:rFonts w:ascii="Times New Roman" w:hAnsi="Times New Roman"/>
+                <w:sz w:val="20"/>
+              </w:rPr>
+              <w:t>B</w:t>
+            </w:r>
+          </w:p>
+        </w:tc>
+        <w:tc>
+          <w:tcPr>
+            <w:tcW w:w="1800" w:type="dxa"/>
+          </w:tcPr>
+          <w:p>
+            <w:r>
+              <w:rPr>
+                <w:rFonts w:ascii="Times New Roman" w:hAnsi="Times New Roman"/>
+                <w:sz w:val="20"/>
+              </w:rPr>
+              <w:t>7.5%</w:t>
+            </w:r>
+          </w:p>
+        </w:tc>
+        <w:tc>
+          <w:tcPr>
+            <w:tcW w:w="1800" w:type="dxa"/>
+          </w:tcPr>
+          <w:p>
+            <w:r>
+              <w:rPr>
+                <w:rFonts w:ascii="Times New Roman" w:hAnsi="Times New Roman"/>
+                <w:sz w:val="20"/>
+              </w:rPr>
+              <w:t>0.054</w:t>
+            </w:r>
+          </w:p>
+        </w:tc>
+        <w:tc>
+          <w:tcPr>
+            <w:tcW w:w="1800" w:type="dxa"/>
+          </w:tcPr>
+          <w:p>
+            <w:r>
+              <w:rPr>
+                <w:rFonts w:ascii="Times New Roman" w:hAnsi="Times New Roman"/>
+                <w:sz w:val="20"/>
+              </w:rPr>
+              <w:t>0.054</w:t>
+            </w:r>
+          </w:p>
+        </w:tc>
+        <w:tc>
+          <w:tcPr>
+            <w:tcW w:w="1800" w:type="dxa"/>
+          </w:tcPr>
+          <w:p>
+            <w:r>
+              <w:rPr>
+                <w:rFonts w:ascii="Times New Roman" w:hAnsi="Times New Roman"/>
+                <w:sz w:val="20"/>
+              </w:rPr>
+              <w:t>0.022</w:t>
+            </w:r>
+          </w:p>
+        </w:tc>
+      </w:tr>
+      <w:tr>
+        <w:tc>
+          <w:tcPr>
+            <w:tcW w:w="1800" w:type="dxa"/>
+          </w:tcPr>
+          <w:p>
+            <w:r>
+              <w:rPr>
+                <w:rFonts w:ascii="Times New Roman" w:hAnsi="Times New Roman"/>
+                <w:sz w:val="20"/>
+              </w:rPr>
+              <w:t>Classic</w:t>
+            </w:r>
+          </w:p>
+        </w:tc>
+        <w:tc>
+          <w:tcPr>
+            <w:tcW w:w="1800" w:type="dxa"/>
+          </w:tcPr>
+          <w:p>
+            <w:r>
+              <w:rPr>
+                <w:rFonts w:ascii="Times New Roman" w:hAnsi="Times New Roman"/>
+                <w:sz w:val="20"/>
+              </w:rPr>
+              <w:t>C</w:t>
+            </w:r>
+          </w:p>
+        </w:tc>
+        <w:tc>
+          <w:tcPr>
+            <w:tcW w:w="1800" w:type="dxa"/>
+          </w:tcPr>
+          <w:p>
+            <w:r>
+              <w:rPr>
+                <w:rFonts w:ascii="Times New Roman" w:hAnsi="Times New Roman"/>
+                <w:sz w:val="20"/>
+              </w:rPr>
+              <w:t>99.1%</w:t>
+            </w:r>
+          </w:p>
+        </w:tc>
+        <w:tc>
+          <w:tcPr>
+            <w:tcW w:w="1800" w:type="dxa"/>
+          </w:tcPr>
+          <w:p>
+            <w:r>
+              <w:rPr>
+                <w:rFonts w:ascii="Times New Roman" w:hAnsi="Times New Roman"/>
+                <w:sz w:val="20"/>
+              </w:rPr>
+              <w:t>0.987</w:t>
+            </w:r>
+          </w:p>
+        </w:tc>
+        <w:tc>
+          <w:tcPr>
+            <w:tcW w:w="1800" w:type="dxa"/>
+          </w:tcPr>
+          <w:p>
+            <w:r>
+              <w:rPr>
+                <w:rFonts w:ascii="Times New Roman" w:hAnsi="Times New Roman"/>
+                <w:sz w:val="20"/>
+              </w:rPr>
+              <w:t>0.987</w:t>
+            </w:r>
+          </w:p>
+        </w:tc>
+        <w:tc>
+          <w:tcPr>
+            <w:tcW w:w="1800" w:type="dxa"/>
+          </w:tcPr>
+          <w:p>
+            <w:r>
+              <w:rPr>
+                <w:rFonts w:ascii="Times New Roman" w:hAnsi="Times New Roman"/>
+                <w:sz w:val="20"/>
+              </w:rPr>
+              <w:t>2.24</w:t>
+            </w:r>
+          </w:p>
+        </w:tc>
+      </w:tr>
+      <w:tr>
+        <w:tc>
+          <w:tcPr>
+            <w:tcW w:w="1800" w:type="dxa"/>
+          </w:tcPr>
+          <w:p>
+            <w:r>
+              <w:rPr>
+                <w:rFonts w:ascii="Times New Roman" w:hAnsi="Times New Roman"/>
+                <w:sz w:val="20"/>
+              </w:rPr>
+              <w:t>BM25</w:t>
+            </w:r>
+          </w:p>
+        </w:tc>
+        <w:tc>
+          <w:tcPr>
+            <w:tcW w:w="1800" w:type="dxa"/>
+          </w:tcPr>
+          <w:p>
+            <w:r>
+              <w:rPr>
+                <w:rFonts w:ascii="Times New Roman" w:hAnsi="Times New Roman"/>
+                <w:sz w:val="20"/>
+              </w:rPr>
+              <w:t>C</w:t>
+            </w:r>
+          </w:p>
+        </w:tc>
+        <w:tc>
+          <w:tcPr>
+            <w:tcW w:w="1800" w:type="dxa"/>
+          </w:tcPr>
+          <w:p>
+            <w:r>
+              <w:rPr>
+                <w:rFonts w:ascii="Times New Roman" w:hAnsi="Times New Roman"/>
+                <w:sz w:val="20"/>
+              </w:rPr>
+              <w:t>99.1%</w:t>
+            </w:r>
+          </w:p>
+        </w:tc>
+        <w:tc>
+          <w:tcPr>
+            <w:tcW w:w="1800" w:type="dxa"/>
+          </w:tcPr>
+          <w:p>
+            <w:r>
+              <w:rPr>
+                <w:rFonts w:ascii="Times New Roman" w:hAnsi="Times New Roman"/>
+                <w:sz w:val="20"/>
+              </w:rPr>
+              <w:t>0.986</w:t>
+            </w:r>
+          </w:p>
+        </w:tc>
+        <w:tc>
+          <w:tcPr>
+            <w:tcW w:w="1800" w:type="dxa"/>
+          </w:tcPr>
+          <w:p>
+            <w:r>
+              <w:rPr>
+                <w:rFonts w:ascii="Times New Roman" w:hAnsi="Times New Roman"/>
+                <w:sz w:val="20"/>
+              </w:rPr>
+              <w:t>0.986</w:t>
+            </w:r>
+          </w:p>
+        </w:tc>
+        <w:tc>
+          <w:tcPr>
+            <w:tcW w:w="1800" w:type="dxa"/>
+          </w:tcPr>
+          <w:p>
+            <w:r>
+              <w:rPr>
+                <w:rFonts w:ascii="Times New Roman" w:hAnsi="Times New Roman"/>
+                <w:sz w:val="20"/>
+              </w:rPr>
+              <w:t>3.88</w:t>
+            </w:r>
+          </w:p>
+        </w:tc>
+      </w:tr>
+      <w:tr>
+        <w:tc>
+          <w:tcPr>
+            <w:tcW w:w="1800" w:type="dxa"/>
+          </w:tcPr>
+          <w:p>
+            <w:r>
+              <w:rPr>
+                <w:rFonts w:ascii="Times New Roman" w:hAnsi="Times New Roman"/>
+                <w:sz w:val="20"/>
+              </w:rPr>
+              <w:t>MinHashDBSCAN</w:t>
+            </w:r>
+          </w:p>
+        </w:tc>
+        <w:tc>
+          <w:tcPr>
+            <w:tcW w:w="1800" w:type="dxa"/>
+          </w:tcPr>
+          <w:p>
+            <w:r>
+              <w:rPr>
+                <w:rFonts w:ascii="Times New Roman" w:hAnsi="Times New Roman"/>
+                <w:sz w:val="20"/>
+              </w:rPr>
+              <w:t>C</w:t>
+            </w:r>
+          </w:p>
+        </w:tc>
+        <w:tc>
+          <w:tcPr>
+            <w:tcW w:w="1800" w:type="dxa"/>
+          </w:tcPr>
+          <w:p>
+            <w:r>
+              <w:rPr>
+                <w:rFonts w:ascii="Times New Roman" w:hAnsi="Times New Roman"/>
+                <w:sz w:val="20"/>
+              </w:rPr>
+              <w:t>5.9%</w:t>
+            </w:r>
+          </w:p>
+        </w:tc>
+        <w:tc>
+          <w:tcPr>
+            <w:tcW w:w="1800" w:type="dxa"/>
+          </w:tcPr>
+          <w:p>
+            <w:r>
+              <w:rPr>
+                <w:rFonts w:ascii="Times New Roman" w:hAnsi="Times New Roman"/>
+                <w:sz w:val="20"/>
+              </w:rPr>
+              <w:t>0.033</w:t>
+            </w:r>
+          </w:p>
+        </w:tc>
+        <w:tc>
+          <w:tcPr>
+            <w:tcW w:w="1800" w:type="dxa"/>
+          </w:tcPr>
+          <w:p>
+            <w:r>
+              <w:rPr>
+                <w:rFonts w:ascii="Times New Roman" w:hAnsi="Times New Roman"/>
+                <w:sz w:val="20"/>
+              </w:rPr>
+              <w:t>0.033</w:t>
+            </w:r>
+          </w:p>
+        </w:tc>
+        <w:tc>
+          <w:tcPr>
+            <w:tcW w:w="1800" w:type="dxa"/>
+          </w:tcPr>
+          <w:p>
+            <w:r>
+              <w:rPr>
+                <w:rFonts w:ascii="Times New Roman" w:hAnsi="Times New Roman"/>
+                <w:sz w:val="20"/>
+              </w:rPr>
+              <w:t>0.537</w:t>
+            </w:r>
+          </w:p>
+        </w:tc>
+      </w:tr>
+      <w:tr>
+        <w:tc>
+          <w:tcPr>
+            <w:tcW w:w="1800" w:type="dxa"/>
+          </w:tcPr>
+          <w:p>
+            <w:r>
+              <w:rPr>
+                <w:rFonts w:ascii="Times New Roman" w:hAnsi="Times New Roman"/>
+                <w:sz w:val="20"/>
+              </w:rPr>
+              <w:t>MinHashLSH</w:t>
+            </w:r>
+          </w:p>
+        </w:tc>
+        <w:tc>
+          <w:tcPr>
+            <w:tcW w:w="1800" w:type="dxa"/>
+          </w:tcPr>
+          <w:p>
+            <w:r>
+              <w:rPr>
+                <w:rFonts w:ascii="Times New Roman" w:hAnsi="Times New Roman"/>
+                <w:sz w:val="20"/>
+              </w:rPr>
+              <w:t>C</w:t>
+            </w:r>
+          </w:p>
+        </w:tc>
+        <w:tc>
+          <w:tcPr>
+            <w:tcW w:w="1800" w:type="dxa"/>
+          </w:tcPr>
+          <w:p>
+            <w:r>
+              <w:rPr>
+                <w:rFonts w:ascii="Times New Roman" w:hAnsi="Times New Roman"/>
+                <w:sz w:val="20"/>
+              </w:rPr>
+              <w:t>99.2%</w:t>
+            </w:r>
+          </w:p>
+        </w:tc>
+        <w:tc>
+          <w:tcPr>
+            <w:tcW w:w="1800" w:type="dxa"/>
+          </w:tcPr>
+          <w:p>
+            <w:r>
+              <w:rPr>
+                <w:rFonts w:ascii="Times New Roman" w:hAnsi="Times New Roman"/>
+                <w:sz w:val="20"/>
+              </w:rPr>
+              <w:t>0.065</w:t>
+            </w:r>
+          </w:p>
+        </w:tc>
+        <w:tc>
+          <w:tcPr>
+            <w:tcW w:w="1800" w:type="dxa"/>
+          </w:tcPr>
+          <w:p>
+            <w:r>
+              <w:rPr>
+                <w:rFonts w:ascii="Times New Roman" w:hAnsi="Times New Roman"/>
+                <w:sz w:val="20"/>
+              </w:rPr>
+              <w:t>0.065</w:t>
+            </w:r>
+          </w:p>
+        </w:tc>
+        <w:tc>
+          <w:tcPr>
+            <w:tcW w:w="1800" w:type="dxa"/>
+          </w:tcPr>
+          <w:p>
+            <w:r>
+              <w:rPr>
+                <w:rFonts w:ascii="Times New Roman" w:hAnsi="Times New Roman"/>
+                <w:sz w:val="20"/>
+              </w:rPr>
+              <w:t>0.219</w:t>
+            </w:r>
+          </w:p>
+        </w:tc>
+      </w:tr>
+      <w:tr>
+        <w:tc>
+          <w:tcPr>
+            <w:tcW w:w="1800" w:type="dxa"/>
+          </w:tcPr>
+          <w:p>
+            <w:r>
+              <w:rPr>
+                <w:rFonts w:ascii="Times New Roman" w:hAnsi="Times New Roman"/>
+                <w:sz w:val="20"/>
+              </w:rPr>
+              <w:t>ProbMinHashDBSCAN</w:t>
+            </w:r>
+          </w:p>
+        </w:tc>
+        <w:tc>
+          <w:tcPr>
+            <w:tcW w:w="1800" w:type="dxa"/>
+          </w:tcPr>
+          <w:p>
+            <w:r>
+              <w:rPr>
+                <w:rFonts w:ascii="Times New Roman" w:hAnsi="Times New Roman"/>
+                <w:sz w:val="20"/>
+              </w:rPr>
+              <w:t>C</w:t>
+            </w:r>
+          </w:p>
+        </w:tc>
+        <w:tc>
+          <w:tcPr>
+            <w:tcW w:w="1800" w:type="dxa"/>
+          </w:tcPr>
+          <w:p>
+            <w:r>
+              <w:rPr>
+                <w:rFonts w:ascii="Times New Roman" w:hAnsi="Times New Roman"/>
+                <w:sz w:val="20"/>
+              </w:rPr>
+              <w:t>6.2%</w:t>
+            </w:r>
+          </w:p>
+        </w:tc>
+        <w:tc>
+          <w:tcPr>
+            <w:tcW w:w="1800" w:type="dxa"/>
+          </w:tcPr>
+          <w:p>
+            <w:r>
+              <w:rPr>
+                <w:rFonts w:ascii="Times New Roman" w:hAnsi="Times New Roman"/>
+                <w:sz w:val="20"/>
+              </w:rPr>
+              <w:t>0.035</w:t>
+            </w:r>
+          </w:p>
+        </w:tc>
+        <w:tc>
+          <w:tcPr>
+            <w:tcW w:w="1800" w:type="dxa"/>
+          </w:tcPr>
+          <w:p>
+            <w:r>
+              <w:rPr>
+                <w:rFonts w:ascii="Times New Roman" w:hAnsi="Times New Roman"/>
+                <w:sz w:val="20"/>
+              </w:rPr>
+              <w:t>0.035</w:t>
+            </w:r>
+          </w:p>
+        </w:tc>
+        <w:tc>
+          <w:tcPr>
+            <w:tcW w:w="1800" w:type="dxa"/>
+          </w:tcPr>
+          <w:p>
+            <w:r>
+              <w:rPr>
+                <w:rFonts w:ascii="Times New Roman" w:hAnsi="Times New Roman"/>
+                <w:sz w:val="20"/>
+              </w:rPr>
+              <w:t>0.447</w:t>
+            </w:r>
+          </w:p>
+        </w:tc>
+      </w:tr>
+      <w:tr>
+        <w:tc>
+          <w:tcPr>
+            <w:tcW w:w="1800" w:type="dxa"/>
+          </w:tcPr>
+          <w:p>
+            <w:r>
+              <w:rPr>
+                <w:rFonts w:ascii="Times New Roman" w:hAnsi="Times New Roman"/>
+                <w:sz w:val="20"/>
+              </w:rPr>
+              <w:t>ProbMinHashLSH</w:t>
+            </w:r>
+          </w:p>
+        </w:tc>
+        <w:tc>
+          <w:tcPr>
+            <w:tcW w:w="1800" w:type="dxa"/>
+          </w:tcPr>
+          <w:p>
+            <w:r>
+              <w:rPr>
+                <w:rFonts w:ascii="Times New Roman" w:hAnsi="Times New Roman"/>
+                <w:sz w:val="20"/>
+              </w:rPr>
+              <w:t>C</w:t>
+            </w:r>
+          </w:p>
+        </w:tc>
+        <w:tc>
+          <w:tcPr>
+            <w:tcW w:w="1800" w:type="dxa"/>
+          </w:tcPr>
+          <w:p>
+            <w:r>
+              <w:rPr>
+                <w:rFonts w:ascii="Times New Roman" w:hAnsi="Times New Roman"/>
+                <w:sz w:val="20"/>
+              </w:rPr>
+              <w:t>99.2%</w:t>
+            </w:r>
+          </w:p>
+        </w:tc>
+        <w:tc>
+          <w:tcPr>
+            <w:tcW w:w="1800" w:type="dxa"/>
+          </w:tcPr>
+          <w:p>
+            <w:r>
+              <w:rPr>
+                <w:rFonts w:ascii="Times New Roman" w:hAnsi="Times New Roman"/>
+                <w:sz w:val="20"/>
+              </w:rPr>
+              <w:t>0.169</w:t>
+            </w:r>
+          </w:p>
+        </w:tc>
+        <w:tc>
+          <w:tcPr>
+            <w:tcW w:w="1800" w:type="dxa"/>
+          </w:tcPr>
+          <w:p>
+            <w:r>
+              <w:rPr>
+                <w:rFonts w:ascii="Times New Roman" w:hAnsi="Times New Roman"/>
+                <w:sz w:val="20"/>
+              </w:rPr>
+              <w:t>0.169</w:t>
+            </w:r>
+          </w:p>
+        </w:tc>
+        <w:tc>
+          <w:tcPr>
+            <w:tcW w:w="1800" w:type="dxa"/>
+          </w:tcPr>
+          <w:p>
+            <w:r>
+              <w:rPr>
+                <w:rFonts w:ascii="Times New Roman" w:hAnsi="Times New Roman"/>
+                <w:sz w:val="20"/>
+              </w:rPr>
+              <w:t>0.140</w:t>
+            </w:r>
+          </w:p>
+        </w:tc>
+      </w:tr>
+    </w:tbl>
+    <w:p>
+      <w:pPr>
+        <w:spacing w:before="80" w:after="200"/>
+        <w:jc w:val="center"/>
+      </w:pPr>
+      <w:r>
+        <w:rPr>
+          <w:rFonts w:ascii="Times New Roman" w:hAnsi="Times New Roman"/>
+          <w:i/>
+          <w:color w:val="444444"/>
+          <w:sz w:val="18"/>
+        </w:rPr>
+        <w:t>Table 1 – Summary of retrieval accuracy and memory for all six retrievers across three configurations. Config A = short NL queries; Config B = title queries; Config C = full body queries.</w:t>
+      </w:r>
+    </w:p>
+    <w:p>
+      <w:pPr>
+        <w:spacing w:before="160" w:after="60"/>
+      </w:pPr>
+      <w:r>
+        <w:rPr>
+          <w:rFonts w:ascii="Times New Roman" w:hAnsi="Times New Roman"/>
+          <w:b/>
+          <w:sz w:val="20"/>
+        </w:rPr>
+        <w:t>4.10  Key Findings</w:t>
+      </w:r>
+    </w:p>
+    <w:p>
+      <w:pPr>
+        <w:spacing w:after="120"/>
+      </w:pPr>
+      <w:r>
+        <w:rPr>
+          <w:rFonts w:ascii="Times New Roman" w:hAnsi="Times New Roman"/>
+          <w:sz w:val="20"/>
+        </w:rPr>
+        <w:t>The experiments reveal the following key findings:</w:t>
+      </w:r>
+    </w:p>
+    <w:p>
+      <w:pPr>
+        <w:pStyle w:val="ListParagraph"/>
+        <w:spacing w:after="60"/>
+      </w:pPr>
+      <w:r>
+        <w:rPr>
+          <w:rFonts w:ascii="Times New Roman" w:hAnsi="Times New Roman"/>
+          <w:sz w:val="20"/>
+        </w:rPr>
+        <w:t>Query length is the dominant factor in retrieval success. Short NL queries (Config A) are fundamentally difficult for all lexical retrievers; full-body queries (Config C) are trivially easy for Classic and BM25, and highly effective for LSH-based sketch retrievers.</w:t>
+      </w:r>
+    </w:p>
+    <w:p>
+      <w:pPr>
+        <w:pStyle w:val="ListParagraph"/>
+        <w:spacing w:after="60"/>
+      </w:pPr>
+      <w:r>
+        <w:rPr>
+          <w:rFonts w:ascii="Times New Roman" w:hAnsi="Times New Roman"/>
+          <w:sz w:val="20"/>
+        </w:rPr>
+        <w:t>BM25 is the strongest retriever in the mixed setting (Config B): 83.2% hit rate and MRR 0.651 vs. Classic’s 73.7% / 0.160. BM25’s length normalisation gives it an edge when document bodies are much longer than the query.</w:t>
+      </w:r>
+    </w:p>
+    <w:p>
+      <w:pPr>
+        <w:pStyle w:val="ListParagraph"/>
+        <w:spacing w:after="60"/>
+      </w:pPr>
+      <w:r>
+        <w:rPr>
+          <w:rFonts w:ascii="Times New Roman" w:hAnsi="Times New Roman"/>
+          <w:sz w:val="20"/>
+        </w:rPr>
+        <w:t>LSH-based sketch retrievers (MinHashLSH, ProbMinHashLSH) achieve near-perfect hit rates in Config C (99.2%) using only ~0.02–0.14 MB of memory — one to two orders of magnitude less than BM25. ProbMinHashLSH achieves MRR 0.169 by exploiting term-frequency weights.</w:t>
+      </w:r>
+    </w:p>
+    <w:p>
+      <w:pPr>
+        <w:pStyle w:val="ListParagraph"/>
+        <w:spacing w:after="60"/>
+      </w:pPr>
+      <w:r>
+        <w:rPr>
+          <w:rFonts w:ascii="Times New Roman" w:hAnsi="Times New Roman"/>
+          <w:sz w:val="20"/>
+        </w:rPr>
+        <w:t>DBSCAN-based retrievers consistently underperform LSH variants. At 100,000 full-text documents, DBSCAN cluster granularity is too coarse, yielding only 5.9–6.2% hit rate in Config C.</w:t>
+      </w:r>
+    </w:p>
+    <w:p>
+      <w:pPr>
+        <w:pStyle w:val="ListParagraph"/>
+        <w:spacing w:after="60"/>
+      </w:pPr>
+      <w:r>
+        <w:rPr>
+          <w:rFonts w:ascii="Times New Roman" w:hAnsi="Times New Roman"/>
+          <w:sz w:val="20"/>
+        </w:rPr>
+        <w:t>For streaming applications, MinHashLSH and ProbMinHashLSH are the clear winners: ~0.005–0.012 s update latency, ~0.02–0.14 MB memory, and ~99% hit rate in the body-query setting.</w:t>
+      </w:r>
+    </w:p>
+    <w:p>
+      <w:pPr>
+        <w:jc w:val="center"/>
+      </w:pPr>
+      <w:r>
+        <w:rPr>
+          <w:rFonts w:ascii="Times New Roman" w:hAnsi="Times New Roman" w:cs="Times New Roman"/>
+          <w:b/>
+          <w:sz w:val="20"/>
+        </w:rPr>
+        <w:lastRenderedPageBreak/>
+        <w:t>V. Conclusion</w:t>
+      </w:r>
+    </w:p>
+    <w:p>
       <w:pPr>
         <w:jc w:val="both"/>
-        <w:rPr>
-          <w:rFonts w:ascii="Times New Roman" w:eastAsiaTheme="minorEastAsia" w:hAnsi="Times New Roman" w:cs="Times New Roman"/>
-          <w:sz w:val="20"/>
-          <w:szCs w:val="20"/>
-        </w:rPr>
-      </w:pPr>
+      </w:pPr>
+      <w:r>
+        <w:rPr>
+          <w:rFonts w:ascii="Times New Roman" w:hAnsi="Times New Roman" w:cs="Times New Roman"/>
+          <w:sz w:val="20"/>
+        </w:rPr>
+        <w:t>This paper extended Dr. Yehezkel's MinHash-DBSCAN retrieval framework — originally designed for GenAI output verification, where queries are long — to the RAG setting, where queries are typically short natural-language sentences. We evaluated six retrievers (Classic TF-IDF, BM25, MinHashDBSCAN, MinHashLSH, ProbMinHashDBSCAN, ProbMinHashLSH) across three experimental configurations on 100,000 MS-MARCO documents, measuring accuracy (Hit Rate, MRR, MAP), memory footprint, and corpus update latency.</w:t>
+      </w:r>
+    </w:p>
+    <w:p>
+      <w:pPr>
+        <w:jc w:val="both"/>
+      </w:pPr>
+      <w:r>
+        <w:rPr>
+          <w:rFonts w:ascii="Times New Roman" w:hAnsi="Times New Roman" w:cs="Times New Roman"/>
+          <w:sz w:val="20"/>
+        </w:rPr>
+        <w:t>The central finding is that query length is the dominant factor governing retrieval success for all lexical methods tested. In Config A — the setting that most closely resembles a real RAG pipeline, with short (~10-token) natural-language queries against a passage corpus — every retriever fails. BM25 achieves only a 0.7% hit rate; all sketch-based methods score 0%. This is not a failure of any individual algorithm but a fundamental limitation of lexical overlap: short, conversational queries share too few exact terms with the passages that answer them. The original Yehezkel approach was designed for long GenAI outputs, which naturally share many tokens with their source documents; applying it unmodified to short RAG queries removes its key advantage.</w:t>
+      </w:r>
+    </w:p>
+    <w:p>
+      <w:pPr>
+        <w:jc w:val="both"/>
+      </w:pPr>
+      <w:r>
+        <w:rPr>
+          <w:rFonts w:ascii="Times New Roman" w:hAnsi="Times New Roman" w:cs="Times New Roman"/>
+          <w:sz w:val="20"/>
+        </w:rPr>
+        <w:t>When queries carry sufficient lexical signal, the picture changes significantly. In Config B (title queries, ~5 tokens), BM25 reaches 83.2% hit rate and MRR 0.651, outperforming Classic TF-IDF (73.7% / 0.160) and all sketch-based retrievers (best: ProbMinHashLSH at 7.5% / 0.054). In Config C (full document-body queries, ~545 tokens), Classic and BM25 approach perfect performance (99.1% hit rate, MRR ~0.987), while the LSH-based sketch retrievers also achieve 99.2% hit rate — at one to two orders of magnitude lower memory (0.02–0.14 MB vs. 3.5–3.9 MB for BM25) and near-instant update latency (~0.005–0.012 s vs. 16.8 s for Classic).</w:t>
+      </w:r>
+    </w:p>
+    <w:p>
+      <w:pPr>
+        <w:jc w:val="both"/>
+      </w:pPr>
+      <w:r>
+        <w:rPr>
+          <w:rFonts w:ascii="Times New Roman" w:hAnsi="Times New Roman" w:cs="Times New Roman"/>
+          <w:sz w:val="20"/>
+        </w:rPr>
+        <w:t>Among the sketch-based approaches, LSH consistently outperforms DBSCAN. At 100,000 documents, DBSCAN clusters become too coarse: many topically similar documents share a cluster, so the correct document is rarely co-clustered with a short query, yielding only 5.9–6.2% hit rate in Config C. LSH's bucket-based structure is more granular and scales gracefully, achieving 99.2% hit rate in Config C with sub-millisecond query latency. This suggests that for large corpora, LSH is a more suitable companion to MinHash than DBSCAN, contrary to the structure assumed in Yehezkel's original design.</w:t>
+      </w:r>
+    </w:p>
+    <w:p>
+      <w:pPr>
+        <w:jc w:val="both"/>
+      </w:pPr>
+      <w:r>
+        <w:rPr>
+          <w:rFonts w:ascii="Times New Roman" w:hAnsi="Times New Roman" w:cs="Times New Roman"/>
+          <w:sz w:val="20"/>
+        </w:rPr>
+        <w:t xml:space="preserve">ProbMinHash4 (weighted by TF-IDF) consistently improves ranking quality over unweighted MinHash when paired with LSH. In Config C, ProbMinHashLSH achieves MRR 0.169 compared to MinHashLSH's 0.065 — a 2.6x improvement in ranking precision at near-identical hit rate and memory cost. This demonstrates the value of incorporating term-frequency weights into the sketching stage: even modest weighting helps discriminate among documents within the same LSH bucket. The improvement is </w:t>
+      </w:r>
+      <w:r>
+        <w:rPr>
+          <w:rFonts w:ascii="Times New Roman" w:hAnsi="Times New Roman" w:cs="Times New Roman"/>
+          <w:sz w:val="20"/>
+        </w:rPr>
+        <w:t>smaller for DBSCAN variants (MRR 0.035 vs 0.033), confirming that ranking gains from ProbMinHash are only realised when the retrieval structure itself is fine-grained enough.</w:t>
+      </w:r>
+    </w:p>
+    <w:p>
+      <w:pPr>
+        <w:jc w:val="both"/>
+      </w:pPr>
+      <w:r>
+        <w:rPr>
+          <w:rFonts w:ascii="Times New Roman" w:hAnsi="Times New Roman" w:cs="Times New Roman"/>
+          <w:sz w:val="20"/>
+        </w:rPr>
+        <w:t>For streaming and continuously-updated RAG pipelines, MinHashLSH and ProbMinHashLSH are the clear recommendation: corpus updates take ~5–12 ms (single index insertion), compared to 16.8 s for Classic (full DBSCAN re-clustering) and 0.43 s for BM25 (global IDF recomputation). Combined with ~0.02–0.14 MB per-query memory, these methods are uniquely suited to real-time retrieval at scale — provided that queries are long enough to generate dense MinHash signatures.</w:t>
+      </w:r>
+    </w:p>
+    <w:p>
+      <w:pPr>
+        <w:jc w:val="center"/>
+      </w:pPr>
+      <w:r>
+        <w:rPr>
+          <w:rFonts w:ascii="Times New Roman" w:hAnsi="Times New Roman" w:cs="Times New Roman"/>
+          <w:b/>
+          <w:sz w:val="20"/>
+        </w:rPr>
+        <w:t>Limitations and Future Work</w:t>
+      </w:r>
+    </w:p>
+    <w:p>
+      <w:pPr>
+        <w:jc w:val="both"/>
+      </w:pPr>
+      <w:r>
+        <w:rPr>
+          <w:rFonts w:ascii="Times New Roman" w:hAnsi="Times New Roman" w:cs="Times New Roman"/>
+          <w:sz w:val="20"/>
+        </w:rPr>
+        <w:t>The primary limitation of this work is that all methods tested are purely lexical: they rely on shared token overlap between query and document. This makes them fundamentally unsuited for the short natural-language query setting (Config A) that defines most real-world RAG systems today. Future work should investigate hybrid pipelines that use MinHashLSH as a fast pre-filter to narrow the candidate set, followed by a lightweight dense re-ranker (e.g., a bi-encoder or cross-encoder) to handle semantic gaps. Such a design could preserve the memory and update-latency advantages of LSH while recovering the accuracy needed for open-domain QA.</w:t>
+      </w:r>
+    </w:p>
+    <w:p>
+      <w:pPr>
+        <w:jc w:val="both"/>
+      </w:pPr>
+      <w:r>
+        <w:rPr>
+          <w:rFonts w:ascii="Times New Roman" w:hAnsi="Times New Roman" w:cs="Times New Roman"/>
+          <w:sz w:val="20"/>
+        </w:rPr>
+        <w:t>Additionally, the DBSCAN hyperparameters (eps=0.85, min_samples=2) were fixed across all corpus sizes. Adaptive or hierarchical clustering strategies may better handle the granularity problem observed at 100,000 documents. Finally, extending the evaluation to larger corpora (1M+ documents) and multilingual datasets would better characterise the scalability limits of each approach. The theoretical sublinear query complexity of both DBSCAN and LSH-based retrieval makes them strong candidates for such scale, and empirical validation at that size remains an important open question.</w:t>
+      </w:r>
     </w:p>
     <w:sectPr>
       <w:type w:val="continuous"/>

--- a/FinalProject/Final report.docx
+++ b/FinalProject/Final report.docx
@@ -1901,7 +1901,7 @@
               <w:szCs w:val="20"/>
               <w:lang w:val="en-US"/>
             </w:rPr>
-            <w:instrText xml:space="preserve"> CITATION AZB97 \l 1033 </w:instrText>
+            <w:instrText xml:space="preserve"> CITATION Bro97 \l 1033 </w:instrText>
           </w:r>
           <w:r>
             <w:rPr>
@@ -1929,7 +1929,7 @@
               <w:szCs w:val="20"/>
               <w:lang w:val="en-US"/>
             </w:rPr>
-            <w:t>[6]</w:t>
+            <w:t>[4]</w:t>
           </w:r>
           <w:r>
             <w:rPr>
@@ -2279,7 +2279,7 @@
               <w:szCs w:val="20"/>
               <w:lang w:val="en-US"/>
             </w:rPr>
-            <w:t>[7]</w:t>
+            <w:t>[6]</w:t>
           </w:r>
           <w:r>
             <w:rPr>
@@ -3128,7 +3128,7 @@
               <w:lang w:val="en-US"/>
               <w14:ligatures w14:val="none"/>
             </w:rPr>
-            <w:t>[7]</w:t>
+            <w:t>[6]</w:t>
           </w:r>
           <w:r>
             <w:rPr>
@@ -3246,7 +3246,7 @@
               <w:lang w:val="en-US"/>
               <w14:ligatures w14:val="none"/>
             </w:rPr>
-            <w:t>[7]</w:t>
+            <w:t>[6]</w:t>
           </w:r>
           <w:r>
             <w:rPr>
@@ -3610,7 +3610,7 @@
               <w:szCs w:val="20"/>
               <w:lang w:val="en-US"/>
             </w:rPr>
-            <w:t>[8]</w:t>
+            <w:t>[7]</w:t>
           </w:r>
           <w:r>
             <w:rPr>
@@ -3718,7 +3718,7 @@
               <w:szCs w:val="20"/>
               <w:lang w:val="en-US"/>
             </w:rPr>
-            <w:t>[8]</w:t>
+            <w:t>[7]</w:t>
           </w:r>
           <w:r>
             <w:rPr>
@@ -3808,7 +3808,7 @@
               <w:szCs w:val="20"/>
               <w:lang w:val="en-US"/>
             </w:rPr>
-            <w:t>[7]</w:t>
+            <w:t>[6]</w:t>
           </w:r>
           <w:r>
             <w:rPr>
@@ -4050,7 +4050,7 @@
               <w:szCs w:val="20"/>
               <w:lang w:val="en-US"/>
             </w:rPr>
-            <w:t>[9]</w:t>
+            <w:t>[8]</w:t>
           </w:r>
           <w:r>
             <w:rPr>
@@ -4068,7 +4068,7 @@
           <w:sz w:val="20"/>
           <w:szCs w:val="20"/>
         </w:rPr>
-        <w:t>. DBSCAN clusters data</w:t>
+        <w:t>. DBSCAN clusters data instances with nearby neighbors</w:t>
       </w:r>
       <w:r>
         <w:rPr>
@@ -4076,7 +4076,7 @@
           <w:sz w:val="20"/>
           <w:szCs w:val="20"/>
         </w:rPr>
-        <w:t xml:space="preserve"> </w:t>
+        <w:t xml:space="preserve"> based on the minimal distance parameter inserted to it</w:t>
       </w:r>
       <w:r>
         <w:rPr>
@@ -4084,7 +4084,7 @@
           <w:sz w:val="20"/>
           <w:szCs w:val="20"/>
         </w:rPr>
-        <w:t>instances with nearby neighbors</w:t>
+        <w:t xml:space="preserve"> and marks as outliers data instances with too far nearest neighbors. </w:t>
       </w:r>
       <w:r>
         <w:rPr>
@@ -4092,79 +4092,7 @@
           <w:sz w:val="20"/>
           <w:szCs w:val="20"/>
         </w:rPr>
-        <w:t xml:space="preserve"> based on the minimal distance parameter inserted to it</w:t>
-      </w:r>
-      <w:r>
-        <w:rPr>
-          <w:rFonts w:ascii="Times New Roman" w:eastAsia="Times New Roman" w:hAnsi="Times New Roman" w:cs="Times New Roman"/>
-          <w:sz w:val="20"/>
-          <w:szCs w:val="20"/>
-        </w:rPr>
-        <w:t xml:space="preserve"> and marks as outliers</w:t>
-      </w:r>
-      <w:r>
-        <w:rPr>
-          <w:rFonts w:ascii="Times New Roman" w:eastAsia="Times New Roman" w:hAnsi="Times New Roman" w:cs="Times New Roman"/>
-          <w:sz w:val="20"/>
-          <w:szCs w:val="20"/>
-        </w:rPr>
-        <w:t xml:space="preserve"> </w:t>
-      </w:r>
-      <w:r>
-        <w:rPr>
-          <w:rFonts w:ascii="Times New Roman" w:eastAsia="Times New Roman" w:hAnsi="Times New Roman" w:cs="Times New Roman"/>
-          <w:sz w:val="20"/>
-          <w:szCs w:val="20"/>
-        </w:rPr>
-        <w:t>data</w:t>
-      </w:r>
-      <w:r>
-        <w:rPr>
-          <w:rFonts w:ascii="Times New Roman" w:eastAsia="Times New Roman" w:hAnsi="Times New Roman" w:cs="Times New Roman"/>
-          <w:sz w:val="20"/>
-          <w:szCs w:val="20"/>
-        </w:rPr>
-        <w:t xml:space="preserve"> </w:t>
-      </w:r>
-      <w:r>
-        <w:rPr>
-          <w:rFonts w:ascii="Times New Roman" w:eastAsia="Times New Roman" w:hAnsi="Times New Roman" w:cs="Times New Roman"/>
-          <w:sz w:val="20"/>
-          <w:szCs w:val="20"/>
-        </w:rPr>
-        <w:t xml:space="preserve">instances with too far nearest neighbors. </w:t>
-      </w:r>
-      <w:r>
-        <w:rPr>
-          <w:rFonts w:ascii="Times New Roman" w:eastAsia="Times New Roman" w:hAnsi="Times New Roman" w:cs="Times New Roman"/>
-          <w:sz w:val="20"/>
-          <w:szCs w:val="20"/>
-        </w:rPr>
-        <w:t>The running time</w:t>
-      </w:r>
-      <w:r>
-        <w:rPr>
-          <w:rFonts w:ascii="Times New Roman" w:eastAsia="Times New Roman" w:hAnsi="Times New Roman" w:cs="Times New Roman"/>
-          <w:sz w:val="20"/>
-          <w:szCs w:val="20"/>
-        </w:rPr>
-        <w:t xml:space="preserve"> </w:t>
-      </w:r>
-      <w:r>
-        <w:rPr>
-          <w:rFonts w:ascii="Times New Roman" w:eastAsia="Times New Roman" w:hAnsi="Times New Roman" w:cs="Times New Roman"/>
-          <w:sz w:val="20"/>
-          <w:szCs w:val="20"/>
-        </w:rPr>
-        <w:t>complexity of DBSCAN is typically</w:t>
-      </w:r>
-      <w:r>
-        <w:rPr>
-          <w:rFonts w:ascii="Times New Roman" w:eastAsia="Times New Roman" w:hAnsi="Times New Roman" w:cs="Times New Roman"/>
-          <w:sz w:val="20"/>
-          <w:szCs w:val="20"/>
-        </w:rPr>
-        <w:t xml:space="preserve"> </w:t>
+        <w:t xml:space="preserve">The running time complexity of DBSCAN is typically </w:t>
       </w:r>
       <m:oMath>
         <m:r>
@@ -4392,7 +4320,7 @@
               <w:szCs w:val="20"/>
               <w:lang w:val="en-US"/>
             </w:rPr>
-            <w:t>[10]</w:t>
+            <w:t>[9]</w:t>
           </w:r>
           <w:r>
             <w:rPr>
@@ -4442,16 +4370,7 @@
           <w:szCs w:val="20"/>
           <w:lang w:val="en-US"/>
         </w:rPr>
-        <w:t xml:space="preserve">In LSH, </w:t>
-      </w:r>
-      <w:r>
-        <w:rPr>
-          <w:rFonts w:ascii="Times New Roman" w:eastAsia="Times New Roman" w:hAnsi="Times New Roman" w:cs="Times New Roman"/>
-          <w:sz w:val="20"/>
-          <w:szCs w:val="20"/>
-          <w:lang w:val="en-US"/>
-        </w:rPr>
-        <w:t xml:space="preserve">a high-dimensional signature is divided into </w:t>
+        <w:t xml:space="preserve">In LSH, a high-dimensional signature is divided into </w:t>
       </w:r>
       <m:oMath>
         <m:r>
@@ -4471,16 +4390,7 @@
           <w:szCs w:val="20"/>
           <w:lang w:val="en-US"/>
         </w:rPr>
-        <w:t xml:space="preserve"> </w:t>
-      </w:r>
-      <w:r>
-        <w:rPr>
-          <w:rFonts w:ascii="Times New Roman" w:eastAsia="Times New Roman" w:hAnsi="Times New Roman" w:cs="Times New Roman"/>
-          <w:sz w:val="20"/>
-          <w:szCs w:val="20"/>
-          <w:lang w:val="en-US"/>
-        </w:rPr>
-        <w:t xml:space="preserve">bands consisting of </w:t>
+        <w:t xml:space="preserve"> bands consisting of </w:t>
       </w:r>
       <m:oMath>
         <m:r>
@@ -4803,7 +4713,7 @@
               <w:szCs w:val="20"/>
               <w:lang w:val="en-US"/>
             </w:rPr>
-            <w:t>[11]</w:t>
+            <w:t>[10]</w:t>
           </w:r>
           <w:r>
             <w:rPr>
@@ -4925,7 +4835,7 @@
               <w:szCs w:val="20"/>
               <w:lang w:val="en-US"/>
             </w:rPr>
-            <w:t>[12]</w:t>
+            <w:t>[11]</w:t>
           </w:r>
           <w:r>
             <w:rPr>
@@ -4947,61 +4857,7 @@
           <w:szCs w:val="20"/>
           <w:lang w:val="en-US"/>
         </w:rPr>
-        <w:t xml:space="preserve">: </w:t>
-      </w:r>
-      <w:r>
-        <w:rPr>
-          <w:rFonts w:ascii="Times New Roman" w:eastAsia="Times New Roman" w:hAnsi="Times New Roman" w:cs="Times New Roman"/>
-          <w:sz w:val="20"/>
-          <w:szCs w:val="20"/>
-          <w:lang w:val="en-US"/>
-        </w:rPr>
-        <w:t>Term Frequency-Inverse Document Frequency, is a numerical statistic used in information retrieval and text mining to reflect how important a word is to a document within a larger collection or corpus. The "Term Frequency" (</w:t>
-      </w:r>
-      <w:r>
-        <w:rPr>
-          <w:rFonts w:ascii="Times New Roman" w:eastAsia="Times New Roman" w:hAnsi="Times New Roman" w:cs="Times New Roman"/>
-          <w:sz w:val="20"/>
-          <w:szCs w:val="20"/>
-          <w:lang w:val="en-US"/>
-        </w:rPr>
-        <w:t>TF</w:t>
-      </w:r>
-      <w:r>
-        <w:rPr>
-          <w:rFonts w:ascii="Times New Roman" w:eastAsia="Times New Roman" w:hAnsi="Times New Roman" w:cs="Times New Roman"/>
-          <w:sz w:val="20"/>
-          <w:szCs w:val="20"/>
-          <w:lang w:val="en-US"/>
-        </w:rPr>
-        <w:t>) component measures how often a word appears in a specific document, while the "Inverse Document Frequency" (</w:t>
-      </w:r>
-      <w:r>
-        <w:rPr>
-          <w:rFonts w:ascii="Times New Roman" w:eastAsia="Times New Roman" w:hAnsi="Times New Roman" w:cs="Times New Roman"/>
-          <w:sz w:val="20"/>
-          <w:szCs w:val="20"/>
-          <w:lang w:val="en-US"/>
-        </w:rPr>
-        <w:t>IDF</w:t>
-      </w:r>
-      <w:r>
-        <w:rPr>
-          <w:rFonts w:ascii="Times New Roman" w:eastAsia="Times New Roman" w:hAnsi="Times New Roman" w:cs="Times New Roman"/>
-          <w:sz w:val="20"/>
-          <w:szCs w:val="20"/>
-          <w:lang w:val="en-US"/>
-        </w:rPr>
-        <w:t>) component penalizes words that appear frequently across the entire dataset (like "the" or "is"). By multiplying these two values, the algorithm highlights unique, content-bearing words that characterize a specific document's topic while filtering out common noise</w:t>
-      </w:r>
-      <w:r>
-        <w:rPr>
-          <w:rFonts w:ascii="Times New Roman" w:eastAsia="Times New Roman" w:hAnsi="Times New Roman" w:cs="Times New Roman"/>
-          <w:sz w:val="20"/>
-          <w:szCs w:val="20"/>
-          <w:lang w:val="en-US"/>
-        </w:rPr>
-        <w:t>. The TF-IDF will provide the weights we use for the ProbMinHash4</w:t>
+        <w:t>: Term Frequency-Inverse Document Frequency, is a numerical statistic used in information retrieval and text mining to reflect how important a word is to a document within a larger collection or corpus. The "Term Frequency" (TF) component measures how often a word appears in a specific document, while the "Inverse Document Frequency" (IDF) component penalizes words that appear frequently across the entire dataset (like "the" or "is"). By multiplying these two values, the algorithm highlights unique, content-bearing words that characterize a specific document's topic while filtering out common noise. The TF-IDF will provide the weights we use for the ProbMinHash4</w:t>
       </w:r>
     </w:p>
     <w:p>
@@ -5378,24 +5234,7 @@
           <w:szCs w:val="20"/>
         </w:rPr>
         <w:lastRenderedPageBreak/>
-        <w:t xml:space="preserve">We test these approaches against the baseline </w:t>
-      </w:r>
-      <w:r>
-        <w:rPr>
-          <w:rFonts w:ascii="Times New Roman" w:eastAsia="Times New Roman" w:hAnsi="Times New Roman" w:cs="Times New Roman"/>
-          <w:sz w:val="20"/>
-          <w:szCs w:val="20"/>
-          <w:highlight w:val="yellow"/>
-        </w:rPr>
-        <w:t>Classic TF-IDF cosine similarity</w:t>
-      </w:r>
-      <w:r>
-        <w:rPr>
-          <w:rFonts w:ascii="Times New Roman" w:eastAsia="Times New Roman" w:hAnsi="Times New Roman" w:cs="Times New Roman"/>
-          <w:sz w:val="20"/>
-          <w:szCs w:val="20"/>
-        </w:rPr>
-        <w:t xml:space="preserve"> and the benchmark BM25 approach, in both performance and accuracy.</w:t>
+        <w:t>We test these approaches against the baseline Classic TF-IDF cosine similarity and the benchmark BM25 approach, in both performance and accuracy.</w:t>
       </w:r>
     </w:p>
     <w:p>
@@ -5437,7 +5276,15 @@
           <w:sz w:val="20"/>
           <w:szCs w:val="20"/>
         </w:rPr>
-        <w:t>that got them. Our corpus will be the passage retrievals and our queries will be the dataset queries. In all cases, we used unigrams and bi-grams</w:t>
+        <w:t>that got them. Our corpus will be the passage retrievals and our queries will be the dataset queries. In all cases, we used</w:t>
+      </w:r>
+      <w:r>
+        <w:rPr>
+          <w:rFonts w:ascii="Times New Roman" w:eastAsia="Times New Roman" w:hAnsi="Times New Roman" w:cs="Times New Roman"/>
+          <w:sz w:val="20"/>
+          <w:szCs w:val="20"/>
+        </w:rPr>
+        <w:t xml:space="preserve"> unigrams and bi-grams</w:t>
       </w:r>
       <w:sdt>
         <w:sdtPr>
@@ -5465,7 +5312,7 @@
               <w:szCs w:val="20"/>
               <w:lang w:val="en-US"/>
             </w:rPr>
-            <w:instrText xml:space="preserve"> CITATION AZB97 \l 1033 </w:instrText>
+            <w:instrText xml:space="preserve"> CITATION Bro97 \l 1033 </w:instrText>
           </w:r>
           <w:r>
             <w:rPr>
@@ -5493,7 +5340,7 @@
               <w:szCs w:val="20"/>
               <w:lang w:val="en-US"/>
             </w:rPr>
-            <w:t>[6]</w:t>
+            <w:t>[4]</w:t>
           </w:r>
           <w:r>
             <w:rPr>
@@ -7649,7 +7496,7 @@
               <w:szCs w:val="20"/>
               <w:lang w:val="en-US"/>
             </w:rPr>
-            <w:t>[13]</w:t>
+            <w:t>[12]</w:t>
           </w:r>
           <w:r>
             <w:rPr>
@@ -8184,7 +8031,7 @@
               <w:szCs w:val="20"/>
               <w:lang w:val="en-US"/>
             </w:rPr>
-            <w:t>[10]</w:t>
+            <w:t>[9]</w:t>
           </w:r>
           <w:r>
             <w:rPr>
@@ -8266,7 +8113,7 @@
               <w:szCs w:val="20"/>
               <w:lang w:val="en-US"/>
             </w:rPr>
-            <w:t>[10]</w:t>
+            <w:t>[9]</w:t>
           </w:r>
           <w:r>
             <w:rPr>
@@ -12413,7 +12260,7 @@
           <w:b/>
           <w:sz w:val="20"/>
         </w:rPr>
-        <w:t>Limitations and Future Work</w:t>
+        <w:t>VI. Limitations and Future Work</w:t>
       </w:r>
     </w:p>
     <w:p>
@@ -12431,14 +12278,810 @@
     <w:p>
       <w:pPr>
         <w:jc w:val="both"/>
-      </w:pPr>
-      <w:r>
         <w:rPr>
           <w:rFonts w:ascii="Times New Roman" w:hAnsi="Times New Roman" w:cs="Times New Roman"/>
           <w:sz w:val="20"/>
+          <w:lang w:val="en-US"/>
+        </w:rPr>
+      </w:pPr>
+      <w:r>
+        <w:rPr>
+          <w:rFonts w:ascii="Times New Roman" w:hAnsi="Times New Roman" w:cs="Times New Roman"/>
+          <w:sz w:val="20"/>
         </w:rPr>
         <w:t>Additionally, the DBSCAN hyperparameters (eps=0.85, min_samples=2) were fixed across all corpus sizes. Adaptive or hierarchical clustering strategies may better handle the granularity problem observed at 100,000 documents. Finally, extending the evaluation to larger corpora (1M+ documents) and multilingual datasets would better characterise the scalability limits of each approach. The theoretical sublinear query complexity of both DBSCAN and LSH-based retrieval makes them strong candidates for such scale, and empirical validation at that size remains an important open question.</w:t>
       </w:r>
+    </w:p>
+    <w:sdt>
+      <w:sdtPr>
+        <w:rPr>
+          <w:rFonts w:asciiTheme="minorHAnsi" w:eastAsiaTheme="minorHAnsi" w:hAnsiTheme="minorHAnsi" w:cstheme="minorBidi"/>
+          <w:color w:val="auto"/>
+          <w:sz w:val="24"/>
+          <w:szCs w:val="24"/>
+        </w:rPr>
+        <w:id w:val="-1836222454"/>
+        <w:docPartObj>
+          <w:docPartGallery w:val="Bibliographies"/>
+          <w:docPartUnique/>
+        </w:docPartObj>
+      </w:sdtPr>
+      <w:sdtEndPr>
+        <w:rPr>
+          <w:b/>
+          <w:bCs/>
+        </w:rPr>
+      </w:sdtEndPr>
+      <w:sdtContent>
+        <w:p>
+          <w:pPr>
+            <w:pStyle w:val="Heading1"/>
+            <w:jc w:val="center"/>
+            <w:rPr>
+              <w:rFonts w:ascii="Times New Roman" w:hAnsi="Times New Roman" w:cs="Times New Roman"/>
+              <w:color w:val="000000" w:themeColor="text1"/>
+              <w:sz w:val="20"/>
+              <w:szCs w:val="20"/>
+            </w:rPr>
+          </w:pPr>
+          <w:r>
+            <w:rPr>
+              <w:rFonts w:ascii="Times New Roman" w:eastAsiaTheme="minorHAnsi" w:hAnsi="Times New Roman" w:cs="Times New Roman"/>
+              <w:b/>
+              <w:bCs/>
+              <w:color w:val="auto"/>
+              <w:sz w:val="20"/>
+              <w:szCs w:val="24"/>
+            </w:rPr>
+            <w:t>references</w:t>
+          </w:r>
+          <w:r>
+            <w:rPr>
+              <w:rFonts w:ascii="Times New Roman" w:hAnsi="Times New Roman" w:cs="Times New Roman"/>
+              <w:color w:val="000000" w:themeColor="text1"/>
+              <w:sz w:val="20"/>
+              <w:szCs w:val="20"/>
+            </w:rPr>
+            <w:fldChar w:fldCharType="begin"/>
+          </w:r>
+          <w:r>
+            <w:rPr>
+              <w:rFonts w:ascii="Times New Roman" w:hAnsi="Times New Roman" w:cs="Times New Roman"/>
+              <w:color w:val="000000" w:themeColor="text1"/>
+              <w:sz w:val="20"/>
+              <w:szCs w:val="20"/>
+            </w:rPr>
+            <w:instrText xml:space="preserve"> BIBLIOGRAPHY </w:instrText>
+          </w:r>
+          <w:r>
+            <w:rPr>
+              <w:rFonts w:ascii="Times New Roman" w:hAnsi="Times New Roman" w:cs="Times New Roman"/>
+              <w:color w:val="000000" w:themeColor="text1"/>
+              <w:sz w:val="20"/>
+              <w:szCs w:val="20"/>
+            </w:rPr>
+            <w:fldChar w:fldCharType="separate"/>
+          </w:r>
+        </w:p>
+        <w:tbl>
+          <w:tblPr>
+            <w:tblW w:w="0" w:type="auto"/>
+            <w:tblCellSpacing w:w="15" w:type="dxa"/>
+            <w:tblCellMar>
+              <w:top w:w="15" w:type="dxa"/>
+              <w:left w:w="15" w:type="dxa"/>
+              <w:bottom w:w="15" w:type="dxa"/>
+              <w:right w:w="15" w:type="dxa"/>
+            </w:tblCellMar>
+            <w:tblLook w:val="04A0" w:firstRow="1" w:lastRow="0" w:firstColumn="1" w:lastColumn="0" w:noHBand="0" w:noVBand="1"/>
+          </w:tblPr>
+          <w:tblGrid>
+            <w:gridCol w:w="409"/>
+            <w:gridCol w:w="4706"/>
+          </w:tblGrid>
+          <w:tr>
+            <w:trPr>
+              <w:divId w:val="37241510"/>
+              <w:trHeight w:val="283"/>
+              <w:tblCellSpacing w:w="15" w:type="dxa"/>
+            </w:trPr>
+            <w:tc>
+              <w:tcPr>
+                <w:tcW w:w="0" w:type="auto"/>
+                <w:hideMark/>
+              </w:tcPr>
+              <w:p>
+                <w:pPr>
+                  <w:pStyle w:val="Bibliography"/>
+                  <w:rPr>
+                    <w:rFonts w:ascii="Times New Roman" w:hAnsi="Times New Roman" w:cs="Times New Roman"/>
+                    <w:noProof/>
+                    <w:kern w:val="0"/>
+                    <w:sz w:val="20"/>
+                    <w:szCs w:val="20"/>
+                    <w14:ligatures w14:val="none"/>
+                  </w:rPr>
+                </w:pPr>
+                <w:r>
+                  <w:rPr>
+                    <w:rFonts w:ascii="Times New Roman" w:hAnsi="Times New Roman" w:cs="Times New Roman"/>
+                    <w:noProof/>
+                    <w:sz w:val="20"/>
+                    <w:szCs w:val="20"/>
+                  </w:rPr>
+                  <w:t xml:space="preserve">[1] </w:t>
+                </w:r>
+              </w:p>
+            </w:tc>
+            <w:tc>
+              <w:tcPr>
+                <w:tcW w:w="4661" w:type="dxa"/>
+                <w:hideMark/>
+              </w:tcPr>
+              <w:p>
+                <w:pPr>
+                  <w:pStyle w:val="Bibliography"/>
+                  <w:spacing w:line="240" w:lineRule="auto"/>
+                  <w:rPr>
+                    <w:rFonts w:ascii="Times New Roman" w:hAnsi="Times New Roman" w:cs="Times New Roman"/>
+                    <w:sz w:val="20"/>
+                  </w:rPr>
+                </w:pPr>
+                <w:r>
+                  <w:rPr>
+                    <w:rFonts w:ascii="Times New Roman" w:hAnsi="Times New Roman" w:cs="Times New Roman"/>
+                    <w:sz w:val="20"/>
+                  </w:rPr>
+                  <w:t xml:space="preserve">A. Yehezkel, "An Efficient Approach For Enhancing GenAI Trustworthiness," IEEE, 2024. </w:t>
+                </w:r>
+              </w:p>
+            </w:tc>
+          </w:tr>
+          <w:tr>
+            <w:trPr>
+              <w:divId w:val="37241510"/>
+              <w:trHeight w:val="283"/>
+              <w:tblCellSpacing w:w="15" w:type="dxa"/>
+            </w:trPr>
+            <w:tc>
+              <w:tcPr>
+                <w:tcW w:w="0" w:type="auto"/>
+                <w:hideMark/>
+              </w:tcPr>
+              <w:p>
+                <w:pPr>
+                  <w:pStyle w:val="Bibliography"/>
+                  <w:rPr>
+                    <w:rFonts w:ascii="Times New Roman" w:hAnsi="Times New Roman" w:cs="Times New Roman"/>
+                    <w:noProof/>
+                    <w:sz w:val="20"/>
+                    <w:szCs w:val="20"/>
+                  </w:rPr>
+                </w:pPr>
+                <w:r>
+                  <w:rPr>
+                    <w:rFonts w:ascii="Times New Roman" w:hAnsi="Times New Roman" w:cs="Times New Roman"/>
+                    <w:noProof/>
+                    <w:sz w:val="20"/>
+                    <w:szCs w:val="20"/>
+                  </w:rPr>
+                  <w:t xml:space="preserve">[2] </w:t>
+                </w:r>
+              </w:p>
+            </w:tc>
+            <w:tc>
+              <w:tcPr>
+                <w:tcW w:w="4661" w:type="dxa"/>
+                <w:hideMark/>
+              </w:tcPr>
+              <w:p>
+                <w:pPr>
+                  <w:pStyle w:val="Bibliography"/>
+                  <w:spacing w:line="240" w:lineRule="auto"/>
+                  <w:rPr>
+                    <w:rFonts w:ascii="Times New Roman" w:hAnsi="Times New Roman" w:cs="Times New Roman"/>
+                    <w:sz w:val="20"/>
+                  </w:rPr>
+                </w:pPr>
+                <w:r>
+                  <w:rPr>
+                    <w:rFonts w:ascii="Times New Roman" w:hAnsi="Times New Roman" w:cs="Times New Roman"/>
+                    <w:sz w:val="20"/>
+                  </w:rPr>
+                  <w:t xml:space="preserve">S. E. Robertson, S. Walker, S. Jones, M. M. Hancock-Beaulieu, and M. Gatford, "Okapi at TREC-3," in Proc. Third Text REtrieval Conf. (TREC-3), 1994. </w:t>
+                </w:r>
+              </w:p>
+            </w:tc>
+          </w:tr>
+          <w:tr>
+            <w:trPr>
+              <w:divId w:val="37241510"/>
+              <w:trHeight w:val="283"/>
+              <w:tblCellSpacing w:w="15" w:type="dxa"/>
+            </w:trPr>
+            <w:tc>
+              <w:tcPr>
+                <w:tcW w:w="0" w:type="auto"/>
+                <w:hideMark/>
+              </w:tcPr>
+              <w:p>
+                <w:pPr>
+                  <w:pStyle w:val="Bibliography"/>
+                  <w:rPr>
+                    <w:rFonts w:ascii="Times New Roman" w:hAnsi="Times New Roman" w:cs="Times New Roman"/>
+                    <w:noProof/>
+                    <w:sz w:val="20"/>
+                    <w:szCs w:val="20"/>
+                  </w:rPr>
+                </w:pPr>
+                <w:r>
+                  <w:rPr>
+                    <w:rFonts w:ascii="Times New Roman" w:hAnsi="Times New Roman" w:cs="Times New Roman"/>
+                    <w:noProof/>
+                    <w:sz w:val="20"/>
+                    <w:szCs w:val="20"/>
+                  </w:rPr>
+                  <w:t xml:space="preserve">[3] </w:t>
+                </w:r>
+              </w:p>
+            </w:tc>
+            <w:tc>
+              <w:tcPr>
+                <w:tcW w:w="4661" w:type="dxa"/>
+                <w:hideMark/>
+              </w:tcPr>
+              <w:p>
+                <w:pPr>
+                  <w:pStyle w:val="Bibliography"/>
+                  <w:spacing w:line="240" w:lineRule="auto"/>
+                  <w:rPr>
+                    <w:rFonts w:ascii="Times New Roman" w:hAnsi="Times New Roman" w:cs="Times New Roman"/>
+                    <w:sz w:val="20"/>
+                  </w:rPr>
+                </w:pPr>
+                <w:r>
+                  <w:rPr>
+                    <w:rFonts w:ascii="Times New Roman" w:hAnsi="Times New Roman" w:cs="Times New Roman"/>
+                    <w:sz w:val="20"/>
+                  </w:rPr>
+                  <w:t xml:space="preserve">P. Lewis et al., "Retrieval-Augmented Generation for Knowledge-Intensive NLP Tasks," in Adv. Neural Inf. Process. Syst. (NeurIPS), 2020. </w:t>
+                </w:r>
+              </w:p>
+            </w:tc>
+          </w:tr>
+          <w:tr>
+            <w:trPr>
+              <w:divId w:val="37241510"/>
+              <w:trHeight w:val="283"/>
+              <w:tblCellSpacing w:w="15" w:type="dxa"/>
+            </w:trPr>
+            <w:tc>
+              <w:tcPr>
+                <w:tcW w:w="0" w:type="auto"/>
+                <w:hideMark/>
+              </w:tcPr>
+              <w:p>
+                <w:pPr>
+                  <w:pStyle w:val="Bibliography"/>
+                  <w:rPr>
+                    <w:rFonts w:ascii="Times New Roman" w:hAnsi="Times New Roman" w:cs="Times New Roman"/>
+                    <w:noProof/>
+                    <w:sz w:val="20"/>
+                    <w:szCs w:val="20"/>
+                  </w:rPr>
+                </w:pPr>
+                <w:r>
+                  <w:rPr>
+                    <w:rFonts w:ascii="Times New Roman" w:hAnsi="Times New Roman" w:cs="Times New Roman"/>
+                    <w:noProof/>
+                    <w:sz w:val="20"/>
+                    <w:szCs w:val="20"/>
+                  </w:rPr>
+                  <w:t xml:space="preserve">[4] </w:t>
+                </w:r>
+              </w:p>
+            </w:tc>
+            <w:tc>
+              <w:tcPr>
+                <w:tcW w:w="4661" w:type="dxa"/>
+                <w:hideMark/>
+              </w:tcPr>
+              <w:p>
+                <w:pPr>
+                  <w:pStyle w:val="Bibliography"/>
+                  <w:spacing w:line="240" w:lineRule="auto"/>
+                  <w:rPr>
+                    <w:rFonts w:ascii="Times New Roman" w:hAnsi="Times New Roman" w:cs="Times New Roman"/>
+                    <w:sz w:val="20"/>
+                  </w:rPr>
+                </w:pPr>
+                <w:r>
+                  <w:rPr>
+                    <w:rFonts w:ascii="Times New Roman" w:hAnsi="Times New Roman" w:cs="Times New Roman"/>
+                    <w:sz w:val="20"/>
+                  </w:rPr>
+                  <w:t xml:space="preserve">A. Z. Broder, "On the resemblance and containment of documents," in Proc. Compression and Complexity of Sequences, 1997. </w:t>
+                </w:r>
+              </w:p>
+            </w:tc>
+          </w:tr>
+          <w:tr>
+            <w:trPr>
+              <w:divId w:val="37241510"/>
+              <w:trHeight w:val="283"/>
+              <w:tblCellSpacing w:w="15" w:type="dxa"/>
+            </w:trPr>
+            <w:tc>
+              <w:tcPr>
+                <w:tcW w:w="0" w:type="auto"/>
+                <w:hideMark/>
+              </w:tcPr>
+              <w:p>
+                <w:pPr>
+                  <w:pStyle w:val="Bibliography"/>
+                  <w:rPr>
+                    <w:rFonts w:ascii="Times New Roman" w:hAnsi="Times New Roman" w:cs="Times New Roman"/>
+                    <w:noProof/>
+                    <w:sz w:val="20"/>
+                    <w:szCs w:val="20"/>
+                  </w:rPr>
+                </w:pPr>
+                <w:r>
+                  <w:rPr>
+                    <w:rFonts w:ascii="Times New Roman" w:hAnsi="Times New Roman" w:cs="Times New Roman"/>
+                    <w:noProof/>
+                    <w:sz w:val="20"/>
+                    <w:szCs w:val="20"/>
+                  </w:rPr>
+                  <w:lastRenderedPageBreak/>
+                  <w:t xml:space="preserve">[5] </w:t>
+                </w:r>
+              </w:p>
+            </w:tc>
+            <w:tc>
+              <w:tcPr>
+                <w:tcW w:w="4661" w:type="dxa"/>
+                <w:hideMark/>
+              </w:tcPr>
+              <w:p>
+                <w:pPr>
+                  <w:pStyle w:val="Bibliography"/>
+                  <w:spacing w:line="240" w:lineRule="auto"/>
+                  <w:rPr>
+                    <w:rFonts w:ascii="Times New Roman" w:hAnsi="Times New Roman" w:cs="Times New Roman"/>
+                    <w:sz w:val="20"/>
+                  </w:rPr>
+                </w:pPr>
+                <w:r>
+                  <w:rPr>
+                    <w:rFonts w:ascii="Times New Roman" w:hAnsi="Times New Roman" w:cs="Times New Roman"/>
+                    <w:sz w:val="20"/>
+                  </w:rPr>
+                  <w:t xml:space="preserve">W. B. Johnson and J. Lindenstrauss, "Extensions of Lipschitz mappings into a Hilbert space," Contemporary Mathematics, vol. 26, pp. 189–206, 1984. </w:t>
+                </w:r>
+              </w:p>
+            </w:tc>
+          </w:tr>
+          <w:tr>
+            <w:trPr>
+              <w:divId w:val="37241510"/>
+              <w:trHeight w:val="283"/>
+              <w:tblCellSpacing w:w="15" w:type="dxa"/>
+            </w:trPr>
+            <w:tc>
+              <w:tcPr>
+                <w:tcW w:w="0" w:type="auto"/>
+                <w:hideMark/>
+              </w:tcPr>
+              <w:p>
+                <w:pPr>
+                  <w:pStyle w:val="Bibliography"/>
+                  <w:rPr>
+                    <w:rFonts w:ascii="Times New Roman" w:hAnsi="Times New Roman" w:cs="Times New Roman"/>
+                    <w:noProof/>
+                    <w:sz w:val="20"/>
+                    <w:szCs w:val="20"/>
+                  </w:rPr>
+                </w:pPr>
+                <w:r>
+                  <w:rPr>
+                    <w:rFonts w:ascii="Times New Roman" w:hAnsi="Times New Roman" w:cs="Times New Roman"/>
+                    <w:noProof/>
+                    <w:sz w:val="20"/>
+                    <w:szCs w:val="20"/>
+                  </w:rPr>
+                  <w:t xml:space="preserve">[6] </w:t>
+                </w:r>
+              </w:p>
+            </w:tc>
+            <w:tc>
+              <w:tcPr>
+                <w:tcW w:w="4661" w:type="dxa"/>
+                <w:hideMark/>
+              </w:tcPr>
+              <w:p>
+                <w:pPr>
+                  <w:pStyle w:val="Bibliography"/>
+                  <w:spacing w:line="240" w:lineRule="auto"/>
+                  <w:rPr>
+                    <w:rFonts w:ascii="Times New Roman" w:hAnsi="Times New Roman" w:cs="Times New Roman"/>
+                    <w:sz w:val="20"/>
+                  </w:rPr>
+                </w:pPr>
+                <w:r>
+                  <w:rPr>
+                    <w:rFonts w:ascii="Times New Roman" w:hAnsi="Times New Roman" w:cs="Times New Roman"/>
+                    <w:sz w:val="20"/>
+                  </w:rPr>
+                  <w:t xml:space="preserve">R. Moulton and Y. Jiang, "Maximally Consistent Sampling and the Jaccard Index of Probability Distributions," in Proc. IEEE Int. Conf. Data Mining (ICDM), 2018, pp. 347–356. </w:t>
+                </w:r>
+              </w:p>
+            </w:tc>
+          </w:tr>
+          <w:tr>
+            <w:trPr>
+              <w:divId w:val="37241510"/>
+              <w:trHeight w:val="283"/>
+              <w:tblCellSpacing w:w="15" w:type="dxa"/>
+            </w:trPr>
+            <w:tc>
+              <w:tcPr>
+                <w:tcW w:w="0" w:type="auto"/>
+                <w:hideMark/>
+              </w:tcPr>
+              <w:p>
+                <w:pPr>
+                  <w:pStyle w:val="Bibliography"/>
+                  <w:rPr>
+                    <w:rFonts w:ascii="Times New Roman" w:hAnsi="Times New Roman" w:cs="Times New Roman"/>
+                    <w:noProof/>
+                    <w:sz w:val="20"/>
+                    <w:szCs w:val="20"/>
+                  </w:rPr>
+                </w:pPr>
+                <w:r>
+                  <w:rPr>
+                    <w:rFonts w:ascii="Times New Roman" w:hAnsi="Times New Roman" w:cs="Times New Roman"/>
+                    <w:noProof/>
+                    <w:sz w:val="20"/>
+                    <w:szCs w:val="20"/>
+                  </w:rPr>
+                  <w:t xml:space="preserve">[7] </w:t>
+                </w:r>
+              </w:p>
+            </w:tc>
+            <w:tc>
+              <w:tcPr>
+                <w:tcW w:w="4661" w:type="dxa"/>
+                <w:hideMark/>
+              </w:tcPr>
+              <w:p>
+                <w:pPr>
+                  <w:pStyle w:val="Bibliography"/>
+                  <w:spacing w:line="240" w:lineRule="auto"/>
+                  <w:rPr>
+                    <w:rFonts w:ascii="Times New Roman" w:hAnsi="Times New Roman" w:cs="Times New Roman"/>
+                    <w:sz w:val="20"/>
+                  </w:rPr>
+                </w:pPr>
+                <w:r>
+                  <w:rPr>
+                    <w:rFonts w:ascii="Times New Roman" w:hAnsi="Times New Roman" w:cs="Times New Roman"/>
+                    <w:sz w:val="20"/>
+                  </w:rPr>
+                  <w:t xml:space="preserve">O. Ertl, "ProbMinHash – A Class of Locality-Sensitive Hash Algorithms for the (Probability) Jaccard Similarity," IEEE Trans. Knowl. Data Eng., vol. 34, no. 7, pp. 3499–3513, Jul. 2022. </w:t>
+                </w:r>
+              </w:p>
+            </w:tc>
+          </w:tr>
+          <w:tr>
+            <w:trPr>
+              <w:divId w:val="37241510"/>
+              <w:trHeight w:val="283"/>
+              <w:tblCellSpacing w:w="15" w:type="dxa"/>
+            </w:trPr>
+            <w:tc>
+              <w:tcPr>
+                <w:tcW w:w="0" w:type="auto"/>
+                <w:hideMark/>
+              </w:tcPr>
+              <w:p>
+                <w:pPr>
+                  <w:pStyle w:val="Bibliography"/>
+                  <w:rPr>
+                    <w:rFonts w:ascii="Times New Roman" w:hAnsi="Times New Roman" w:cs="Times New Roman"/>
+                    <w:noProof/>
+                    <w:sz w:val="20"/>
+                    <w:szCs w:val="20"/>
+                  </w:rPr>
+                </w:pPr>
+                <w:r>
+                  <w:rPr>
+                    <w:rFonts w:ascii="Times New Roman" w:hAnsi="Times New Roman" w:cs="Times New Roman"/>
+                    <w:noProof/>
+                    <w:sz w:val="20"/>
+                    <w:szCs w:val="20"/>
+                  </w:rPr>
+                  <w:t xml:space="preserve">[8] </w:t>
+                </w:r>
+              </w:p>
+            </w:tc>
+            <w:tc>
+              <w:tcPr>
+                <w:tcW w:w="4661" w:type="dxa"/>
+                <w:hideMark/>
+              </w:tcPr>
+              <w:p>
+                <w:pPr>
+                  <w:pStyle w:val="Bibliography"/>
+                  <w:spacing w:line="240" w:lineRule="auto"/>
+                  <w:rPr>
+                    <w:rFonts w:ascii="Times New Roman" w:hAnsi="Times New Roman" w:cs="Times New Roman"/>
+                    <w:sz w:val="20"/>
+                  </w:rPr>
+                </w:pPr>
+                <w:r>
+                  <w:rPr>
+                    <w:rFonts w:ascii="Times New Roman" w:hAnsi="Times New Roman" w:cs="Times New Roman"/>
+                    <w:sz w:val="20"/>
+                  </w:rPr>
+                  <w:t xml:space="preserve">Y. Li and H. Wu, "A Clustering Method Based on K-Means Algorithm," 2012. </w:t>
+                </w:r>
+              </w:p>
+            </w:tc>
+          </w:tr>
+          <w:tr>
+            <w:trPr>
+              <w:divId w:val="37241510"/>
+              <w:trHeight w:val="283"/>
+              <w:tblCellSpacing w:w="15" w:type="dxa"/>
+            </w:trPr>
+            <w:tc>
+              <w:tcPr>
+                <w:tcW w:w="0" w:type="auto"/>
+                <w:hideMark/>
+              </w:tcPr>
+              <w:p>
+                <w:pPr>
+                  <w:pStyle w:val="Bibliography"/>
+                  <w:rPr>
+                    <w:rFonts w:ascii="Times New Roman" w:hAnsi="Times New Roman" w:cs="Times New Roman"/>
+                    <w:noProof/>
+                    <w:sz w:val="20"/>
+                    <w:szCs w:val="20"/>
+                  </w:rPr>
+                </w:pPr>
+                <w:r>
+                  <w:rPr>
+                    <w:rFonts w:ascii="Times New Roman" w:hAnsi="Times New Roman" w:cs="Times New Roman"/>
+                    <w:noProof/>
+                    <w:sz w:val="20"/>
+                    <w:szCs w:val="20"/>
+                  </w:rPr>
+                  <w:t xml:space="preserve">[9] </w:t>
+                </w:r>
+              </w:p>
+            </w:tc>
+            <w:tc>
+              <w:tcPr>
+                <w:tcW w:w="4661" w:type="dxa"/>
+                <w:hideMark/>
+              </w:tcPr>
+              <w:p>
+                <w:pPr>
+                  <w:pStyle w:val="Bibliography"/>
+                  <w:spacing w:line="240" w:lineRule="auto"/>
+                  <w:rPr>
+                    <w:rFonts w:ascii="Times New Roman" w:hAnsi="Times New Roman" w:cs="Times New Roman"/>
+                    <w:sz w:val="20"/>
+                  </w:rPr>
+                </w:pPr>
+                <w:r>
+                  <w:rPr>
+                    <w:rFonts w:ascii="Times New Roman" w:hAnsi="Times New Roman" w:cs="Times New Roman"/>
+                    <w:sz w:val="20"/>
+                  </w:rPr>
+                  <w:t xml:space="preserve">P. Indyk and R. Motwani, "Approximate nearest neighbors: towards removing the curse of dimensionality," in Proc. 30th Annu. ACM Symp. Theory Comput. (STOC), 1998, pp. 604–613. </w:t>
+                </w:r>
+              </w:p>
+            </w:tc>
+          </w:tr>
+          <w:tr>
+            <w:trPr>
+              <w:divId w:val="37241510"/>
+              <w:trHeight w:val="283"/>
+              <w:tblCellSpacing w:w="15" w:type="dxa"/>
+            </w:trPr>
+            <w:tc>
+              <w:tcPr>
+                <w:tcW w:w="0" w:type="auto"/>
+                <w:hideMark/>
+              </w:tcPr>
+              <w:p>
+                <w:pPr>
+                  <w:pStyle w:val="Bibliography"/>
+                  <w:rPr>
+                    <w:rFonts w:ascii="Times New Roman" w:hAnsi="Times New Roman" w:cs="Times New Roman"/>
+                    <w:noProof/>
+                    <w:sz w:val="20"/>
+                    <w:szCs w:val="20"/>
+                  </w:rPr>
+                </w:pPr>
+                <w:r>
+                  <w:rPr>
+                    <w:rFonts w:ascii="Times New Roman" w:hAnsi="Times New Roman" w:cs="Times New Roman"/>
+                    <w:noProof/>
+                    <w:sz w:val="20"/>
+                    <w:szCs w:val="20"/>
+                  </w:rPr>
+                  <w:t xml:space="preserve">[10] </w:t>
+                </w:r>
+              </w:p>
+            </w:tc>
+            <w:tc>
+              <w:tcPr>
+                <w:tcW w:w="4661" w:type="dxa"/>
+                <w:hideMark/>
+              </w:tcPr>
+              <w:p>
+                <w:pPr>
+                  <w:pStyle w:val="Bibliography"/>
+                  <w:spacing w:line="240" w:lineRule="auto"/>
+                  <w:rPr>
+                    <w:rFonts w:ascii="Times New Roman" w:hAnsi="Times New Roman" w:cs="Times New Roman"/>
+                    <w:sz w:val="20"/>
+                  </w:rPr>
+                </w:pPr>
+                <w:r>
+                  <w:rPr>
+                    <w:rFonts w:ascii="Times New Roman" w:hAnsi="Times New Roman" w:cs="Times New Roman"/>
+                    <w:sz w:val="20"/>
+                  </w:rPr>
+                  <w:t xml:space="preserve">J. Leskovec, A. Rajaraman, and J. D. Ullman, Mining of Massive Datasets, 2nd ed. Cambridge, U.K.: Cambridge Univ. Press, 2014. </w:t>
+                </w:r>
+              </w:p>
+            </w:tc>
+          </w:tr>
+          <w:tr>
+            <w:trPr>
+              <w:divId w:val="37241510"/>
+              <w:trHeight w:val="283"/>
+              <w:tblCellSpacing w:w="15" w:type="dxa"/>
+            </w:trPr>
+            <w:tc>
+              <w:tcPr>
+                <w:tcW w:w="0" w:type="auto"/>
+                <w:hideMark/>
+              </w:tcPr>
+              <w:p>
+                <w:pPr>
+                  <w:pStyle w:val="Bibliography"/>
+                  <w:rPr>
+                    <w:rFonts w:ascii="Times New Roman" w:hAnsi="Times New Roman" w:cs="Times New Roman"/>
+                    <w:noProof/>
+                    <w:sz w:val="20"/>
+                    <w:szCs w:val="20"/>
+                  </w:rPr>
+                </w:pPr>
+                <w:r>
+                  <w:rPr>
+                    <w:rFonts w:ascii="Times New Roman" w:hAnsi="Times New Roman" w:cs="Times New Roman"/>
+                    <w:noProof/>
+                    <w:sz w:val="20"/>
+                    <w:szCs w:val="20"/>
+                  </w:rPr>
+                  <w:t xml:space="preserve">[11] </w:t>
+                </w:r>
+              </w:p>
+            </w:tc>
+            <w:tc>
+              <w:tcPr>
+                <w:tcW w:w="4661" w:type="dxa"/>
+                <w:hideMark/>
+              </w:tcPr>
+              <w:p>
+                <w:pPr>
+                  <w:pStyle w:val="Bibliography"/>
+                  <w:spacing w:line="240" w:lineRule="auto"/>
+                  <w:rPr>
+                    <w:rFonts w:ascii="Times New Roman" w:hAnsi="Times New Roman" w:cs="Times New Roman"/>
+                    <w:sz w:val="20"/>
+                  </w:rPr>
+                </w:pPr>
+                <w:r>
+                  <w:rPr>
+                    <w:rFonts w:ascii="Times New Roman" w:hAnsi="Times New Roman" w:cs="Times New Roman"/>
+                    <w:sz w:val="20"/>
+                  </w:rPr>
+                  <w:t xml:space="preserve">K. Spärck Jones, "A Statistical Interpretation of Term Specificity and Its Application in Retrieval," J. Documentation, vol. 28, no. 1, pp. 11–21, Mar. 1972. </w:t>
+                </w:r>
+              </w:p>
+            </w:tc>
+          </w:tr>
+          <w:tr>
+            <w:trPr>
+              <w:divId w:val="37241510"/>
+              <w:trHeight w:val="283"/>
+              <w:tblCellSpacing w:w="15" w:type="dxa"/>
+            </w:trPr>
+            <w:tc>
+              <w:tcPr>
+                <w:tcW w:w="0" w:type="auto"/>
+                <w:hideMark/>
+              </w:tcPr>
+              <w:p>
+                <w:pPr>
+                  <w:pStyle w:val="Bibliography"/>
+                  <w:rPr>
+                    <w:rFonts w:ascii="Times New Roman" w:hAnsi="Times New Roman" w:cs="Times New Roman"/>
+                    <w:noProof/>
+                    <w:sz w:val="20"/>
+                    <w:szCs w:val="20"/>
+                  </w:rPr>
+                </w:pPr>
+                <w:r>
+                  <w:rPr>
+                    <w:rFonts w:ascii="Times New Roman" w:hAnsi="Times New Roman" w:cs="Times New Roman"/>
+                    <w:noProof/>
+                    <w:sz w:val="20"/>
+                    <w:szCs w:val="20"/>
+                  </w:rPr>
+                  <w:t xml:space="preserve">[12] </w:t>
+                </w:r>
+              </w:p>
+            </w:tc>
+            <w:tc>
+              <w:tcPr>
+                <w:tcW w:w="4661" w:type="dxa"/>
+                <w:hideMark/>
+              </w:tcPr>
+              <w:p>
+                <w:pPr>
+                  <w:pStyle w:val="Bibliography"/>
+                  <w:spacing w:line="240" w:lineRule="auto"/>
+                  <w:rPr>
+                    <w:rFonts w:ascii="Times New Roman" w:hAnsi="Times New Roman" w:cs="Times New Roman"/>
+                    <w:sz w:val="20"/>
+                  </w:rPr>
+                </w:pPr>
+                <w:r>
+                  <w:rPr>
+                    <w:rFonts w:ascii="Times New Roman" w:hAnsi="Times New Roman" w:cs="Times New Roman"/>
+                    <w:sz w:val="20"/>
+                  </w:rPr>
+                  <w:t xml:space="preserve">A. Z. Broder, M. Charikar, A. M. Frieze, and M. Mitzenmacher, "Min-wise independent permutations," in Proc. 30th Annu. ACM Symp. Theory Comput. (STOC), 1998, pp. 327–336. </w:t>
+                </w:r>
+              </w:p>
+            </w:tc>
+          </w:tr>
+        </w:tbl>
+        <w:p>
+          <w:pPr>
+            <w:divId w:val="37241510"/>
+            <w:rPr>
+              <w:rFonts w:eastAsia="Times New Roman"/>
+              <w:noProof/>
+            </w:rPr>
+          </w:pPr>
+        </w:p>
+        <w:p>
+          <w:r>
+            <w:rPr>
+              <w:b/>
+              <w:bCs/>
+            </w:rPr>
+            <w:fldChar w:fldCharType="end"/>
+          </w:r>
+        </w:p>
+      </w:sdtContent>
+    </w:sdt>
+    <w:p>
+      <w:pPr>
+        <w:jc w:val="both"/>
+        <w:rPr>
+          <w:lang w:val="en-US"/>
+        </w:rPr>
+      </w:pPr>
     </w:p>
     <w:sectPr>
       <w:type w:val="continuous"/>
@@ -15193,6 +15836,14 @@
       </w:tblBorders>
     </w:tblPr>
   </w:style>
+  <w:style w:type="paragraph" w:styleId="Bibliography">
+    <w:name w:val="Bibliography"/>
+    <w:basedOn w:val="Normal"/>
+    <w:next w:val="Normal"/>
+    <w:uiPriority w:val="37"/>
+    <w:unhideWhenUsed/>
+    <w:rsid w:val="00465F3D"/>
+  </w:style>
 </w:styles>
 </file>
 
@@ -15521,15 +16172,30 @@
         <b:NameList>
           <b:Person>
             <b:Last>Robertson</b:Last>
+            <b:First>S. E.</b:First>
+          </b:Person>
+          <b:Person>
+            <b:Last>Walker</b:Last>
             <b:First>S.</b:First>
-            <b:Middle>E., Walker, S., Jones, S., Hancock-Beaulieu, M. M., &amp; Gatford, M.</b:Middle>
+          </b:Person>
+          <b:Person>
+            <b:Last>Jones</b:Last>
+            <b:First>S.</b:First>
+          </b:Person>
+          <b:Person>
+            <b:Last>Hancock-Beaulieu</b:Last>
+            <b:First>M. M.</b:First>
+          </b:Person>
+          <b:Person>
+            <b:Last>Gatford</b:Last>
+            <b:First>M.</b:First>
           </b:Person>
         </b:NameList>
       </b:Author>
     </b:Author>
-    <b:Title>Proceedings of the Third Text REtrieval Converence</b:Title>
+    <b:Title>Okapi at TREC-3</b:Title>
     <b:Year>1994</b:Year>
-    <b:ConferenceName>TREC-3</b:ConferenceName>
+    <b:ConferenceName>Proc. Third Text REtrieval Conf. (TREC-3)</b:ConferenceName>
     <b:RefOrder>2</b:RefOrder>
   </b:Source>
   <b:Source>
@@ -15541,35 +16207,57 @@
         <b:NameList>
           <b:Person>
             <b:Last>Lewis</b:Last>
-            <b:First>P.,</b:First>
-            <b:Middle>Perez, E., Piktus, A., Petroni, F., Karpukhin, V., Goyal, N., Kiela, D.</b:Middle>
+            <b:First>Patrick</b:First>
+          </b:Person>
+          <b:Person>
+            <b:Last>Perez</b:Last>
+            <b:First>Ethan</b:First>
+          </b:Person>
+          <b:Person>
+            <b:Last>Piktus</b:Last>
+            <b:First>Aleksandra</b:First>
+          </b:Person>
+          <b:Person>
+            <b:Last>Petroni</b:Last>
+            <b:First>Fabio</b:First>
+          </b:Person>
+          <b:Person>
+            <b:Last>Karpukhin</b:Last>
+            <b:First>Vladimir</b:First>
+          </b:Person>
+          <b:Person>
+            <b:Last>Goyal</b:Last>
+            <b:First>Naman</b:First>
+          </b:Person>
+          <b:Person>
+            <b:Last>Kiela</b:Last>
+            <b:First>Douwe</b:First>
           </b:Person>
         </b:NameList>
       </b:Author>
     </b:Author>
-    <b:Title>Retrieval-Augmented Generation for Knowledge-Intensive NLP Tasks.</b:Title>
-    <b:ConferenceName>Advances in Neural Information Processing Systems (NeurIPS).</b:ConferenceName>
+    <b:Title>Retrieval-Augmented Generation for Knowledge-Intensive NLP Tasks</b:Title>
+    <b:ConferenceName>Advances in Neural Information Processing Systems (NeurIPS)</b:ConferenceName>
     <b:Year>2020</b:Year>
     <b:RefOrder>3</b:RefOrder>
   </b:Source>
   <b:Source>
     <b:Tag>Bro97</b:Tag>
-    <b:SourceType>JournalArticle</b:SourceType>
+    <b:SourceType>ConferenceProceedings</b:SourceType>
     <b:Guid>{70201591-50E3-2F4A-9954-D693109A551A}</b:Guid>
     <b:Author>
       <b:Author>
         <b:NameList>
           <b:Person>
             <b:Last>Broder</b:Last>
-            <b:First>A.</b:First>
-            <b:Middle>Z. (1997)</b:Middle>
+            <b:First>Andrei Z.</b:First>
           </b:Person>
         </b:NameList>
       </b:Author>
     </b:Author>
-    <b:Title>On the resemblance and containment of documents. In Compression and Complexity of Sequences</b:Title>
+    <b:Title>On the resemblance and containment of documents</b:Title>
     <b:Year>1997</b:Year>
-    <b:JournalName>IEEE</b:JournalName>
+    <b:ConferenceName>Proc. Compression and Complexity of Sequences</b:ConferenceName>
     <b:RefOrder>4</b:RefOrder>
   </b:Source>
   <b:Source>
@@ -15581,54 +16269,45 @@
         <b:NameList>
           <b:Person>
             <b:Last>Johnson</b:Last>
-            <b:First>W.</b:First>
-            <b:Middle>B., &amp; Lindenstrauss, J.</b:Middle>
+            <b:First>William B.</b:First>
+          </b:Person>
+          <b:Person>
+            <b:Last>Lindenstrauss</b:Last>
+            <b:First>Joram</b:First>
           </b:Person>
         </b:NameList>
       </b:Author>
     </b:Author>
     <b:Title>Extensions of Lipschitz mappings into a Hilbert space</b:Title>
     <b:Year>1984</b:Year>
+    <b:JournalName>Contemporary Mathematics</b:JournalName>
+    <b:Volume>26</b:Volume>
+    <b:Pages>189–206</b:Pages>
     <b:RefOrder>5</b:RefOrder>
   </b:Source>
   <b:Source>
-    <b:Tag>AZB97</b:Tag>
-    <b:SourceType>JournalArticle</b:SourceType>
-    <b:Guid>{0BB4DEE1-FDC3-5048-A3AD-505FEF1CD741}</b:Guid>
-    <b:Author>
-      <b:Author>
-        <b:NameList>
-          <b:Person>
-            <b:Last>Broder</b:Last>
-            <b:First>A.</b:First>
-            <b:Middle>Z.</b:Middle>
-          </b:Person>
-        </b:NameList>
-      </b:Author>
-    </b:Author>
-    <b:Title>On the resemblance and containment of documents</b:Title>
-    <b:Year>1997</b:Year>
-    <b:RefOrder>6</b:RefOrder>
-  </b:Source>
-  <b:Source>
     <b:Tag>Rya18</b:Tag>
-    <b:SourceType>JournalArticle</b:SourceType>
+    <b:SourceType>ConferenceProceedings</b:SourceType>
     <b:Guid>{19E39D24-1A80-D742-9115-1450C08932E3}</b:Guid>
     <b:Author>
       <b:Author>
         <b:NameList>
           <b:Person>
-            <b:Last>Ryan Moulton</b:Last>
+            <b:Last>Moulton</b:Last>
+            <b:First>Ryan</b:First>
+          </b:Person>
+          <b:Person>
+            <b:Last>Jiang</b:Last>
             <b:First>Yunjiang</b:First>
-            <b:Middle>Jiang</b:Middle>
           </b:Person>
         </b:NameList>
       </b:Author>
     </b:Author>
     <b:Title>Maximally Consistent Sampling and the Jaccard Index of Probability Distributions</b:Title>
-    <b:JournalName>IEEE</b:JournalName>
+    <b:ConferenceName>Proc. IEEE Int. Conf. Data Mining (ICDM)</b:ConferenceName>
     <b:Year>2018</b:Year>
-    <b:RefOrder>7</b:RefOrder>
+    <b:Pages>347–356</b:Pages>
+    <b:RefOrder>6</b:RefOrder>
   </b:Source>
   <b:Source>
     <b:Tag>Otm20</b:Tag>
@@ -15645,8 +16324,12 @@
       </b:Author>
     </b:Author>
     <b:Title>ProbMinHash – A Class of Locality-Sensitive Hash Algorithms for the (Probability) Jaccard Similarity</b:Title>
-    <b:Year>2020</b:Year>
-    <b:RefOrder>8</b:RefOrder>
+    <b:Year>2022</b:Year>
+    <b:JournalName>IEEE Trans. Knowl. Data Eng.</b:JournalName>
+    <b:Volume>34</b:Volume>
+    <b:Issue>7</b:Issue>
+    <b:Pages>3499–3513</b:Pages>
+    <b:RefOrder>7</b:RefOrder>
   </b:Source>
   <b:Source>
     <b:Tag>YLi12</b:Tag>
@@ -15656,54 +16339,70 @@
       <b:Author>
         <b:NameList>
           <b:Person>
+            <b:Last>Li</b:Last>
+            <b:First>Y.</b:First>
+          </b:Person>
+          <b:Person>
             <b:Last>Wu</b:Last>
-            <b:First>Y.</b:First>
-            <b:Middle>Li and H.</b:Middle>
+            <b:First>H.</b:First>
           </b:Person>
         </b:NameList>
       </b:Author>
     </b:Author>
-    <b:Title>A Clustering Method Based on K-Means Algorithm,</b:Title>
+    <b:Title>A Clustering Method Based on K-Means Algorithm</b:Title>
     <b:Year>2012</b:Year>
-    <b:RefOrder>9</b:RefOrder>
+    <b:RefOrder>8</b:RefOrder>
   </b:Source>
   <b:Source>
     <b:Tag>Pio98</b:Tag>
-    <b:SourceType>JournalArticle</b:SourceType>
+    <b:SourceType>ConferenceProceedings</b:SourceType>
     <b:Guid>{45366024-BE0D-DB4D-9148-8BA5FDAC92BD}</b:Guid>
     <b:Author>
       <b:Author>
         <b:NameList>
           <b:Person>
-            <b:Last>Piotr Indyk</b:Last>
+            <b:Last>Indyk</b:Last>
+            <b:First>Piotr</b:First>
+          </b:Person>
+          <b:Person>
+            <b:Last>Motwani</b:Last>
             <b:First>Rajeev</b:First>
-            <b:Middle>Motwani</b:Middle>
           </b:Person>
         </b:NameList>
       </b:Author>
     </b:Author>
     <b:Title>Approximate nearest neighbors: towards removing the curse of dimensionality</b:Title>
     <b:Year>1998</b:Year>
-    <b:RefOrder>10</b:RefOrder>
+    <b:ConferenceName>Proc. 30th Annu. ACM Symp. Theory Comput. (STOC)</b:ConferenceName>
+    <b:Pages>604–613</b:Pages>
+    <b:RefOrder>9</b:RefOrder>
   </b:Source>
   <b:Source>
     <b:Tag>Jur14</b:Tag>
-    <b:SourceType>JournalArticle</b:SourceType>
+    <b:SourceType>Book</b:SourceType>
     <b:Guid>{C6BD54BF-F7F0-4242-BAFA-6F7100A4E69D}</b:Guid>
     <b:Author>
       <b:Author>
         <b:NameList>
           <b:Person>
-            <b:Last>Jure Leskovec</b:Last>
+            <b:Last>Leskovec</b:Last>
+            <b:First>Jure</b:First>
+          </b:Person>
+          <b:Person>
+            <b:Last>Rajaraman</b:Last>
             <b:First>Anand</b:First>
-            <b:Middle>Rajaraman, Jeffrey D. Ullman</b:Middle>
+          </b:Person>
+          <b:Person>
+            <b:Last>Ullman</b:Last>
+            <b:First>Jeffrey D.</b:First>
           </b:Person>
         </b:NameList>
       </b:Author>
     </b:Author>
     <b:Title>Mining of Massive Datasets</b:Title>
     <b:Year>2014</b:Year>
-    <b:RefOrder>11</b:RefOrder>
+    <b:Publisher>Cambridge University Press</b:Publisher>
+    <b:RefOrder>10</b:RefOrder>
   </b:Source>
   <b:Source>
     <b:Tag>Kar72</b:Tag>
@@ -15713,35 +16412,51 @@
       <b:Author>
         <b:NameList>
           <b:Person>
-            <b:Last>Jones</b:Last>
+            <b:Last>Spärck Jones</b:Last>
             <b:First>Karen</b:First>
-            <b:Middle>Spärck</b:Middle>
           </b:Person>
         </b:NameList>
       </b:Author>
     </b:Author>
     <b:Title>A Statistical Interpretation of Term Specificity and Its Application in Retrieval</b:Title>
     <b:Year>1972</b:Year>
-    <b:RefOrder>12</b:RefOrder>
+    <b:JournalName>J. Documentation</b:JournalName>
+    <b:Volume>28</b:Volume>
+    <b:Issue>1</b:Issue>
+    <b:Pages>11–21</b:Pages>
+    <b:RefOrder>11</b:RefOrder>
   </b:Source>
   <b:Source>
     <b:Tag>And98</b:Tag>
-    <b:SourceType>JournalArticle</b:SourceType>
+    <b:SourceType>ConferenceProceedings</b:SourceType>
     <b:Guid>{65AF33B7-1258-D44A-B553-B7F5E5AFF233}</b:Guid>
     <b:Author>
       <b:Author>
         <b:NameList>
           <b:Person>
-            <b:Last>Andrei Z. Broder</b:Last>
+            <b:Last>Broder</b:Last>
+            <b:First>Andrei Z.</b:First>
+          </b:Person>
+          <b:Person>
+            <b:Last>Charikar</b:Last>
             <b:First>Moses</b:First>
-            <b:Middle>Charikar, Alan M. Frieze, Michael Mitzenmacher</b:Middle>
+          </b:Person>
+          <b:Person>
+            <b:Last>Frieze</b:Last>
+            <b:First>Alan M.</b:First>
+          </b:Person>
+          <b:Person>
+            <b:Last>Mitzenmacher</b:Last>
+            <b:First>Michael</b:First>
           </b:Person>
         </b:NameList>
       </b:Author>
     </b:Author>
     <b:Title>Min-wise independent permutations</b:Title>
     <b:Year>1998</b:Year>
-    <b:RefOrder>13</b:RefOrder>
+    <b:ConferenceName>Proc. 30th Annu. ACM Symp. Theory Comput. (STOC)</b:ConferenceName>
+    <b:Pages>327–336</b:Pages>
+    <b:RefOrder>12</b:RefOrder>
   </b:Source>
 </b:Sources>
 </file>
